--- a/PSD.docx
+++ b/PSD.docx
@@ -3,6 +3,9 @@
 <w:document xmlns:wpc="http://schemas.microsoft.com/office/word/2010/wordprocessingCanvas" xmlns:cx="http://schemas.microsoft.com/office/drawing/2014/chartex" xmlns:cx1="http://schemas.microsoft.com/office/drawing/2015/9/8/chartex" xmlns:cx2="http://schemas.microsoft.com/office/drawing/2015/10/21/chartex" xmlns:cx3="http://schemas.microsoft.com/office/drawing/2016/5/9/chartex" xmlns:cx4="http://schemas.microsoft.com/office/drawing/2016/5/10/chartex" xmlns:cx5="http://schemas.microsoft.com/office/drawing/2016/5/11/chartex" xmlns:cx6="http://schemas.microsoft.com/office/drawing/2016/5/12/chartex" xmlns:cx7="http://schemas.microsoft.com/office/drawing/2016/5/13/chartex" xmlns:cx8="http://schemas.microsoft.com/office/drawing/2016/5/14/chartex" xmlns:mc="http://schemas.openxmlformats.org/markup-compatibility/2006" xmlns:aink="http://schemas.microsoft.com/office/drawing/2016/ink" xmlns:am3d="http://schemas.microsoft.com/office/drawing/2017/model3d" xmlns:o="urn:schemas-microsoft-com:office:office" xmlns:oel="http://schemas.microsoft.com/office/2019/extlst" xmlns:r="http://schemas.openxmlformats.org/officeDocument/2006/relationships" xmlns:m="http://schemas.openxmlformats.org/officeDocument/2006/math" xmlns:v="urn:schemas-microsoft-com:vml" xmlns:wp14="http://schemas.microsoft.com/office/word/2010/wordprocessingDrawing" xmlns:wp="http://schemas.openxmlformats.org/drawingml/2006/wordprocessingDrawing" xmlns:w10="urn:schemas-microsoft-com:office:word" xmlns:w="http://schemas.openxmlformats.org/wordprocessingml/2006/main" xmlns:w14="http://schemas.microsoft.com/office/word/2010/wordml" xmlns:w15="http://schemas.microsoft.com/office/word/2012/wordml" xmlns:w16cex="http://schemas.microsoft.com/office/word/2018/wordml/cex" xmlns:w16cid="http://schemas.microsoft.com/office/word/2016/wordml/cid" xmlns:w16="http://schemas.microsoft.com/office/word/2018/wordml" xmlns:w16du="http://schemas.microsoft.com/office/word/2023/wordml/word16du" xmlns:w16sdtdh="http://schemas.microsoft.com/office/word/2020/wordml/sdtdatahash" xmlns:w16sdtfl="http://schemas.microsoft.com/office/word/2024/wordml/sdtformatlock" xmlns:w16se="http://schemas.microsoft.com/office/word/2015/wordml/symex" xmlns:wpg="http://schemas.microsoft.com/office/word/2010/wordprocessingGroup" xmlns:wpi="http://schemas.microsoft.com/office/word/2010/wordprocessingInk" xmlns:wne="http://schemas.microsoft.com/office/word/2006/wordml" xmlns:wps="http://schemas.microsoft.com/office/word/2010/wordprocessingShape" mc:Ignorable="w14 w15 w16se w16cid w16 w16cex w16sdtdh w16sdtfl w16du wp14">
   <w:body>
     <w:p>
+      <w:pPr>
+        <w:jc w:val="center"/>
+      </w:pPr>
       <w:r>
         <w:rPr>
           <w:b/>
@@ -12,61 +15,179 @@
       </w:r>
     </w:p>
     <w:p>
-      <w:r>
-        <w:rPr>
-          <w:b/>
-          <w:bCs/>
-        </w:rPr>
-        <w:t>by</w:t>
-      </w:r>
-    </w:p>
-    <w:p>
-      <w:r>
-        <w:rPr>
-          <w:b/>
-          <w:bCs/>
-        </w:rPr>
-        <w:t>[Your Name Surname] - [Student ID]</w:t>
-      </w:r>
-    </w:p>
-    <w:p>
-      <w:r>
-        <w:rPr>
-          <w:b/>
-          <w:bCs/>
-        </w:rPr>
-        <w:t>[Team Member's Name] - [Student ID]</w:t>
-      </w:r>
-    </w:p>
-    <w:p>
-      <w:r>
-        <w:rPr>
-          <w:b/>
-          <w:bCs/>
-        </w:rPr>
-        <w:t>[Team Member's Name] - [Student ID]</w:t>
-      </w:r>
-    </w:p>
-    <w:p>
-      <w:r>
-        <w:rPr>
-          <w:b/>
-          <w:bCs/>
+      <w:pPr>
+        <w:jc w:val="center"/>
+      </w:pPr>
+      <w:r>
+        <w:t>b</w:t>
+      </w:r>
+      <w:r>
+        <w:t>y</w:t>
+      </w:r>
+    </w:p>
+    <w:p>
+      <w:pPr>
+        <w:jc w:val="center"/>
+      </w:pPr>
+      <w:r>
+        <w:rPr>
+          <w:b/>
+          <w:bCs/>
+        </w:rPr>
+        <w:t>Ahmet Abdullah Gültekin</w:t>
+      </w:r>
+      <w:r>
+        <w:rPr>
+          <w:b/>
+          <w:bCs/>
+        </w:rPr>
+        <w:t xml:space="preserve"> - </w:t>
+      </w:r>
+      <w:r>
+        <w:rPr>
+          <w:b/>
+          <w:bCs/>
+        </w:rPr>
+        <w:t>150121025</w:t>
+      </w:r>
+    </w:p>
+    <w:p>
+      <w:pPr>
+        <w:jc w:val="center"/>
+      </w:pPr>
+      <w:r>
+        <w:rPr>
+          <w:b/>
+          <w:bCs/>
+        </w:rPr>
+        <w:t>Ayşe Gülsüm Eren</w:t>
+      </w:r>
+      <w:r>
+        <w:rPr>
+          <w:b/>
+          <w:bCs/>
+        </w:rPr>
+        <w:t xml:space="preserve"> - </w:t>
+      </w:r>
+      <w:r>
+        <w:rPr>
+          <w:b/>
+          <w:bCs/>
+        </w:rPr>
+        <w:t>150120005</w:t>
+      </w:r>
+    </w:p>
+    <w:p>
+      <w:pPr>
+        <w:jc w:val="center"/>
+        <w:rPr>
+          <w:b/>
+          <w:bCs/>
+        </w:rPr>
+      </w:pPr>
+      <w:r>
+        <w:rPr>
+          <w:b/>
+          <w:bCs/>
+        </w:rPr>
+        <w:t>Ayşenur Arıcı</w:t>
+      </w:r>
+      <w:r>
+        <w:rPr>
+          <w:b/>
+          <w:bCs/>
+        </w:rPr>
+        <w:t xml:space="preserve"> </w:t>
+      </w:r>
+      <w:r>
+        <w:rPr>
+          <w:b/>
+          <w:bCs/>
+        </w:rPr>
+        <w:t>–</w:t>
+      </w:r>
+      <w:r>
+        <w:rPr>
+          <w:b/>
+          <w:bCs/>
+        </w:rPr>
+        <w:t xml:space="preserve"> </w:t>
+      </w:r>
+      <w:r>
+        <w:rPr>
+          <w:b/>
+          <w:bCs/>
+        </w:rPr>
+        <w:t>150123825</w:t>
+      </w:r>
+    </w:p>
+    <w:p>
+      <w:pPr>
+        <w:jc w:val="center"/>
+        <w:rPr>
+          <w:sz w:val="32"/>
+          <w:szCs w:val="32"/>
+        </w:rPr>
+      </w:pPr>
+    </w:p>
+    <w:p>
+      <w:pPr>
+        <w:jc w:val="center"/>
+        <w:rPr>
+          <w:sz w:val="32"/>
+          <w:szCs w:val="32"/>
+        </w:rPr>
+      </w:pPr>
+      <w:r>
+        <w:rPr>
+          <w:b/>
+          <w:bCs/>
+          <w:sz w:val="32"/>
+          <w:szCs w:val="32"/>
         </w:rPr>
         <w:t>CSE4297 Engineering Project 1</w:t>
       </w:r>
       <w:r>
+        <w:rPr>
+          <w:sz w:val="32"/>
+          <w:szCs w:val="32"/>
+        </w:rPr>
         <w:t xml:space="preserve"> </w:t>
       </w:r>
-      <w:r>
-        <w:rPr>
-          <w:b/>
-          <w:bCs/>
+    </w:p>
+    <w:p>
+      <w:pPr>
+        <w:jc w:val="center"/>
+        <w:rPr>
+          <w:b/>
+          <w:bCs/>
+          <w:sz w:val="32"/>
+          <w:szCs w:val="32"/>
+        </w:rPr>
+      </w:pPr>
+      <w:r>
+        <w:rPr>
+          <w:b/>
+          <w:bCs/>
+          <w:sz w:val="32"/>
+          <w:szCs w:val="32"/>
         </w:rPr>
         <w:t>Project Specification Document</w:t>
       </w:r>
     </w:p>
     <w:p>
+      <w:pPr>
+        <w:jc w:val="center"/>
+        <w:rPr>
+          <w:sz w:val="32"/>
+          <w:szCs w:val="32"/>
+        </w:rPr>
+      </w:pPr>
+    </w:p>
+    <w:p>
+      <w:pPr>
+        <w:jc w:val="center"/>
+      </w:pPr>
       <w:r>
         <w:rPr>
           <w:b/>
@@ -76,15 +197,48 @@
       </w:r>
     </w:p>
     <w:p>
-      <w:r>
-        <w:rPr>
-          <w:b/>
-          <w:bCs/>
-        </w:rPr>
-        <w:t>[Supervisor's Title and Name]</w:t>
-      </w:r>
-    </w:p>
-    <w:p>
+      <w:pPr>
+        <w:jc w:val="center"/>
+        <w:rPr>
+          <w:b/>
+          <w:bCs/>
+        </w:rPr>
+      </w:pPr>
+      <w:r>
+        <w:rPr>
+          <w:b/>
+          <w:bCs/>
+        </w:rPr>
+        <w:t>Assoc. Prof. Mustafa Ağaoğlu</w:t>
+      </w:r>
+    </w:p>
+    <w:p>
+      <w:pPr>
+        <w:jc w:val="center"/>
+        <w:rPr>
+          <w:b/>
+          <w:bCs/>
+        </w:rPr>
+      </w:pPr>
+    </w:p>
+    <w:p>
+      <w:pPr>
+        <w:jc w:val="center"/>
+        <w:rPr>
+          <w:b/>
+          <w:bCs/>
+        </w:rPr>
+      </w:pPr>
+    </w:p>
+    <w:p>
+      <w:pPr>
+        <w:jc w:val="center"/>
+      </w:pPr>
+    </w:p>
+    <w:p>
+      <w:pPr>
+        <w:jc w:val="center"/>
+      </w:pPr>
       <w:r>
         <w:rPr>
           <w:b/>
@@ -94,6 +248,9 @@
       </w:r>
     </w:p>
     <w:p>
+      <w:pPr>
+        <w:jc w:val="center"/>
+      </w:pPr>
       <w:r>
         <w:rPr>
           <w:b/>
@@ -103,31 +260,99 @@
       </w:r>
     </w:p>
     <w:p>
-      <w:r>
-        <w:rPr>
-          <w:b/>
-          <w:bCs/>
-        </w:rPr>
-        <w:t>October 18, 2025</w:t>
-      </w:r>
-    </w:p>
-    <w:p>
-      <w:r>
-        <w:t>Copyright © [Your Name], [Team Member's Name], [Team Member's Name], 2025. All rights reserved.</w:t>
-      </w:r>
-    </w:p>
-    <w:p>
-      <w:pPr>
-        <w:rPr>
-          <w:b/>
-          <w:bCs/>
-        </w:rPr>
-      </w:pPr>
-      <w:r>
-        <w:rPr>
-          <w:b/>
-          <w:bCs/>
-        </w:rPr>
+      <w:pPr>
+        <w:jc w:val="center"/>
+      </w:pPr>
+      <w:r>
+        <w:rPr>
+          <w:b/>
+          <w:bCs/>
+        </w:rPr>
+        <w:t>05.11.</w:t>
+      </w:r>
+      <w:r>
+        <w:rPr>
+          <w:b/>
+          <w:bCs/>
+        </w:rPr>
+        <w:t>2025</w:t>
+      </w:r>
+    </w:p>
+    <w:p>
+      <w:pPr>
+        <w:jc w:val="center"/>
+      </w:pPr>
+    </w:p>
+    <w:p>
+      <w:pPr>
+        <w:jc w:val="center"/>
+      </w:pPr>
+    </w:p>
+    <w:p>
+      <w:pPr>
+        <w:jc w:val="center"/>
+      </w:pPr>
+    </w:p>
+    <w:p>
+      <w:pPr>
+        <w:jc w:val="center"/>
+      </w:pPr>
+    </w:p>
+    <w:p>
+      <w:pPr>
+        <w:jc w:val="center"/>
+      </w:pPr>
+    </w:p>
+    <w:p>
+      <w:pPr>
+        <w:jc w:val="center"/>
+      </w:pPr>
+    </w:p>
+    <w:p>
+      <w:pPr>
+        <w:jc w:val="center"/>
+      </w:pPr>
+    </w:p>
+    <w:p>
+      <w:pPr>
+        <w:jc w:val="center"/>
+      </w:pPr>
+    </w:p>
+    <w:p>
+      <w:pPr>
+        <w:jc w:val="center"/>
+      </w:pPr>
+      <w:r>
+        <w:t xml:space="preserve">Copyright © </w:t>
+      </w:r>
+      <w:r>
+        <w:t>Group members listed above</w:t>
+      </w:r>
+      <w:r>
+        <w:t>, 2025. All rights reserved.</w:t>
+      </w:r>
+    </w:p>
+    <w:p>
+      <w:pPr>
+        <w:rPr>
+          <w:b/>
+          <w:bCs/>
+        </w:rPr>
+      </w:pPr>
+    </w:p>
+    <w:p>
+      <w:pPr>
+        <w:rPr>
+          <w:b/>
+          <w:bCs/>
+        </w:rPr>
+      </w:pPr>
+      <w:r>
+        <w:rPr>
+          <w:b/>
+          <w:bCs/>
+        </w:rPr>
+        <w:lastRenderedPageBreak/>
         <w:t>1. PROBLEM STATEMENT</w:t>
       </w:r>
     </w:p>
@@ -173,17 +398,29 @@
     </w:p>
     <w:p>
       <w:r>
-        <w:t xml:space="preserve">The primary motivation for this project is to create a secure, flexible, and user-friendly platform that consolidates these fragmented and insecure authentication methods. We plan to develop a cloud-native Software as a Service (SaaS) platform targeting B2B (Business-to-Business) and B2B2C (Business-to-Business-to-Consumer) markets. The </w:t>
+        <w:t>Cu</w:t>
+      </w:r>
+      <w:r>
+        <w:t>rrent biometric systems lack the sophisticated liveness detection capabilities necessary to combat increasingly sophisticated spoofing attempts. The absence of multi-modal biometric fusion leaves these systems vulnerable to presentation attacks, while their centralized data storage architectures present attractive targets for cyber criminals. The integration challenges between physical access control systems and digital authentication platforms result in fragmented security ecosystems that are difficult to manage and monitor comprehensively.</w:t>
+      </w:r>
+    </w:p>
+    <w:p>
+      <w:r>
+        <w:t>From a distributed systems perspective, traditional authentication services face significant performance bottlenecks when processing high volumes of concurrent verification requests. The lack of proper caching strategies, absence of load balancing mechanisms, and inefficient database query patterns lead to increased latency and degraded user experience</w:t>
+      </w:r>
+    </w:p>
+    <w:p>
+      <w:r>
+        <w:t>Legacy authentication systems violate fundamental software engineering principles, making them difficult to maintain and extend. The violation of the Single Responsibility Principle results in authentication services that handle everything from user management to audit logging, creating unwieldy codebases. The lack of proper abstraction layers and dependency inversion makes it nearly impossible to swap out components or integrate new biometric modalities without extensive refactoring. These systems often lack comprehensive API documentation, making third-party integration challenging and error-prone.</w:t>
+      </w:r>
+    </w:p>
+    <w:p>
+      <w:r>
+        <w:t xml:space="preserve">The primary motivation for this project is to create a secure, flexible, and user-friendly platform that consolidates these fragmented and insecure authentication methods. We </w:t>
       </w:r>
       <w:r>
         <w:lastRenderedPageBreak/>
-        <w:t>project aims to unify both physical (e.g., opening doors) and digital (e.g., logging into systems) access control for a wide range of applications, from residential complexes to corporate offices</w:t>
-      </w:r>
-      <w:r>
-        <w:t>. The</w:t>
-      </w:r>
-      <w:r>
-        <w:t xml:space="preserve"> platform is intended to differentiate itself and fill a significant market gap through its unique liveness detection mechanism against fraud and its high accuracy achieved by fusing multiple biometric modalities. </w:t>
+        <w:t xml:space="preserve">plan to develop a cloud-native Software as a Service (SaaS) platform targeting B2B (Business-to-Business) and B2B2C (Business-to-Business-to-Consumer) markets. The project aims to unify both physical (e.g., opening doors) and digital (e.g., logging into systems) access control for a wide range of applications, from residential complexes to corporate offices. The platform is intended to differentiate itself and fill a significant market gap through its unique liveness detection mechanism against fraud and its high accuracy achieved by fusing multiple biometric modalities. </w:t>
       </w:r>
     </w:p>
     <w:p>
@@ -212,7 +449,7 @@
         <w:t xml:space="preserve"> design, develop, and present a prototype of </w:t>
       </w:r>
       <w:r>
-        <w:t xml:space="preserve">a multi-tenant, cloud-native, multi-platform system that supports web, mobile, and desktop clients, providing a multi-biometric identity authentication SaaS platform </w:t>
+        <w:t xml:space="preserve">a multi-tenant, cloud-native, multi-platform system providing a multi-biometric identity authentication SaaS platform </w:t>
       </w:r>
       <w:r>
         <w:t>that serves as a modern, secure, and flexible alternative to traditional authentication systems.</w:t>
@@ -301,8 +538,6 @@
         <w:t xml:space="preserve"> across educational, enterprise, and governmental domains.</w:t>
       </w:r>
     </w:p>
-    <w:p/>
-    <w:p/>
     <w:p>
       <w:pPr>
         <w:rPr>
@@ -363,7 +598,52 @@
         <w:t>​</w:t>
       </w:r>
       <w:r>
-        <w:t>Our main innovation is in how we apply this model. We address the challenge of creating a trusted "ground truth" embedding by extracting the face directly from an official ID document during enrollment. This provides a much higher level of trust than systems that just rely on a user's selfie. But a good model isn't enough, as it remains vulnerable to spoofing. To address this, our system integrates a dedicated liveness detection module. We use Google's MediaPipe framework for real-time landmark tracking to confirm the user is a live person by detecting actions like blinking, which is crucial for preventing attacks that use a simple photo.</w:t>
+        <w:t>Our main innovation is in how we apply this model. We address the challenge of creating a trusted "ground truth" embedding by extracting the face directly from an official ID document during enrollment. This provides a much higher level of trust than systems that just rely on a user's selfie. But a good model isn't enough, as it remains vulnerable to spoofing.</w:t>
+      </w:r>
+      <w:r>
+        <w:t xml:space="preserve"> </w:t>
+      </w:r>
+      <w:r>
+        <w:t>Despite advances in recognition accuracy, facial recognition systems remain vulnerable to presentation attacks, where adversaries attempt to deceive the system using printed photographs, video replays, 3D masks, or increasingly sophisticated deepfake technology. Contemporary research has established that effective anti-spoofing requires multi-modal analysis combining texture, motion, and depth cues. ResNet-18 architectures trained with specialized loss functions</w:t>
+      </w:r>
+      <w:r>
+        <w:t xml:space="preserve">, </w:t>
+      </w:r>
+      <w:r>
+        <w:t>particularly Similarity Loss and AdMSoftmax Loss</w:t>
+      </w:r>
+      <w:r>
+        <w:t xml:space="preserve">, </w:t>
+      </w:r>
+      <w:r>
+        <w:t>have demonstrated superior performance in distinguishing live faces from various spoofing attempts. These models analyze subtle texture patterns, reflectance properties, and micro-movements that differentiate genuine faces from artificial reproductions.</w:t>
+      </w:r>
+    </w:p>
+    <w:p>
+      <w:r>
+        <w:t xml:space="preserve">To address this, our system integrates a dedicated liveness detection module that combines both passive and active approaches. Liveness detection strategies can be categorized into passive and active approaches. Passive methods analyze single images or short video sequences for inherent artifacts of spoofing attacks, such as moiré </w:t>
+      </w:r>
+      <w:r>
+        <w:lastRenderedPageBreak/>
+        <w:t>patterns in printed photos, unnatural reflections, or absence of physiological micro-movements. Active methods require user cooperation, typically prompting specific actions such as blinking, head rotation, or facial expressions</w:t>
+      </w:r>
+      <w:r>
+        <w:t>. We use Google's Medi</w:t>
+      </w:r>
+      <w:r>
+        <w:t>active</w:t>
+      </w:r>
+      <w:r>
+        <w:t>aPipe framework for real-time landmark tracking to confirm the user is a live person by detecting actions like blinking, which is crucial for preventing attacks that use a simple photo.</w:t>
+      </w:r>
+      <w:r>
+        <w:t xml:space="preserve"> </w:t>
+      </w:r>
+      <w:r>
+        <w:t>MediaPipe Face Detection has emerged as a particularly effective framework for real-time landmark tracking, enabling robust active liveness verification by monitoring compliance with challenge-response protocols. In our implementation, we deploy a Python-based anti-spoofing microservice that processes live video streams through a ResNet-18 model trained with AdMSoftmax Loss, achieving real-time detection of presentation attacks with sub-100ms latency. This service integrates seamlessly with our MediaPipe-based liveness detection pipeline, providing a two-layer defense: passive texture analysis for immediate artifact detection, followed by active challenge-response verification requiring user interaction.</w:t>
+      </w:r>
+      <w:r>
+        <w:t xml:space="preserve"> </w:t>
       </w:r>
     </w:p>
     <w:p>
@@ -374,7 +654,15 @@
         <w:t>​</w:t>
       </w:r>
       <w:r>
-        <w:t>Finally, our project's primary contribution is its complete architecture. While many studies focus only on the AI model's accuracy, we focused on the engineering challenge of building a scalable and secure cloud-based system. We adopted a microservices architecture to separate our core Java-based business logic from the heavy Python-based biometric processing. This design, combined with a high-speed FAISS vector database for 1:N identification and a Redis cache for system communication, bridges the critical gap between a theoretical model and a production-ready identity verification system.</w:t>
+        <w:t xml:space="preserve">Finally, our project's primary contribution is its complete architecture. While many studies focus only on the AI model's accuracy, we focused on the engineering challenge of building a scalable and secure cloud-based system. </w:t>
+      </w:r>
+      <w:r>
+        <w:t>Modern facial recognition systems increasingly adopt microservices architecture to achieve scalability, maintainability, and deployment flexibility. The microservices pattern decomposes monolithic applications into loosely coupled services, each implementing a specific business capability and communicating through well-defined APIs. This architectural style offers several advantages for biometric systems: independent scaling of compute-intensive components (face detection, feature extraction, inference) separate from lightweight operations (user management, audit logging); technology heterogeneity enabling optimal language and framework selection per service; fault isolation ensuring that failures in one component don't cascade through the system; and simplified continuous deployment through independent service versioning.</w:t>
+      </w:r>
+    </w:p>
+    <w:p>
+      <w:r>
+        <w:t>We adopted a microservices architecture to separate our core Java-based business logic from the heavy Python-based biometric processing. This design, combined with a high-speed FAISS vector database for 1:N identification and a Redis cache for system communication, bridges the critical gap between a theoretical model and a production-ready identity verification system.</w:t>
       </w:r>
     </w:p>
     <w:p>
@@ -394,7 +682,6 @@
     </w:p>
     <w:p>
       <w:r>
-        <w:lastRenderedPageBreak/>
         <w:t>The scope of this project includes the development of a Minimum Viable Product (MVP) of the platform, encompassing its core functionalities. The items that are within and outside the scope of this project are clearly defined below.</w:t>
       </w:r>
     </w:p>
@@ -425,6 +712,7 @@
           <w:b/>
           <w:bCs/>
         </w:rPr>
+        <w:lastRenderedPageBreak/>
         <w:t>Backend Development:</w:t>
       </w:r>
       <w:r>
@@ -635,7 +923,6 @@
           <w:b/>
           <w:bCs/>
         </w:rPr>
-        <w:lastRenderedPageBreak/>
         <w:t>Technology Constraints:</w:t>
       </w:r>
       <w:r>
@@ -672,6 +959,7 @@
           <w:b/>
           <w:bCs/>
         </w:rPr>
+        <w:lastRenderedPageBreak/>
         <w:t>Data Constraints:</w:t>
       </w:r>
       <w:r>
@@ -812,42 +1100,42 @@
     </w:p>
     <w:p>
       <w:r>
+        <w:t xml:space="preserve">The backend is composed of two main microservices developed with Hexagonal Architecture principles. The </w:t>
+      </w:r>
+      <w:r>
+        <w:rPr>
+          <w:b/>
+          <w:bCs/>
+        </w:rPr>
+        <w:t>Identity Core API (Spring Boot)</w:t>
+      </w:r>
+      <w:r>
+        <w:t xml:space="preserve">, acting as the system's brain, manages user, role, and tenant administration, security policies, and business workflows, using Spring Data JPA for data persistence. The </w:t>
+      </w:r>
+      <w:r>
+        <w:rPr>
+          <w:b/>
+          <w:bCs/>
+        </w:rPr>
+        <w:t>Biometric Processor API (FastAPI)</w:t>
+      </w:r>
+      <w:r>
+        <w:t xml:space="preserve"> leverages Python's powerful machine learning ecosystem to handle computationally intensive tasks like face recognition and liveness detection. Communication between the two services will be handled via REST API calls (synchronous) and a Redis-based message queue (asynchronous).</w:t>
+      </w:r>
+    </w:p>
+    <w:p>
+      <w:pPr>
+        <w:rPr>
+          <w:b/>
+          <w:bCs/>
+        </w:rPr>
+      </w:pPr>
+      <w:r>
+        <w:rPr>
+          <w:b/>
+          <w:bCs/>
+        </w:rPr>
         <w:lastRenderedPageBreak/>
-        <w:t xml:space="preserve">The backend is composed of two main microservices developed with Hexagonal Architecture principles. The </w:t>
-      </w:r>
-      <w:r>
-        <w:rPr>
-          <w:b/>
-          <w:bCs/>
-        </w:rPr>
-        <w:t>Identity Core API (Spring Boot)</w:t>
-      </w:r>
-      <w:r>
-        <w:t xml:space="preserve">, acting as the system's brain, manages user, role, and tenant administration, security policies, and business workflows, using Spring Data JPA for data persistence. The </w:t>
-      </w:r>
-      <w:r>
-        <w:rPr>
-          <w:b/>
-          <w:bCs/>
-        </w:rPr>
-        <w:t>Biometric Processor API (FastAPI)</w:t>
-      </w:r>
-      <w:r>
-        <w:t xml:space="preserve"> leverages Python's powerful machine learning ecosystem to handle computationally intensive tasks like face recognition and liveness detection. Communication between the two services will be handled via REST API calls (synchronous) and a Redis-based message queue (asynchronous).</w:t>
-      </w:r>
-    </w:p>
-    <w:p>
-      <w:pPr>
-        <w:rPr>
-          <w:b/>
-          <w:bCs/>
-        </w:rPr>
-      </w:pPr>
-      <w:r>
-        <w:rPr>
-          <w:b/>
-          <w:bCs/>
-        </w:rPr>
         <w:t>6.2.2. Biometric Puzzle (Liveness Detection) Algorithm</w:t>
       </w:r>
     </w:p>
@@ -959,11 +1247,7 @@
     </w:p>
     <w:p>
       <w:r>
-        <w:t xml:space="preserve">The system's performance will be evaluated based on both biometric accuracy and system response times. The accuracy of the biometric model will be measured using </w:t>
-      </w:r>
-      <w:r>
-        <w:lastRenderedPageBreak/>
-        <w:t>standard metrics: False Acceptance Rate (FAR) and False Rejection Rate (FRR). The success of the liveness detection algorithm will be assessed by its resilience against known spoofing attempts (e.g., printed photos, video replays) and its completion time for legitimate users. API response times and database query latencies will be measured through load testing to ensure they meet the target performance criteria.</w:t>
+        <w:t>The system's performance will be evaluated based on both biometric accuracy and system response times. The accuracy of the biometric model will be measured using standard metrics: False Acceptance Rate (FAR) and False Rejection Rate (FRR). The success of the liveness detection algorithm will be assessed by its resilience against known spoofing attempts (e.g., printed photos, video replays) and its completion time for legitimate users. API response times and database query latencies will be measured through load testing to ensure they meet the target performance criteria.</w:t>
       </w:r>
     </w:p>
     <w:p>
@@ -1011,6 +1295,7 @@
           <w:b/>
           <w:bCs/>
         </w:rPr>
+        <w:lastRenderedPageBreak/>
         <w:t>Libraries/Frameworks:</w:t>
       </w:r>
       <w:r>
@@ -1191,11 +1476,7 @@
         <w:t>Environmental:</w:t>
       </w:r>
       <w:r>
-        <w:t xml:space="preserve"> The project is a software product and does not produce direct environmental waste. However, the energy consumption of the servers and </w:t>
-      </w:r>
-      <w:r>
-        <w:lastRenderedPageBreak/>
-        <w:t>mobile devices it runs on constitutes an indirect environmental impact. The architecture is designed to operate efficiently to minimize this impact.</w:t>
+        <w:t xml:space="preserve"> The project is a software product and does not produce direct environmental waste. However, the energy consumption of the servers and mobile devices it runs on constitutes an indirect environmental impact. The architecture is designed to operate efficiently to minimize this impact.</w:t>
       </w:r>
     </w:p>
     <w:p>
@@ -1228,6 +1509,7 @@
           <w:b/>
           <w:bCs/>
         </w:rPr>
+        <w:lastRenderedPageBreak/>
         <w:t>Health and Safety:</w:t>
       </w:r>
       <w:r>
@@ -1357,7 +1639,6 @@
           <w:b/>
           <w:bCs/>
         </w:rPr>
-        <w:lastRenderedPageBreak/>
         <w:t>[Your Name Surname] (Project Lead &amp; Backend Developer):</w:t>
       </w:r>
       <w:r>
@@ -1394,6 +1675,7 @@
           <w:b/>
           <w:bCs/>
         </w:rPr>
+        <w:lastRenderedPageBreak/>
         <w:t>[Team Member's Name] (AI/ML &amp; Biometric Systems):</w:t>
       </w:r>
       <w:r>
@@ -1593,7 +1875,6 @@
           <w:b/>
           <w:bCs/>
         </w:rPr>
-        <w:lastRenderedPageBreak/>
         <w:t>Objective 5: To design the multi-tenant data model.</w:t>
       </w:r>
       <w:r>
@@ -1642,6 +1923,7 @@
           <w:b/>
           <w:bCs/>
         </w:rPr>
+        <w:lastRenderedPageBreak/>
         <w:t>Risk 1: Insufficient Technical Competency</w:t>
       </w:r>
       <w:r>
@@ -1796,31 +2078,31 @@
     </w:p>
     <w:p>
       <w:r>
-        <w:t xml:space="preserve">The "Biometric Puzzle" algorithm to be developed within this project presents an innovative approach to active liveness detection. The results of the analysis on the algorithm's performance, accuracy, and resilience against spoofing attacks have the potential to contribute to the literature in this field. If successful results are obtained, </w:t>
+        <w:t>The "Biometric Puzzle" algorithm to be developed within this project presents an innovative approach to active liveness detection. The results of the analysis on the algorithm's performance, accuracy, and resilience against spoofing attacks have the potential to contribute to the literature in this field. If successful results are obtained, the project outcomes are targeted for presentation at a national or international conference or for publication as a scientific paper.</w:t>
+      </w:r>
+    </w:p>
+    <w:p>
+      <w:pPr>
+        <w:rPr>
+          <w:b/>
+          <w:bCs/>
+        </w:rPr>
+      </w:pPr>
+      <w:r>
+        <w:rPr>
+          <w:b/>
+          <w:bCs/>
+        </w:rPr>
+        <w:t>10.3. Economic/Commercial/Social Impact</w:t>
+      </w:r>
+    </w:p>
+    <w:p>
+      <w:r>
+        <w:t xml:space="preserve">This project will produce a prototype with high potential for direct commercialization. The developed SaaS platform can be introduced to the market with a subscription-based revenue model and could form the basis of a start-up company. There is a notable gap in the Turkish market for a domestic, KVKK-compliant, modern biometric solution that unifies both physical and digital access; Bigenity has the potential to fill this gap. </w:t>
       </w:r>
       <w:r>
         <w:lastRenderedPageBreak/>
-        <w:t>the project outcomes are targeted for presentation at a national or international conference or for publication as a scientific paper.</w:t>
-      </w:r>
-    </w:p>
-    <w:p>
-      <w:pPr>
-        <w:rPr>
-          <w:b/>
-          <w:bCs/>
-        </w:rPr>
-      </w:pPr>
-      <w:r>
-        <w:rPr>
-          <w:b/>
-          <w:bCs/>
-        </w:rPr>
-        <w:t>10.3. Economic/Commercial/Social Impact</w:t>
-      </w:r>
-    </w:p>
-    <w:p>
-      <w:r>
-        <w:t>This project will produce a prototype with high potential for direct commercialization. The developed SaaS platform can be introduced to the market with a subscription-based revenue model and could form the basis of a start-up company. There is a notable gap in the Turkish market for a domestic, KVKK-compliant, modern biometric solution that unifies both physical and digital access; Bigenity has the potential to fill this gap. Socially, secure and easily accessible authentication systems will accelerate digital transformation and reduce cybercrime, thereby improving the overall quality of life.</w:t>
+        <w:t>Socially, secure and easily accessible authentication systems will accelerate digital transformation and reduce cybercrime, thereby improving the overall quality of life.</w:t>
       </w:r>
     </w:p>
     <w:p>
@@ -1970,31 +2252,31 @@
     </w:p>
     <w:p>
       <w:r>
-        <w:t xml:space="preserve">The development cost of the project is close to zero as it exclusively uses free and open-source software. In a potential commercialization scenario, the main cost items would </w:t>
+        <w:t>The development cost of the project is close to zero as it exclusively uses free and open-source software. In a potential commercialization scenario, the main cost items would be server hosting (cloud), external API costs (e.g., for sending SMS), and personnel expenses. A review of the per-user monthly pricing models of competitor products (e.g., Okta, Auth0) indicates that Bigenity has the potential to enter the market with more competitive pricing.</w:t>
+      </w:r>
+    </w:p>
+    <w:p>
+      <w:pPr>
+        <w:rPr>
+          <w:b/>
+          <w:bCs/>
+        </w:rPr>
+      </w:pPr>
+      <w:r>
+        <w:rPr>
+          <w:b/>
+          <w:bCs/>
+        </w:rPr>
+        <w:t>Environmental</w:t>
+      </w:r>
+    </w:p>
+    <w:p>
+      <w:r>
+        <w:t xml:space="preserve">The project is a software product by nature and does not generate direct environmental waste. Its indirect impact is the energy consumption of the servers and end-user devices it runs on. The microservices architecture is designed to scale resources </w:t>
       </w:r>
       <w:r>
         <w:lastRenderedPageBreak/>
-        <w:t>be server hosting (cloud), external API costs (e.g., for sending SMS), and personnel expenses. A review of the per-user monthly pricing models of competitor products (e.g., Okta, Auth0) indicates that Bigenity has the potential to enter the market with more competitive pricing.</w:t>
-      </w:r>
-    </w:p>
-    <w:p>
-      <w:pPr>
-        <w:rPr>
-          <w:b/>
-          <w:bCs/>
-        </w:rPr>
-      </w:pPr>
-      <w:r>
-        <w:rPr>
-          <w:b/>
-          <w:bCs/>
-        </w:rPr>
-        <w:t>Environmental</w:t>
-      </w:r>
-    </w:p>
-    <w:p>
-      <w:r>
-        <w:t>The project is a software product by nature and does not generate direct environmental waste. Its indirect impact is the energy consumption of the servers and end-user devices it runs on. The microservices architecture is designed to scale resources according to need, thereby preventing unnecessary energy consumption. By eliminating the need for physical cards or keys, it could have an indirect effect of reducing plastic and metal waste.</w:t>
+        <w:t>according to need, thereby preventing unnecessary energy consumption. By eliminating the need for physical cards or keys, it could have an indirect effect of reducing plastic and metal waste.</w:t>
       </w:r>
     </w:p>
     <w:p>
@@ -2126,31 +2408,31 @@
     </w:p>
     <w:p>
       <w:r>
-        <w:t xml:space="preserve">The sustainability of the project is built on its modular and flexible architecture. The microservices approach allows for the future addition of new biometric modalities </w:t>
+        <w:t>The sustainability of the project is built on its modular and flexible architecture. The microservices approach allows for the future addition of new biometric modalities (voice, fingerprint) or new features without disrupting the rest of the system. The use of Docker ensures that the system can be easily migrated between different cloud platforms or servers. This technological flexibility aims to ensure the project's longevity by allowing it to adapt to changing needs over many years.</w:t>
+      </w:r>
+    </w:p>
+    <w:p>
+      <w:pPr>
+        <w:rPr>
+          <w:b/>
+          <w:bCs/>
+        </w:rPr>
+      </w:pPr>
+      <w:r>
+        <w:rPr>
+          <w:b/>
+          <w:bCs/>
+        </w:rPr>
+        <w:t>Social</w:t>
+      </w:r>
+    </w:p>
+    <w:p>
+      <w:r>
+        <w:t xml:space="preserve">Bigenity has the potential to make a positive social contribution by increasing digital literacy and security. By offering a secure digital experience with biometric features that everyone possesses, instead of complex and insecure methods like passwords, it can </w:t>
       </w:r>
       <w:r>
         <w:lastRenderedPageBreak/>
-        <w:t>(voice, fingerprint) or new features without disrupting the rest of the system. The use of Docker ensures that the system can be easily migrated between different cloud platforms or servers. This technological flexibility aims to ensure the project's longevity by allowing it to adapt to changing needs over many years.</w:t>
-      </w:r>
-    </w:p>
-    <w:p>
-      <w:pPr>
-        <w:rPr>
-          <w:b/>
-          <w:bCs/>
-        </w:rPr>
-      </w:pPr>
-      <w:r>
-        <w:rPr>
-          <w:b/>
-          <w:bCs/>
-        </w:rPr>
-        <w:t>Social</w:t>
-      </w:r>
-    </w:p>
-    <w:p>
-      <w:r>
-        <w:t>Bigenity has the potential to make a positive social contribution by increasing digital literacy and security. By offering a secure digital experience with biometric features that everyone possesses, instead of complex and insecure methods like passwords, it can promote equality in access to technology. However, ensuring the project does not exclude certain groups (e.g., providing alternative authentication methods for people with facial scars or those who have difficulty making certain expressions) is important for social inclusion and will be considered in future versions.</w:t>
+        <w:t>promote equality in access to technology. However, ensuring the project does not exclude certain groups (e.g., providing alternative authentication methods for people with facial scars or those who have difficulty making certain expressions) is important for social inclusion and will be considered in future versions.</w:t>
       </w:r>
     </w:p>
     <w:sectPr>

--- a/PSD.docx
+++ b/PSD.docx
@@ -10202,6 +10202,7 @@
   <w:style w:type="character" w:default="1" w:styleId="DefaultParagraphFont">
     <w:name w:val="Default Paragraph Font"/>
     <w:uiPriority w:val="1"/>
+    <w:semiHidden/>
     <w:unhideWhenUsed/>
   </w:style>
   <w:style w:type="table" w:default="1" w:styleId="TableNormal">

--- a/PSD.docx
+++ b/PSD.docx
@@ -1031,7 +1031,7 @@
     </w:p>
     <w:p>
       <w:r>
-        <w:t>The project will be built upon a microservices architecture, adhering to modern software development principles with independently deployable modules. This approach aims to enhance the system's flexibility, scalability, and maintainability. The high-level architecture and core workflows are detailed below.</w:t>
+        <w:t>The system is developed using a microservices-based architecture following modern software engineering principles of modularity, scalability, and fault isolation. Each service operates independently with well-defined responsibilities, forming a multi-biometric, cloud-native SaaS platform that ensures maintainability, resilience, and secure tenant isolation.</w:t>
       </w:r>
     </w:p>
     <w:p>
@@ -1051,291 +1051,829 @@
     </w:p>
     <w:p>
       <w:r>
-        <w:t>The system consists of microservices running behind an API Gateway, each focused on specific responsibilities. The data layer utilizes specialized solutions for relational data and biometric vectors. Asynchronous communication is facilitated through a message queue to increase system resilience.</w:t>
-      </w:r>
-    </w:p>
-    <w:p>
-      <w:r>
-        <w:t>[System Architecture Diagram to be inserted here - Can be generated from Mermaid code]</w:t>
-      </w:r>
-    </w:p>
-    <w:p>
+        <w:t>The platform follows a distributed microservices model operating behind a unified API Gateway.</w:t>
+      </w:r>
+      <w:r>
+        <w:br/>
+        <w:t>Services communicate via REST APIs for synchronous requests and Redis-based message queues for asynchronous workflows. The data layer combines relational and vector databases for structured and biometric data management.</w:t>
+      </w:r>
+    </w:p>
+    <w:p>
+      <w:pPr>
+        <w:numPr>
+          <w:ilvl w:val="0"/>
+          <w:numId w:val="49"/>
+        </w:numPr>
+      </w:pPr>
+      <w:r>
+        <w:rPr>
+          <w:b/>
+          <w:bCs/>
+        </w:rPr>
+        <w:t>Identity Core API (Spring Boot):</w:t>
+      </w:r>
+      <w:r>
+        <w:t xml:space="preserve"> </w:t>
+      </w:r>
+      <w:r>
+        <w:t xml:space="preserve">Manages authentication, authorization, tenant administration, and security policies under a </w:t>
+      </w:r>
+      <w:r>
+        <w:rPr>
+          <w:b/>
+          <w:bCs/>
+        </w:rPr>
+        <w:t>Hexagonal Architecture</w:t>
+      </w:r>
+      <w:r>
+        <w:t>.</w:t>
+      </w:r>
+    </w:p>
+    <w:p>
+      <w:pPr>
+        <w:numPr>
+          <w:ilvl w:val="0"/>
+          <w:numId w:val="49"/>
+        </w:numPr>
+      </w:pPr>
+      <w:r>
+        <w:rPr>
+          <w:b/>
+          <w:bCs/>
+        </w:rPr>
+        <w:t>Biometric Processor API (FastAPI):</w:t>
+      </w:r>
+      <w:r>
+        <w:t xml:space="preserve"> </w:t>
+      </w:r>
+      <w:r>
+        <w:t>Handles compute-intensive AI workloads such as feature extraction, similarity matching, and liveness analysis.</w:t>
+      </w:r>
+    </w:p>
+    <w:p>
+      <w:pPr>
+        <w:numPr>
+          <w:ilvl w:val="0"/>
+          <w:numId w:val="49"/>
+        </w:numPr>
+      </w:pPr>
+      <w:r>
+        <w:rPr>
+          <w:b/>
+          <w:bCs/>
+        </w:rPr>
+        <w:t>Database Layer:</w:t>
+      </w:r>
+      <w:r>
+        <w:t xml:space="preserve"> Uses </w:t>
+      </w:r>
+      <w:r>
+        <w:rPr>
+          <w:b/>
+          <w:bCs/>
+        </w:rPr>
+        <w:t>PostgreSQL</w:t>
+      </w:r>
+      <w:r>
+        <w:t xml:space="preserve"> for transactional data and the </w:t>
+      </w:r>
+      <w:r>
+        <w:rPr>
+          <w:b/>
+          <w:bCs/>
+        </w:rPr>
+        <w:t>pgvector</w:t>
+      </w:r>
+      <w:r>
+        <w:t xml:space="preserve"> extension for similarity search between high-dimensional biometric embeddings.</w:t>
+      </w:r>
+    </w:p>
+    <w:p>
+      <w:pPr>
+        <w:numPr>
+          <w:ilvl w:val="0"/>
+          <w:numId w:val="49"/>
+        </w:numPr>
+      </w:pPr>
+      <w:r>
+        <w:rPr>
+          <w:b/>
+          <w:bCs/>
+        </w:rPr>
+        <w:t>Mobile Layer (Flutter):</w:t>
+      </w:r>
+      <w:r>
+        <w:t xml:space="preserve"> </w:t>
+      </w:r>
+      <w:r>
+        <w:t>Enables enrollment and authentication while running on-device liveness detection for privacy and low latency.</w:t>
+      </w:r>
+    </w:p>
+    <w:p>
+      <w:pPr>
+        <w:numPr>
+          <w:ilvl w:val="0"/>
+          <w:numId w:val="49"/>
+        </w:numPr>
+      </w:pPr>
+      <w:r>
+        <w:rPr>
+          <w:b/>
+          <w:bCs/>
+        </w:rPr>
+        <w:t>Infrastructure Layer:</w:t>
+      </w:r>
+      <w:r>
+        <w:t xml:space="preserve"> </w:t>
+      </w:r>
+      <w:r>
+        <w:t xml:space="preserve">All services are containerized with </w:t>
+      </w:r>
+      <w:r>
+        <w:rPr>
+          <w:b/>
+          <w:bCs/>
+        </w:rPr>
+        <w:t>Docker Compose</w:t>
+      </w:r>
+      <w:r>
+        <w:t xml:space="preserve"> for local execution and remain portable to </w:t>
+      </w:r>
+      <w:r>
+        <w:rPr>
+          <w:b/>
+          <w:bCs/>
+        </w:rPr>
+        <w:t>Kubernetes</w:t>
+      </w:r>
+      <w:r>
+        <w:t xml:space="preserve"> for future horizontal scaling.</w:t>
+      </w:r>
+      <w:r>
+        <w:t xml:space="preserve"> </w:t>
+      </w:r>
+    </w:p>
+    <w:p>
+      <w:pPr>
+        <w:rPr>
+          <w:b/>
+          <w:bCs/>
+        </w:rPr>
+      </w:pPr>
+      <w:r>
+        <w:rPr>
+          <w:b/>
+          <w:bCs/>
+        </w:rPr>
+        <w:lastRenderedPageBreak/>
+        <w:t>6.2. Technical Approach and Algorithms</w:t>
+      </w:r>
+    </w:p>
+    <w:p>
+      <w:pPr>
+        <w:rPr>
+          <w:b/>
+          <w:bCs/>
+        </w:rPr>
+      </w:pPr>
+      <w:r>
+        <w:rPr>
+          <w:b/>
+          <w:bCs/>
+        </w:rPr>
+        <w:t>6.2.1. Backend Services</w:t>
+      </w:r>
+    </w:p>
+    <w:p>
+      <w:r>
+        <w:t>The backend comprises two main microservices aligned with SOLID and Domain-Driven Design (DDD) principles:</w:t>
+      </w:r>
+    </w:p>
+    <w:p>
+      <w:pPr>
+        <w:numPr>
+          <w:ilvl w:val="0"/>
+          <w:numId w:val="50"/>
+        </w:numPr>
+      </w:pPr>
+      <w:r>
+        <w:rPr>
+          <w:b/>
+          <w:bCs/>
+        </w:rPr>
+        <w:t>Identity Core API (Spring Boot):</w:t>
+      </w:r>
+      <w:r>
+        <w:br/>
+        <w:t>Acts as the platform’s central orchestrator, handling user, role, and tenant management, JWT-based security, and integration with the Biometric Processor API. Data persistence is achieved through Spring Data JPA, while request validation and rate limiting ensure API robustness.</w:t>
+      </w:r>
+    </w:p>
+    <w:p>
+      <w:pPr>
+        <w:numPr>
+          <w:ilvl w:val="0"/>
+          <w:numId w:val="50"/>
+        </w:numPr>
+      </w:pPr>
+      <w:r>
+        <w:rPr>
+          <w:b/>
+          <w:bCs/>
+        </w:rPr>
+        <w:t>Biometric Processor API (FastAPI):</w:t>
+      </w:r>
+      <w:r>
+        <w:br/>
+        <w:t>Built in Python to leverage the machine learning ecosystem, this service performs face recognition, verification, and liveness detection. It exposes REST endpoints for embedding generation, similarity comparison, and anti-spoofing checks. The service utilizes InsightFace (ArcFace/AdaFace) for deep embedding extraction and Redis as a message queue to support concurrent inference requests.</w:t>
+      </w:r>
+      <w:r>
+        <w:br/>
+        <w:t>This architecture allows the computational workload to scale independently from business logic, improving performance under concurrent authentication events.</w:t>
+      </w:r>
+    </w:p>
+    <w:p>
+      <w:pPr>
+        <w:rPr>
+          <w:b/>
+          <w:bCs/>
+        </w:rPr>
+      </w:pPr>
+      <w:r>
+        <w:rPr>
+          <w:b/>
+          <w:bCs/>
+        </w:rPr>
+        <w:t>6.2.2. Biometric Puzzle (Liveness Detection) Algorithm</w:t>
+      </w:r>
+    </w:p>
+    <w:p>
+      <w:r>
+        <w:t xml:space="preserve">Liveness detection runs on the </w:t>
+      </w:r>
+      <w:r>
+        <w:rPr>
+          <w:b/>
+          <w:bCs/>
+        </w:rPr>
+        <w:t>mobile device</w:t>
+      </w:r>
+      <w:r>
+        <w:t xml:space="preserve"> to improve responsiveness and privacy through an </w:t>
+      </w:r>
+      <w:r>
+        <w:rPr>
+          <w:b/>
+          <w:bCs/>
+        </w:rPr>
+        <w:t>active challenge–response</w:t>
+      </w:r>
+      <w:r>
+        <w:t xml:space="preserve"> combined with </w:t>
+      </w:r>
+      <w:r>
+        <w:rPr>
+          <w:b/>
+          <w:bCs/>
+        </w:rPr>
+        <w:t>passive texture cues</w:t>
+      </w:r>
+      <w:r>
+        <w:t>:</w:t>
+      </w:r>
+    </w:p>
+    <w:p>
+      <w:pPr>
+        <w:numPr>
+          <w:ilvl w:val="0"/>
+          <w:numId w:val="52"/>
+        </w:numPr>
+      </w:pPr>
+      <w:r>
+        <w:t>The backend sends random challenges (e.g., blink, smile, turn head).</w:t>
+      </w:r>
+    </w:p>
+    <w:p>
+      <w:pPr>
+        <w:numPr>
+          <w:ilvl w:val="0"/>
+          <w:numId w:val="52"/>
+        </w:numPr>
+      </w:pPr>
+      <w:r>
+        <w:t xml:space="preserve">The app captures video via </w:t>
+      </w:r>
+      <w:r>
+        <w:rPr>
+          <w:b/>
+          <w:bCs/>
+        </w:rPr>
+        <w:t>OpenCV</w:t>
+      </w:r>
+      <w:r>
+        <w:t xml:space="preserve"> and processes frames with </w:t>
+      </w:r>
+      <w:r>
+        <w:rPr>
+          <w:b/>
+          <w:bCs/>
+        </w:rPr>
+        <w:t>Google MediaPipe</w:t>
+      </w:r>
+      <w:r>
+        <w:t xml:space="preserve"> to track 468 facial landmarks.</w:t>
+      </w:r>
+    </w:p>
+    <w:p>
+      <w:pPr>
+        <w:numPr>
+          <w:ilvl w:val="0"/>
+          <w:numId w:val="52"/>
+        </w:numPr>
+      </w:pPr>
+      <w:r>
+        <w:t xml:space="preserve">Metrics like </w:t>
+      </w:r>
+      <w:r>
+        <w:rPr>
+          <w:b/>
+          <w:bCs/>
+        </w:rPr>
+        <w:t>Eye Aspect Ratio (EAR)</w:t>
+      </w:r>
+      <w:r>
+        <w:t xml:space="preserve"> and </w:t>
+      </w:r>
+      <w:r>
+        <w:rPr>
+          <w:b/>
+          <w:bCs/>
+        </w:rPr>
+        <w:t>Mouth Aspect Ratio (MAR)</w:t>
+      </w:r>
+      <w:r>
+        <w:t xml:space="preserve"> detect specific actions.</w:t>
+      </w:r>
+    </w:p>
+    <w:p>
+      <w:pPr>
+        <w:numPr>
+          <w:ilvl w:val="0"/>
+          <w:numId w:val="52"/>
+        </w:numPr>
+      </w:pPr>
+      <w:r>
+        <w:t>Once all challenges succeed, the app confirms liveness and securely transmits the validated frame to the backend.</w:t>
+      </w:r>
+    </w:p>
+    <w:p>
+      <w:r>
+        <w:t>This hybrid approach prevents spoofing via photos, video replays, or deepfakes by requiring genuine facial motion and temporal consistency.</w:t>
+      </w:r>
+    </w:p>
+    <w:p>
+      <w:pPr>
+        <w:rPr>
+          <w:b/>
+          <w:bCs/>
+        </w:rPr>
+      </w:pPr>
+      <w:r>
+        <w:rPr>
+          <w:b/>
+          <w:bCs/>
+        </w:rPr>
+        <w:t>6.2.3. Face Recognition and Identity Verification</w:t>
+      </w:r>
+    </w:p>
+    <w:p>
+      <w:r>
+        <w:t xml:space="preserve">During enrollment, the user’s face is extracted from an ID photo and converted into a 2622-dimensional embedding via </w:t>
+      </w:r>
+      <w:r>
+        <w:rPr>
+          <w:b/>
+          <w:bCs/>
+        </w:rPr>
+        <w:t>DeepFace.represent()</w:t>
+      </w:r>
+      <w:r>
+        <w:t>, stored in a pgvector column.</w:t>
+      </w:r>
+      <w:r>
+        <w:br/>
+        <w:t>At authentication, a live embedding is generated from the liveness-verified image, and cosine similarity is computed:</w:t>
+      </w:r>
+    </w:p>
+    <w:p>
+      <m:oMathPara>
+        <m:oMath>
+          <m:r>
+            <m:rPr>
+              <m:nor/>
+            </m:rPr>
+            <w:lastRenderedPageBreak/>
+            <m:t>Similarity</m:t>
+          </m:r>
+          <m:r>
+            <w:rPr>
+              <w:rFonts w:ascii="Cambria Math" w:hAnsi="Cambria Math"/>
+            </w:rPr>
+            <m:t>=1-</m:t>
+          </m:r>
+          <m:f>
+            <m:fPr>
+              <m:ctrlPr>
+                <w:rPr>
+                  <w:rFonts w:ascii="Cambria Math" w:hAnsi="Cambria Math"/>
+                </w:rPr>
+              </m:ctrlPr>
+            </m:fPr>
+            <m:num>
+              <m:r>
+                <m:rPr>
+                  <m:sty m:val="p"/>
+                </m:rPr>
+                <w:rPr>
+                  <w:rFonts w:ascii="Cambria Math" w:hAnsi="Cambria Math"/>
+                </w:rPr>
+                <m:t>A</m:t>
+              </m:r>
+              <m:r>
+                <w:rPr>
+                  <w:rFonts w:ascii="Cambria Math" w:hAnsi="Cambria Math"/>
+                </w:rPr>
+                <m:t>⋅</m:t>
+              </m:r>
+              <m:r>
+                <m:rPr>
+                  <m:sty m:val="p"/>
+                </m:rPr>
+                <w:rPr>
+                  <w:rFonts w:ascii="Cambria Math" w:hAnsi="Cambria Math"/>
+                </w:rPr>
+                <m:t>B</m:t>
+              </m:r>
+            </m:num>
+            <m:den>
+              <m:r>
+                <m:rPr>
+                  <m:sty m:val="p"/>
+                </m:rPr>
+                <w:rPr>
+                  <w:rFonts w:ascii="Cambria Math" w:hAnsi="Cambria Math"/>
+                </w:rPr>
+                <m:t>∥A∥∥B∥</m:t>
+              </m:r>
+            </m:den>
+          </m:f>
+          <m:r>
+            <m:rPr>
+              <m:sty m:val="p"/>
+            </m:rPr>
+            <w:br/>
+          </m:r>
+        </m:oMath>
+      </m:oMathPara>
+    </w:p>
+    <w:p>
+      <w:r>
+        <w:t>If similarity exceeds the tuned threshold, verification succeeds.</w:t>
+      </w:r>
+      <w:r>
+        <w:br/>
+        <w:t>For 1:N searches, FAISS enables sub-millisecond nearest-neighbor retrieval among stored embeddings.</w:t>
+      </w:r>
+    </w:p>
+    <w:p>
+      <w:pPr>
+        <w:rPr>
+          <w:b/>
+          <w:bCs/>
+        </w:rPr>
+      </w:pPr>
+      <w:r>
+        <w:rPr>
+          <w:b/>
+          <w:bCs/>
+        </w:rPr>
+        <w:t>6.2.4. System Integration and Security</w:t>
+      </w:r>
+    </w:p>
+    <w:p>
+      <w:r>
+        <w:t>All inter-service communication will occur over HTTPS with token-based authentication. Sensitive biometric embeddings are encrypted before storage, and role-based access control (RBAC) ensures that tenants can only access their isolated data domain.</w:t>
+      </w:r>
+      <w:r>
+        <w:br/>
+        <w:t>Continuous integration and testing pipelines verify API integrity after each deployment using Postman and Pytest/JUnit test suites.</w:t>
+      </w:r>
+    </w:p>
+    <w:p>
+      <w:pPr>
+        <w:rPr>
+          <w:b/>
+          <w:bCs/>
+        </w:rPr>
+      </w:pPr>
+      <w:r>
+        <w:rPr>
+          <w:b/>
+          <w:bCs/>
+        </w:rPr>
+        <w:t>6.3. Performance Evaluation</w:t>
+      </w:r>
+    </w:p>
+    <w:p>
+      <w:pPr>
+        <w:spacing w:after="0"/>
+      </w:pPr>
+      <w:r>
+        <w:t xml:space="preserve">System performance will be assessed for both </w:t>
+      </w:r>
+      <w:r>
+        <w:rPr>
+          <w:b/>
+          <w:bCs/>
+        </w:rPr>
+        <w:t>biometric accuracy</w:t>
+      </w:r>
+      <w:r>
+        <w:t xml:space="preserve"> and </w:t>
+      </w:r>
+      <w:r>
+        <w:rPr>
+          <w:b/>
+          <w:bCs/>
+        </w:rPr>
+        <w:t>operational efficiency</w:t>
+      </w:r>
+      <w:r>
+        <w:t>:</w:t>
+      </w:r>
+    </w:p>
+    <w:p>
+      <w:pPr>
+        <w:numPr>
+          <w:ilvl w:val="0"/>
+          <w:numId w:val="53"/>
+        </w:numPr>
+        <w:spacing w:after="0"/>
+      </w:pPr>
+      <w:r>
+        <w:rPr>
+          <w:b/>
+          <w:bCs/>
+        </w:rPr>
+        <w:t>Biometric Metrics:</w:t>
+      </w:r>
+    </w:p>
+    <w:p>
+      <w:pPr>
+        <w:numPr>
+          <w:ilvl w:val="1"/>
+          <w:numId w:val="53"/>
+        </w:numPr>
+        <w:spacing w:after="0"/>
+      </w:pPr>
       <w:r>
         <w:rPr>
           <w:i/>
           <w:iCs/>
         </w:rPr>
-        <w:t>Figure 1: High-Level System Architecture</w:t>
-      </w:r>
-    </w:p>
-    <w:p>
-      <w:pPr>
-        <w:rPr>
-          <w:b/>
-          <w:bCs/>
-        </w:rPr>
-      </w:pPr>
-      <w:r>
-        <w:rPr>
-          <w:b/>
-          <w:bCs/>
-        </w:rPr>
-        <w:t>6.2. Technical Approach and Algorithms</w:t>
-      </w:r>
-    </w:p>
-    <w:p>
-      <w:pPr>
-        <w:rPr>
-          <w:b/>
-          <w:bCs/>
-        </w:rPr>
-      </w:pPr>
-      <w:r>
-        <w:rPr>
-          <w:b/>
-          <w:bCs/>
-        </w:rPr>
-        <w:t>6.2.1. Backend Services</w:t>
-      </w:r>
-    </w:p>
-    <w:p>
-      <w:r>
-        <w:t xml:space="preserve">The backend is composed of two main microservices developed with Hexagonal Architecture principles. The </w:t>
-      </w:r>
-      <w:r>
-        <w:rPr>
-          <w:b/>
-          <w:bCs/>
-        </w:rPr>
-        <w:t>Identity Core API (Spring Boot)</w:t>
-      </w:r>
-      <w:r>
-        <w:t xml:space="preserve">, acting as the system's brain, manages user, role, and tenant administration, security policies, and business workflows, using Spring Data JPA for data persistence. The </w:t>
-      </w:r>
-      <w:r>
-        <w:rPr>
-          <w:b/>
-          <w:bCs/>
-        </w:rPr>
-        <w:t>Biometric Processor API (FastAPI)</w:t>
-      </w:r>
-      <w:r>
-        <w:t xml:space="preserve"> leverages Python's powerful machine learning ecosystem to handle computationally intensive tasks like face recognition and liveness detection. Communication between the two services will be handled via REST API calls (synchronous) and a Redis-based message queue (asynchronous).</w:t>
-      </w:r>
-    </w:p>
-    <w:p>
-      <w:pPr>
-        <w:rPr>
-          <w:b/>
-          <w:bCs/>
-        </w:rPr>
-      </w:pPr>
-      <w:r>
-        <w:rPr>
-          <w:b/>
-          <w:bCs/>
-        </w:rPr>
-        <w:lastRenderedPageBreak/>
-        <w:t>6.2.2. Biometric Puzzle (Liveness Detection) Algorithm</w:t>
-      </w:r>
-    </w:p>
-    <w:p>
-      <w:r>
-        <w:t>Liveness detection will be performed on the mobile application, utilizing the device's own processing power. The flow is as follows:</w:t>
+        <w:t>FAR</w:t>
+      </w:r>
+      <w:r>
+        <w:t xml:space="preserve"> (False Acceptance Rate)</w:t>
+      </w:r>
+    </w:p>
+    <w:p>
+      <w:pPr>
+        <w:numPr>
+          <w:ilvl w:val="1"/>
+          <w:numId w:val="53"/>
+        </w:numPr>
+        <w:spacing w:after="0"/>
+      </w:pPr>
+      <w:r>
+        <w:rPr>
+          <w:i/>
+          <w:iCs/>
+        </w:rPr>
+        <w:t>FRR</w:t>
+      </w:r>
+      <w:r>
+        <w:t xml:space="preserve"> (False Rejection Rate)</w:t>
+      </w:r>
+    </w:p>
+    <w:p>
+      <w:pPr>
+        <w:numPr>
+          <w:ilvl w:val="1"/>
+          <w:numId w:val="53"/>
+        </w:numPr>
+        <w:spacing w:after="0"/>
+      </w:pPr>
+      <w:r>
+        <w:rPr>
+          <w:i/>
+          <w:iCs/>
+        </w:rPr>
+        <w:t>EER</w:t>
+      </w:r>
+      <w:r>
+        <w:t xml:space="preserve"> (Equal Error Rate)</w:t>
       </w:r>
     </w:p>
     <w:p>
       <w:pPr>
         <w:numPr>
           <w:ilvl w:val="0"/>
-          <w:numId w:val="42"/>
+          <w:numId w:val="53"/>
         </w:numPr>
-      </w:pPr>
-      <w:r>
-        <w:t>The system generates a random and sequential command sequence from a predefined pool of actions (Smile, Blink Left Eye, Look Right, etc.).</w:t>
+        <w:spacing w:after="0"/>
+      </w:pPr>
+      <w:r>
+        <w:rPr>
+          <w:b/>
+          <w:bCs/>
+        </w:rPr>
+        <w:t>Liveness Metrics:</w:t>
+      </w:r>
+      <w:r>
+        <w:br/>
+        <w:t xml:space="preserve">Evaluated using spoofing tests (printed photos, videos, masks) with </w:t>
+      </w:r>
+      <w:r>
+        <w:rPr>
+          <w:i/>
+          <w:iCs/>
+        </w:rPr>
+        <w:t>APCER</w:t>
+      </w:r>
+      <w:r>
+        <w:t xml:space="preserve"> and </w:t>
+      </w:r>
+      <w:r>
+        <w:rPr>
+          <w:i/>
+          <w:iCs/>
+        </w:rPr>
+        <w:t>BPCER</w:t>
+      </w:r>
+      <w:r>
+        <w:t xml:space="preserve"> metrics.</w:t>
       </w:r>
     </w:p>
     <w:p>
       <w:pPr>
         <w:numPr>
           <w:ilvl w:val="0"/>
-          <w:numId w:val="42"/>
+          <w:numId w:val="53"/>
         </w:numPr>
-      </w:pPr>
-      <w:r>
-        <w:t>The mobile application starts reading the camera stream using OpenCV.</w:t>
+        <w:spacing w:after="0"/>
+      </w:pPr>
+      <w:r>
+        <w:rPr>
+          <w:b/>
+          <w:bCs/>
+        </w:rPr>
+        <w:t>System Metrics:</w:t>
+      </w:r>
+    </w:p>
+    <w:p>
+      <w:pPr>
+        <w:numPr>
+          <w:ilvl w:val="1"/>
+          <w:numId w:val="53"/>
+        </w:numPr>
+        <w:spacing w:after="0"/>
+      </w:pPr>
+      <w:r>
+        <w:t>Average API response &lt; 300 ms</w:t>
+      </w:r>
+    </w:p>
+    <w:p>
+      <w:pPr>
+        <w:numPr>
+          <w:ilvl w:val="1"/>
+          <w:numId w:val="53"/>
+        </w:numPr>
+        <w:spacing w:after="0"/>
+      </w:pPr>
+      <w:r>
+        <w:t>Query latency &lt; 100 ms</w:t>
+      </w:r>
+    </w:p>
+    <w:p>
+      <w:pPr>
+        <w:numPr>
+          <w:ilvl w:val="1"/>
+          <w:numId w:val="53"/>
+        </w:numPr>
+        <w:spacing w:after="0"/>
+      </w:pPr>
+      <w:r>
+        <w:t>Stable throughput under simulated multi-tenant load</w:t>
+      </w:r>
+    </w:p>
+    <w:p>
+      <w:pPr>
+        <w:spacing w:after="0"/>
+      </w:pPr>
+      <w:r>
+        <w:t xml:space="preserve">Load testing will employ </w:t>
+      </w:r>
+      <w:r>
+        <w:rPr>
+          <w:b/>
+          <w:bCs/>
+        </w:rPr>
+        <w:t>Apache JMeter</w:t>
+      </w:r>
+      <w:r>
+        <w:t xml:space="preserve"> or similar tools.</w:t>
+      </w:r>
+    </w:p>
+    <w:p>
+      <w:pPr>
+        <w:rPr>
+          <w:b/>
+          <w:bCs/>
+        </w:rPr>
+      </w:pPr>
+      <w:r>
+        <w:rPr>
+          <w:b/>
+          <w:bCs/>
+        </w:rPr>
+        <w:t>6.4. Resources</w:t>
       </w:r>
     </w:p>
     <w:p>
       <w:pPr>
         <w:numPr>
           <w:ilvl w:val="0"/>
-          <w:numId w:val="42"/>
+          <w:numId w:val="51"/>
         </w:numPr>
       </w:pPr>
       <w:r>
-        <w:t>Each video frame is sent to the Google MediaPipe library to obtain the real-time coordinates of 468 facial landmarks.</w:t>
+        <w:rPr>
+          <w:b/>
+          <w:bCs/>
+        </w:rPr>
+        <w:t>Software &amp; Development Tools:</w:t>
+      </w:r>
+      <w:r>
+        <w:t xml:space="preserve"> IntelliJ IDEA (Java), PyCharm (Python), Visual Studio Code (Flutter), Docker Desktop, Postman, Git and GitHub for version control.</w:t>
       </w:r>
     </w:p>
     <w:p>
       <w:pPr>
         <w:numPr>
           <w:ilvl w:val="0"/>
-          <w:numId w:val="42"/>
+          <w:numId w:val="51"/>
         </w:numPr>
       </w:pPr>
       <w:r>
-        <w:t>Using these coordinates, metrics such as the Eye Aspect Ratio (EAR) and Mouth Aspect Ratio (MAR) are calculated in real-time.</w:t>
+        <w:rPr>
+          <w:b/>
+          <w:bCs/>
+        </w:rPr>
+        <w:t>Libraries / Frameworks:</w:t>
+      </w:r>
+      <w:r>
+        <w:t xml:space="preserve"> Spring Boot, FastAPI, Flutter, DeepFace, InsightFace, Google MediaPipe, OpenCV, PostgreSQL, Redis, FAISS, pgvector.</w:t>
       </w:r>
     </w:p>
     <w:p>
       <w:pPr>
         <w:numPr>
           <w:ilvl w:val="0"/>
-          <w:numId w:val="42"/>
+          <w:numId w:val="51"/>
         </w:numPr>
       </w:pPr>
       <w:r>
-        <w:t>When a calculated metric matches the requested command (e.g., a "blink" is considered successful when the EAR value suddenly approaches zero), the puzzle proceeds to the next step.</w:t>
-      </w:r>
-    </w:p>
-    <w:p>
-      <w:pPr>
-        <w:numPr>
-          <w:ilvl w:val="0"/>
-          <w:numId w:val="42"/>
-        </w:numPr>
-      </w:pPr>
-      <w:r>
-        <w:t>Once all steps are successfully completed within a specific time frame, liveness is confirmed, and the final frame is sent to the backend for identity verification.</w:t>
-      </w:r>
-    </w:p>
-    <w:p>
-      <w:pPr>
-        <w:rPr>
-          <w:b/>
-          <w:bCs/>
-        </w:rPr>
-      </w:pPr>
-      <w:r>
-        <w:rPr>
-          <w:b/>
-          <w:bCs/>
-        </w:rPr>
-        <w:t>6.2.3. Face Recognition and Data Storage</w:t>
-      </w:r>
-    </w:p>
-    <w:p>
-      <w:r>
-        <w:t>For identity verification, the Biometric Processor API will utilize the DeepFace library with the VGG-Face model. During user enrollment, a user's face is converted into a 2622-dimensional vector (embedding) using the DeepFace.represent() function. This vector is stored in the PostgreSQL database in a special vector column using the pgvector extension. During authentication, a new vector is generated in real-time from the liveness-proven face photo, and the cosine distance between this new vector and the stored vector is calculated. If this distance is below a predetermined threshold, the authentication is considered successful.</w:t>
-      </w:r>
-    </w:p>
-    <w:p>
-      <w:pPr>
-        <w:rPr>
-          <w:b/>
-          <w:bCs/>
-        </w:rPr>
-      </w:pPr>
-      <w:r>
-        <w:rPr>
-          <w:b/>
-          <w:bCs/>
-        </w:rPr>
-        <w:t>6.3. Performance Evaluation</w:t>
-      </w:r>
-    </w:p>
-    <w:p>
-      <w:r>
-        <w:t>The system's performance will be evaluated based on both biometric accuracy and system response times. The accuracy of the biometric model will be measured using standard metrics: False Acceptance Rate (FAR) and False Rejection Rate (FRR). The success of the liveness detection algorithm will be assessed by its resilience against known spoofing attempts (e.g., printed photos, video replays) and its completion time for legitimate users. API response times and database query latencies will be measured through load testing to ensure they meet the target performance criteria.</w:t>
-      </w:r>
-    </w:p>
-    <w:p>
-      <w:pPr>
-        <w:rPr>
-          <w:b/>
-          <w:bCs/>
-        </w:rPr>
-      </w:pPr>
-      <w:r>
-        <w:rPr>
-          <w:b/>
-          <w:bCs/>
-        </w:rPr>
-        <w:t>6.4. Resources</w:t>
-      </w:r>
-    </w:p>
-    <w:p>
-      <w:pPr>
-        <w:numPr>
-          <w:ilvl w:val="0"/>
-          <w:numId w:val="43"/>
-        </w:numPr>
-      </w:pPr>
-      <w:r>
-        <w:rPr>
-          <w:b/>
-          <w:bCs/>
-        </w:rPr>
-        <w:t>Software:</w:t>
-      </w:r>
-      <w:r>
-        <w:t xml:space="preserve"> IntelliJ IDEA (Java), PyCharm (Python), VS Code (Flutter), Docker Desktop, Postman, Git.</w:t>
-      </w:r>
-    </w:p>
-    <w:p>
-      <w:pPr>
-        <w:numPr>
-          <w:ilvl w:val="0"/>
-          <w:numId w:val="43"/>
-        </w:numPr>
-      </w:pPr>
+        <w:rPr>
+          <w:b/>
+          <w:bCs/>
+        </w:rPr>
+        <w:t>Hardware:</w:t>
+      </w:r>
+      <w:r>
+        <w:t xml:space="preserve"> Personal computers for development and a Raspberry Pi 4 (or Jetson Nano) for edge simulation. Two Android and two iOS devices (mid-range and flagship) for mobile testing and performance comparison.</w:t>
+      </w:r>
+    </w:p>
+    <w:p>
       <w:r>
         <w:rPr>
           <w:b/>
           <w:bCs/>
         </w:rPr>
         <w:lastRenderedPageBreak/>
-        <w:t>Libraries/Frameworks:</w:t>
-      </w:r>
-      <w:r>
-        <w:t xml:space="preserve"> Spring Boot, FastAPI, Flutter, DeepFace, Google MediaPipe, OpenCV, PostgreSQL, Redis, pgvector.</w:t>
-      </w:r>
-    </w:p>
-    <w:p>
-      <w:pPr>
-        <w:numPr>
-          <w:ilvl w:val="0"/>
-          <w:numId w:val="43"/>
-        </w:numPr>
-      </w:pPr>
-      <w:r>
-        <w:rPr>
-          <w:b/>
-          <w:bCs/>
-        </w:rPr>
-        <w:t>Hardware:</w:t>
-      </w:r>
-      <w:r>
-        <w:t xml:space="preserve"> Standard personal computers for development. At least 2 different (mid-range and high-end) Android and iOS mobile devices for testing. A Raspberry Pi 4 for Edge AI simulation.</w:t>
-      </w:r>
-    </w:p>
-    <w:p>
-      <w:pPr>
-        <w:numPr>
-          <w:ilvl w:val="0"/>
-          <w:numId w:val="43"/>
-        </w:numPr>
-      </w:pPr>
-      <w:r>
-        <w:rPr>
-          <w:b/>
-          <w:bCs/>
-        </w:rPr>
         <w:t>Data:</w:t>
       </w:r>
       <w:r>
-        <w:t xml:space="preserve"> Publicly available face datasets (e.g., Labeled Faces in the Wild) will be utilized for testing the face recognition model, and test data will be created with the consent of team members.</w:t>
+        <w:t xml:space="preserve"> Publicly available datasets such as Labeled Faces in the Wild (LFW) and controlled test images collected with consent from project members. Synthetic data will be generated to simulate enrollment and authentication events.</w:t>
       </w:r>
     </w:p>
     <w:p>
@@ -1370,57 +1908,20 @@
     </w:p>
     <w:p>
       <w:r>
-        <w:t xml:space="preserve">The project development process will adhere to modern software engineering standards and methodologies. A Kanban board on </w:t>
-      </w:r>
-      <w:r>
-        <w:rPr>
-          <w:b/>
-          <w:bCs/>
-        </w:rPr>
-        <w:t>GitHub Projects</w:t>
-      </w:r>
-      <w:r>
-        <w:t xml:space="preserve"> will be used for project management. </w:t>
-      </w:r>
-      <w:r>
-        <w:rPr>
-          <w:b/>
-          <w:bCs/>
-        </w:rPr>
-        <w:t>Git</w:t>
-      </w:r>
-      <w:r>
-        <w:t xml:space="preserve"> and a </w:t>
-      </w:r>
-      <w:r>
-        <w:rPr>
-          <w:b/>
-          <w:bCs/>
-        </w:rPr>
-        <w:t>GitHub Organization</w:t>
-      </w:r>
-      <w:r>
-        <w:t xml:space="preserve"> will be used for source code control and versioning. Every code change will be reviewed by the team via the "pull request" mechanism before being merged into the main branch. </w:t>
-      </w:r>
-      <w:r>
-        <w:rPr>
-          <w:b/>
-          <w:bCs/>
-        </w:rPr>
-        <w:t>UML (Unified Modeling Language)</w:t>
-      </w:r>
-      <w:r>
-        <w:t xml:space="preserve"> diagrams (Sequence, State, Activity) will be used to document the system's architecture and design. A </w:t>
-      </w:r>
-      <w:r>
-        <w:rPr>
-          <w:b/>
-          <w:bCs/>
-        </w:rPr>
-        <w:t>Gantt chart</w:t>
-      </w:r>
-      <w:r>
-        <w:t xml:space="preserve"> will be created to track the project timeline and work packages. Linting rules will be enforced for each language to ensure code quality and standards.</w:t>
+        <w:t>The project will follow modern software engineering standards and methodologies to ensure quality, maintainability, and reproducibility.</w:t>
+      </w:r>
+      <w:r>
+        <w:br/>
+        <w:t>Project management will be carried out using a Kanban board on GitHub Projects, while source control and versioning will be handled through Git within a GitHub Organization. All code modifications will undergo peer review via pull requests before merging into the main branch to maintain consistency and minimize errors.</w:t>
+      </w:r>
+    </w:p>
+    <w:p>
+      <w:r>
+        <w:t>System design and documentation will employ UML diagrams  to visualize architectural interactions and workflows. A Gantt chart will be prepared to monitor task distribution and progress over time.</w:t>
+      </w:r>
+      <w:r>
+        <w:br/>
+        <w:t>Linting and formatting rules specific to each language (Java, Python, Dart) will be enforced to uphold code quality and readability. Unit and integration testing standards (JUnit, Pytest) will be applied to verify correctness and reliability throughout the development cycle.</w:t>
       </w:r>
     </w:p>
     <w:p>
@@ -1458,7 +1959,20 @@
         <w:t>Economic:</w:t>
       </w:r>
       <w:r>
-        <w:t xml:space="preserve"> As the project is developed entirely using free and open-source technologies, the initial software cost is zero. The SaaS model holds the potential for future market entry with low initial costs for customers.</w:t>
+        <w:t xml:space="preserve"> </w:t>
+      </w:r>
+      <w:r>
+        <w:t xml:space="preserve">The project utilizes fully </w:t>
+      </w:r>
+      <w:r>
+        <w:rPr>
+          <w:b/>
+          <w:bCs/>
+        </w:rPr>
+        <w:t>open-source technologies</w:t>
+      </w:r>
+      <w:r>
+        <w:t>, resulting in zero initial software cost. The SaaS model supports a future commercial expansion path with low customer onboarding costs and high scalability.</w:t>
       </w:r>
     </w:p>
     <w:p>
@@ -1494,7 +2008,50 @@
         <w:t>Ethical:</w:t>
       </w:r>
       <w:r>
-        <w:t xml:space="preserve"> The processing of biometric data is the most significant ethical consideration. The system will be based on the principle of transparently informing users about how their data will be used and obtaining their explicit consent (opt-in). Potential biases in face recognition algorithms will be acknowledged, and efforts will be made to mitigate this risk by using diverse datasets during the testing phase.</w:t>
+        <w:t xml:space="preserve"> </w:t>
+      </w:r>
+      <w:r>
+        <w:t xml:space="preserve">The most significant ethical dimension involves </w:t>
+      </w:r>
+      <w:r>
+        <w:rPr>
+          <w:b/>
+          <w:bCs/>
+        </w:rPr>
+        <w:t>biometric data processing</w:t>
+      </w:r>
+      <w:r>
+        <w:t xml:space="preserve">. The system ensures user transparency by informing individuals of data usage and requiring </w:t>
+      </w:r>
+      <w:r>
+        <w:rPr>
+          <w:b/>
+          <w:bCs/>
+        </w:rPr>
+        <w:t>explicit consent (opt-in)</w:t>
+      </w:r>
+      <w:r>
+        <w:t xml:space="preserve">. Possible </w:t>
+      </w:r>
+      <w:r>
+        <w:rPr>
+          <w:b/>
+          <w:bCs/>
+        </w:rPr>
+        <w:t>algorithmic bias</w:t>
+      </w:r>
+      <w:r>
+        <w:t xml:space="preserve"> in facial recognition will be mitigated by validating against </w:t>
+      </w:r>
+      <w:r>
+        <w:rPr>
+          <w:b/>
+          <w:bCs/>
+        </w:rPr>
+        <w:t>diverse datasets</w:t>
+      </w:r>
+      <w:r>
+        <w:t xml:space="preserve"> and continuously monitoring fairness metrics.</w:t>
       </w:r>
     </w:p>
     <w:p>
@@ -1509,7 +2066,6 @@
           <w:b/>
           <w:bCs/>
         </w:rPr>
-        <w:lastRenderedPageBreak/>
         <w:t>Health and Safety:</w:t>
       </w:r>
       <w:r>
@@ -1528,6 +2084,7 @@
           <w:b/>
           <w:bCs/>
         </w:rPr>
+        <w:lastRenderedPageBreak/>
         <w:t>Sustainability:</w:t>
       </w:r>
       <w:r>
@@ -1569,7 +2126,62 @@
     </w:p>
     <w:p>
       <w:r>
-        <w:t>As the project processes personal and sensitive biometric data, it will be designed to be fully compliant with the Personal Data Protection Law (KVKK) No. 6698 in Turkey and the General Data Protection Regulation (GDPR) in the European Union. In this context, fundamental principles such as data minimization, purpose limitation, explicit consent, data security, and the "right to be forgotten" will be respected. The licenses of all open-source libraries to be used (MIT, Apache 2.0, etc.) will be reviewed to ensure they pose no legal obstacles to potential commercialization.</w:t>
+        <w:t xml:space="preserve">Given that the platform processes </w:t>
+      </w:r>
+      <w:r>
+        <w:rPr>
+          <w:b/>
+          <w:bCs/>
+        </w:rPr>
+        <w:t>personal and sensitive biometric data</w:t>
+      </w:r>
+      <w:r>
+        <w:t xml:space="preserve">, it will be fully compliant with the </w:t>
+      </w:r>
+      <w:r>
+        <w:rPr>
+          <w:b/>
+          <w:bCs/>
+        </w:rPr>
+        <w:t>Turkish Personal Data Protection Law (KVKK No. 6698)</w:t>
+      </w:r>
+      <w:r>
+        <w:t xml:space="preserve"> and the </w:t>
+      </w:r>
+      <w:r>
+        <w:rPr>
+          <w:b/>
+          <w:bCs/>
+        </w:rPr>
+        <w:t>European Union’s General Data Protection Regulation (GDPR)</w:t>
+      </w:r>
+      <w:r>
+        <w:t xml:space="preserve">. The system’s data handling procedures will follow key principles including </w:t>
+      </w:r>
+      <w:r>
+        <w:rPr>
+          <w:b/>
+          <w:bCs/>
+        </w:rPr>
+        <w:t>data minimization, purpose limitation, explicit consent, data security, and the right to be forgotten</w:t>
+      </w:r>
+      <w:r>
+        <w:t>.</w:t>
+      </w:r>
+    </w:p>
+    <w:p>
+      <w:r>
+        <w:t xml:space="preserve">All open-source software and frameworks (e.g., Spring Boot, FastAPI, MediaPipe, InsightFace) will be reviewed for </w:t>
+      </w:r>
+      <w:r>
+        <w:rPr>
+          <w:b/>
+          <w:bCs/>
+        </w:rPr>
+        <w:t>license compatibility (MIT, Apache 2.0)</w:t>
+      </w:r>
+      <w:r>
+        <w:t xml:space="preserve"> to ensure no legal conflicts with future commercialization or institutional deployment. Documentation will explicitly reference each dependency’s license and compliance status.</w:t>
       </w:r>
     </w:p>
     <w:p>
@@ -1599,12 +2211,557 @@
           <w:b/>
           <w:bCs/>
         </w:rPr>
-        <w:t>8.1. Description of all task phases and their durations</w:t>
-      </w:r>
-    </w:p>
-    <w:p>
-      <w:r>
-        <w:t>The project will be conducted over two main academic semesters (Fall and Spring). Work packages are planned to include analysis, design, development, testing, and documentation phases. The duration and details of each main task are illustrated in the Gantt chart provided below.</w:t>
+        <w:t>8.1 Description of Task Phases</w:t>
+      </w:r>
+    </w:p>
+    <w:p>
+      <w:pPr>
+        <w:rPr>
+          <w:b/>
+          <w:bCs/>
+        </w:rPr>
+      </w:pPr>
+      <w:r>
+        <w:rPr>
+          <w:b/>
+          <w:bCs/>
+        </w:rPr>
+        <w:t xml:space="preserve">8.1.1 Requirements Analysis &amp; Literature Review </w:t>
+      </w:r>
+    </w:p>
+    <w:p>
+      <w:r>
+        <w:rPr>
+          <w:b/>
+          <w:bCs/>
+        </w:rPr>
+        <w:t>Academic Literature Survey:</w:t>
+      </w:r>
+      <w:r>
+        <w:t xml:space="preserve"> Research contemporary facial recognition architectures </w:t>
+      </w:r>
+      <w:r>
+        <w:t xml:space="preserve">such as </w:t>
+      </w:r>
+      <w:r>
+        <w:t>DeepFace, FaceNet, ArcFace, InsightFace</w:t>
+      </w:r>
+      <w:r>
+        <w:t>;</w:t>
+      </w:r>
+      <w:r>
+        <w:t xml:space="preserve"> privacy threat modeling methodologies (LINDDUN), GDPR compliance requirements, serverless computing patterns, and anti-spoofing techniques.</w:t>
+      </w:r>
+    </w:p>
+    <w:p>
+      <w:r>
+        <w:rPr>
+          <w:b/>
+          <w:bCs/>
+        </w:rPr>
+        <w:t>Technology Stack Evaluation:</w:t>
+      </w:r>
+      <w:r>
+        <w:t xml:space="preserve"> Compare facial recognition libraries (InsightFace vs. DeepFace), embedding search solutions (FAISS vs. Annoy), cloud platforms (AWS vs. Azure vs. GCP), and message queue systems (Kafka vs. RabbitMQ).</w:t>
+      </w:r>
+    </w:p>
+    <w:p>
+      <w:r>
+        <w:rPr>
+          <w:b/>
+          <w:bCs/>
+        </w:rPr>
+        <w:t>Requirements Documentation:</w:t>
+      </w:r>
+      <w:r>
+        <w:t xml:space="preserve"> Define functional requirements, non-functional requirements, security requirements, and prepare Project Specification Document</w:t>
+      </w:r>
+      <w:r>
+        <w:t>.</w:t>
+      </w:r>
+    </w:p>
+    <w:p>
+      <w:pPr>
+        <w:rPr>
+          <w:b/>
+          <w:bCs/>
+        </w:rPr>
+      </w:pPr>
+      <w:r>
+        <w:rPr>
+          <w:b/>
+          <w:bCs/>
+        </w:rPr>
+        <w:t>8.1.2 System Architecture Design</w:t>
+      </w:r>
+    </w:p>
+    <w:p>
+      <w:r>
+        <w:rPr>
+          <w:b/>
+          <w:bCs/>
+        </w:rPr>
+        <w:t>Microservices Architecture Design:</w:t>
+      </w:r>
+      <w:r>
+        <w:t xml:space="preserve"> Design Authentication Service, Biometric Processing Service, Identity Verification Service , and Data Management Service</w:t>
+      </w:r>
+      <w:r>
+        <w:t>.</w:t>
+      </w:r>
+    </w:p>
+    <w:p>
+      <w:r>
+        <w:rPr>
+          <w:b/>
+          <w:bCs/>
+        </w:rPr>
+        <w:lastRenderedPageBreak/>
+        <w:t>Hexagonal Architecture Implementation:</w:t>
+      </w:r>
+      <w:r>
+        <w:t xml:space="preserve"> Define ports and adapters for external dependencies. Establish dependency injection patterns and inter-service communication protocols.</w:t>
+      </w:r>
+    </w:p>
+    <w:p>
+      <w:r>
+        <w:rPr>
+          <w:b/>
+          <w:bCs/>
+        </w:rPr>
+        <w:t>Database &amp; Security Design:</w:t>
+      </w:r>
+      <w:r>
+        <w:t xml:space="preserve"> Design relational schema for user management, embedding storage in FAISS, Redis caching structures, and data retention policies. Plan end-to-end encryption </w:t>
+      </w:r>
+      <w:r>
+        <w:t xml:space="preserve">, </w:t>
+      </w:r>
+      <w:r>
+        <w:t>API authentication, and audit logging.</w:t>
+      </w:r>
+    </w:p>
+    <w:p>
+      <w:pPr>
+        <w:rPr>
+          <w:b/>
+          <w:bCs/>
+        </w:rPr>
+      </w:pPr>
+      <w:r>
+        <w:rPr>
+          <w:b/>
+          <w:bCs/>
+        </w:rPr>
+        <w:t xml:space="preserve">8.1.3 Development Environment Setup </w:t>
+      </w:r>
+    </w:p>
+    <w:p>
+      <w:r>
+        <w:rPr>
+          <w:b/>
+          <w:bCs/>
+        </w:rPr>
+        <w:t>Infrastructure Setup:</w:t>
+      </w:r>
+      <w:r>
+        <w:t xml:space="preserve"> Configure version control, local development with Docker Compose, CI/CD pipelines, code quality tools , and monitoring stack</w:t>
+      </w:r>
+      <w:r>
+        <w:t>.</w:t>
+      </w:r>
+    </w:p>
+    <w:p>
+      <w:r>
+        <w:rPr>
+          <w:b/>
+          <w:bCs/>
+        </w:rPr>
+        <w:t>Prototype Development:</w:t>
+      </w:r>
+      <w:r>
+        <w:t xml:space="preserve"> Build minimal viable Identity Core API, proof-of-concept Biometric Processor with InsightFace, and basic FAISS integration for testing.</w:t>
+      </w:r>
+    </w:p>
+    <w:p>
+      <w:pPr>
+        <w:rPr>
+          <w:b/>
+          <w:bCs/>
+        </w:rPr>
+      </w:pPr>
+      <w:r>
+        <w:rPr>
+          <w:b/>
+          <w:bCs/>
+        </w:rPr>
+        <w:t>8.1.4 Core Services Development</w:t>
+      </w:r>
+    </w:p>
+    <w:p>
+      <w:r>
+        <w:rPr>
+          <w:b/>
+          <w:bCs/>
+        </w:rPr>
+        <w:t>Authentication Service:</w:t>
+      </w:r>
+      <w:r>
+        <w:t xml:space="preserve"> Implement user registration with BCrypt hashing, JWT authentication with refresh token</w:t>
+      </w:r>
+      <w:r>
+        <w:t>s.</w:t>
+      </w:r>
+    </w:p>
+    <w:p>
+      <w:r>
+        <w:rPr>
+          <w:b/>
+          <w:bCs/>
+        </w:rPr>
+        <w:t xml:space="preserve">Biometric Processing Service </w:t>
+      </w:r>
+      <w:r>
+        <w:rPr>
+          <w:b/>
+          <w:bCs/>
+        </w:rPr>
+        <w:t xml:space="preserve">: </w:t>
+      </w:r>
+      <w:r>
+        <w:t xml:space="preserve">Integrate </w:t>
+      </w:r>
+      <w:r>
+        <w:t>Deepface,</w:t>
+      </w:r>
+      <w:r>
+        <w:t xml:space="preserve"> MediaPipe Face Mesh</w:t>
+      </w:r>
+      <w:r>
+        <w:t xml:space="preserve">, </w:t>
+      </w:r>
+      <w:r>
+        <w:t>anti-spoofing module, active liveness detection</w:t>
+      </w:r>
+      <w:r>
+        <w:t>.</w:t>
+      </w:r>
+    </w:p>
+    <w:p>
+      <w:r>
+        <w:rPr>
+          <w:b/>
+          <w:bCs/>
+        </w:rPr>
+        <w:t>Identity Verification Service:</w:t>
+      </w:r>
+      <w:r>
+        <w:t xml:space="preserve"> Implement 1:1 verification (cosine similarity &gt;0.6), 1:N identification (FAISS top-k), enrollment with ID parsing, verification history</w:t>
+      </w:r>
+      <w:r>
+        <w:t>.</w:t>
+      </w:r>
+    </w:p>
+    <w:p>
+      <w:r>
+        <w:rPr>
+          <w:b/>
+          <w:bCs/>
+        </w:rPr>
+        <w:t>Data Management Service:</w:t>
+      </w:r>
+      <w:r>
+        <w:t xml:space="preserve"> Implement PostgreSQL repository pattern, FAISS index management, Redis caching, Kafka event publishing, and transactional consistency. </w:t>
+      </w:r>
+    </w:p>
+    <w:p>
+      <w:pPr>
+        <w:rPr>
+          <w:b/>
+          <w:bCs/>
+        </w:rPr>
+      </w:pPr>
+      <w:r>
+        <w:rPr>
+          <w:b/>
+          <w:bCs/>
+        </w:rPr>
+        <w:t xml:space="preserve">8.1.5 Frontend Development </w:t>
+      </w:r>
+    </w:p>
+    <w:p>
+      <w:r>
+        <w:rPr>
+          <w:b/>
+          <w:bCs/>
+        </w:rPr>
+        <w:t>Web Application:</w:t>
+      </w:r>
+      <w:r>
+        <w:t xml:space="preserve"> Authentication UI, enrollment wizard with ID upload and live capture, verification interface with real-time camera, admin dashboard, responsive design</w:t>
+      </w:r>
+      <w:r>
+        <w:t>.</w:t>
+      </w:r>
+    </w:p>
+    <w:p>
+      <w:r>
+        <w:rPr>
+          <w:b/>
+          <w:bCs/>
+        </w:rPr>
+        <w:t xml:space="preserve">Mobile Application </w:t>
+      </w:r>
+      <w:r>
+        <w:rPr>
+          <w:b/>
+          <w:bCs/>
+        </w:rPr>
+        <w:t>:</w:t>
+      </w:r>
+      <w:r>
+        <w:t xml:space="preserve"> Native camera integration, real-time face detection overlay, enrollment flow, verification with challenge-response UI, push notifications, and offline capability.</w:t>
+      </w:r>
+    </w:p>
+    <w:p>
+      <w:r>
+        <w:rPr>
+          <w:b/>
+          <w:bCs/>
+        </w:rPr>
+        <w:t xml:space="preserve">Desktop Application </w:t>
+      </w:r>
+      <w:r>
+        <w:rPr>
+          <w:b/>
+          <w:bCs/>
+        </w:rPr>
+        <w:t>:</w:t>
+      </w:r>
+      <w:r>
+        <w:t xml:space="preserve"> Kiosk mode for self-service, admin interface for bulk operations, reporting with JFreeChart, and configuration management UI.</w:t>
+      </w:r>
+    </w:p>
+    <w:p>
+      <w:pPr>
+        <w:rPr>
+          <w:b/>
+          <w:bCs/>
+        </w:rPr>
+      </w:pPr>
+      <w:r>
+        <w:rPr>
+          <w:b/>
+          <w:bCs/>
+        </w:rPr>
+        <w:t xml:space="preserve">8.1.6 System Integration </w:t>
+      </w:r>
+    </w:p>
+    <w:p>
+      <w:r>
+        <w:rPr>
+          <w:b/>
+          <w:bCs/>
+        </w:rPr>
+        <w:t>API Gateway Configuration:</w:t>
+      </w:r>
+      <w:r>
+        <w:t xml:space="preserve"> </w:t>
+      </w:r>
+      <w:r>
+        <w:t xml:space="preserve">Rate </w:t>
+      </w:r>
+      <w:r>
+        <w:t>limiting</w:t>
+      </w:r>
+      <w:r>
+        <w:t xml:space="preserve">, </w:t>
+      </w:r>
+      <w:r>
+        <w:t>request routing, API key authentication, and CORS policies.</w:t>
+      </w:r>
+    </w:p>
+    <w:p>
+      <w:r>
+        <w:rPr>
+          <w:b/>
+          <w:bCs/>
+        </w:rPr>
+        <w:t>Message Queue Integration:</w:t>
+      </w:r>
+      <w:r>
+        <w:t xml:space="preserve"> Configure Kafka topics, implement producers/consumers, set up RabbitMQ for task queues, and DLQ handling.</w:t>
+      </w:r>
+    </w:p>
+    <w:p>
+      <w:r>
+        <w:rPr>
+          <w:b/>
+          <w:bCs/>
+        </w:rPr>
+        <w:lastRenderedPageBreak/>
+        <w:t>Caching Strategy:</w:t>
+      </w:r>
+      <w:r>
+        <w:t xml:space="preserve"> Configure Redis cluster, implement cache-aside pattern, and optimize TTL values.</w:t>
+      </w:r>
+    </w:p>
+    <w:p>
+      <w:pPr>
+        <w:rPr>
+          <w:b/>
+          <w:bCs/>
+        </w:rPr>
+      </w:pPr>
+      <w:r>
+        <w:rPr>
+          <w:b/>
+          <w:bCs/>
+        </w:rPr>
+        <w:t>8.1.7 Testing &amp; Quality Assurance</w:t>
+      </w:r>
+    </w:p>
+    <w:p>
+      <w:r>
+        <w:rPr>
+          <w:b/>
+          <w:bCs/>
+        </w:rPr>
+        <w:t>Functional Testing:</w:t>
+      </w:r>
+      <w:r>
+        <w:t xml:space="preserve"> Validate the accuracy of face recognition, liveness detection, and identity verification features to ensure correct functionality across all modules.</w:t>
+      </w:r>
+      <w:r>
+        <w:br/>
+      </w:r>
+      <w:r>
+        <w:rPr>
+          <w:b/>
+          <w:bCs/>
+        </w:rPr>
+        <w:t>Performance Testing:</w:t>
+      </w:r>
+      <w:r>
+        <w:t xml:space="preserve"> Assess system responsiveness, scalability, and stability under high user loads to confirm efficient operation.</w:t>
+      </w:r>
+      <w:r>
+        <w:br/>
+      </w:r>
+      <w:r>
+        <w:rPr>
+          <w:b/>
+          <w:bCs/>
+        </w:rPr>
+        <w:t>Security Testing:</w:t>
+      </w:r>
+      <w:r>
+        <w:t xml:space="preserve"> Conduct penetration and vulnerability tests to verify data protection, encryption, and system resilience against potential attacks.</w:t>
+      </w:r>
+      <w:r>
+        <w:br/>
+      </w:r>
+      <w:r>
+        <w:rPr>
+          <w:b/>
+          <w:bCs/>
+        </w:rPr>
+        <w:t>Usability Testing:</w:t>
+      </w:r>
+      <w:r>
+        <w:t xml:space="preserve"> Perform user acceptance testing to evaluate accessibility, interface clarity, and overall user experience for continuous improvement.</w:t>
+      </w:r>
+    </w:p>
+    <w:p>
+      <w:pPr>
+        <w:rPr>
+          <w:b/>
+          <w:bCs/>
+        </w:rPr>
+      </w:pPr>
+      <w:r>
+        <w:rPr>
+          <w:b/>
+          <w:bCs/>
+        </w:rPr>
+        <w:t xml:space="preserve">8.1.8 Deployment &amp; Documentation </w:t>
+      </w:r>
+    </w:p>
+    <w:p>
+      <w:r>
+        <w:rPr>
+          <w:b/>
+          <w:bCs/>
+        </w:rPr>
+        <w:t>Production Deployment:</w:t>
+      </w:r>
+      <w:r>
+        <w:t xml:space="preserve"> Deploy the system on a Kubernetes-based cloud environment with secure networking, database replication, and service scalability.</w:t>
+      </w:r>
+      <w:r>
+        <w:br/>
+      </w:r>
+      <w:r>
+        <w:rPr>
+          <w:b/>
+          <w:bCs/>
+        </w:rPr>
+        <w:t>Monitoring &amp; Logging:</w:t>
+      </w:r>
+      <w:r>
+        <w:t xml:space="preserve"> Implement monitoring dashboards and centralized logging to track performance, detect errors, and ensure system reliability.</w:t>
+      </w:r>
+      <w:r>
+        <w:br/>
+      </w:r>
+      <w:r>
+        <w:rPr>
+          <w:b/>
+          <w:bCs/>
+        </w:rPr>
+        <w:t>Backup &amp; Disaster Recovery:</w:t>
+      </w:r>
+      <w:r>
+        <w:t xml:space="preserve"> Set up automated backups and disaster recovery procedures to maintain data integrity and minimize downtime.</w:t>
+      </w:r>
+    </w:p>
+    <w:p>
+      <w:pPr>
+        <w:rPr>
+          <w:b/>
+          <w:bCs/>
+        </w:rPr>
+      </w:pPr>
+      <w:r>
+        <w:rPr>
+          <w:b/>
+          <w:bCs/>
+        </w:rPr>
+        <w:t xml:space="preserve">8.1.9 Final Testing &amp; Presentation </w:t>
+      </w:r>
+    </w:p>
+    <w:p>
+      <w:r>
+        <w:rPr>
+          <w:b/>
+          <w:bCs/>
+        </w:rPr>
+        <w:t>End-to-End Validation:</w:t>
+      </w:r>
+      <w:r>
+        <w:t xml:space="preserve"> Execute complete user journeys, verify failure scenarios, validate data consistency, and confirm all acceptance criteria.</w:t>
+      </w:r>
+    </w:p>
+    <w:p>
+      <w:r>
+        <w:rPr>
+          <w:b/>
+          <w:bCs/>
+        </w:rPr>
+        <w:t>Deliverables Preparation:</w:t>
+      </w:r>
+      <w:r>
+        <w:t xml:space="preserve"> Finalize source code, package deployment artifacts, complete documentation, and prepare presentation materials.</w:t>
       </w:r>
     </w:p>
     <w:p>
@@ -1624,96 +2781,82 @@
     </w:p>
     <w:p>
       <w:r>
-        <w:t>To ensure the successful execution of the project, the following division of responsibilities has been established among the team members:</w:t>
-      </w:r>
-    </w:p>
-    <w:p>
-      <w:pPr>
-        <w:numPr>
-          <w:ilvl w:val="0"/>
-          <w:numId w:val="45"/>
-        </w:numPr>
-      </w:pPr>
-      <w:r>
-        <w:rPr>
-          <w:b/>
-          <w:bCs/>
-        </w:rPr>
-        <w:t>[Your Name Surname] (Project Lead &amp; Backend Developer):</w:t>
-      </w:r>
-      <w:r>
-        <w:t xml:space="preserve"> Tracking the project plan, team coordination, system architecture design, development of the Identity Core API (Spring Boot) and database architecture.</w:t>
-      </w:r>
-    </w:p>
-    <w:p>
-      <w:pPr>
-        <w:numPr>
-          <w:ilvl w:val="0"/>
-          <w:numId w:val="45"/>
-        </w:numPr>
-      </w:pPr>
-      <w:r>
-        <w:rPr>
-          <w:b/>
-          <w:bCs/>
-        </w:rPr>
-        <w:t>[Team Member's Name] (Mobile Application Developer):</w:t>
-      </w:r>
-      <w:r>
-        <w:t xml:space="preserve"> UI/UX design and development of the mobile application with Flutter, and implementation of API integrations.</w:t>
-      </w:r>
-    </w:p>
-    <w:p>
-      <w:pPr>
-        <w:numPr>
-          <w:ilvl w:val="0"/>
-          <w:numId w:val="45"/>
-        </w:numPr>
-      </w:pPr>
-      <w:r>
-        <w:rPr>
-          <w:b/>
-          <w:bCs/>
+        <w:rPr>
+          <w:noProof/>
+        </w:rPr>
+        <w:drawing>
+          <wp:inline distT="0" distB="0" distL="0" distR="0" wp14:anchorId="79C9FDE0" wp14:editId="07FACC45">
+            <wp:extent cx="2849880" cy="2270760"/>
+            <wp:effectExtent l="0" t="0" r="7620" b="15240"/>
+            <wp:docPr id="473538536" name="Chart 5"/>
+            <wp:cNvGraphicFramePr/>
+            <a:graphic xmlns:a="http://schemas.openxmlformats.org/drawingml/2006/main">
+              <a:graphicData uri="http://schemas.openxmlformats.org/drawingml/2006/chart">
+                <c:chart xmlns:c="http://schemas.openxmlformats.org/drawingml/2006/chart" xmlns:r="http://schemas.openxmlformats.org/officeDocument/2006/relationships" r:id="rId6"/>
+              </a:graphicData>
+            </a:graphic>
+          </wp:inline>
+        </w:drawing>
+      </w:r>
+      <w:r>
+        <w:rPr>
+          <w:noProof/>
+        </w:rPr>
+        <w:drawing>
+          <wp:inline distT="0" distB="0" distL="0" distR="0" wp14:anchorId="42627853" wp14:editId="45A3E723">
+            <wp:extent cx="2834640" cy="2270760"/>
+            <wp:effectExtent l="0" t="0" r="3810" b="15240"/>
+            <wp:docPr id="1675302974" name="Chart 6"/>
+            <wp:cNvGraphicFramePr/>
+            <a:graphic xmlns:a="http://schemas.openxmlformats.org/drawingml/2006/main">
+              <a:graphicData uri="http://schemas.openxmlformats.org/drawingml/2006/chart">
+                <c:chart xmlns:c="http://schemas.openxmlformats.org/drawingml/2006/chart" xmlns:r="http://schemas.openxmlformats.org/officeDocument/2006/relationships" r:id="rId7"/>
+              </a:graphicData>
+            </a:graphic>
+          </wp:inline>
+        </w:drawing>
+      </w:r>
+    </w:p>
+    <w:p>
+      <w:r>
+        <w:rPr>
+          <w:noProof/>
         </w:rPr>
         <w:lastRenderedPageBreak/>
-        <w:t>[Team Member's Name] (AI/ML &amp; Biometric Systems):</w:t>
-      </w:r>
-      <w:r>
-        <w:t xml:space="preserve"> Development of the Biometric Processor API (FastAPI), integration of DeepFace and MediaPipe libraries, design and implementation of the "Biometric Puzzle" algorithm.</w:t>
-      </w:r>
-    </w:p>
-    <w:p>
-      <w:pPr>
-        <w:rPr>
-          <w:b/>
-          <w:bCs/>
-        </w:rPr>
-      </w:pPr>
-      <w:r>
-        <w:rPr>
-          <w:b/>
-          <w:bCs/>
-        </w:rPr>
-        <w:t>8.3. Time line with milestones</w:t>
-      </w:r>
-    </w:p>
-    <w:p>
-      <w:r>
-        <w:t>The project timeline is visualized with a Gantt chart that includes key milestones.</w:t>
-      </w:r>
-    </w:p>
-    <w:p>
-      <w:r>
-        <w:t>[Gantt Chart to be inserted here]</w:t>
-      </w:r>
-    </w:p>
-    <w:p>
-      <w:r>
-        <w:rPr>
-          <w:i/>
-          <w:iCs/>
-        </w:rPr>
-        <w:t>Figure 2: Project Timeline (Gantt Chart)</w:t>
+        <w:drawing>
+          <wp:inline distT="0" distB="0" distL="0" distR="0" wp14:anchorId="2867FC4A" wp14:editId="5D056BF6">
+            <wp:extent cx="2750820" cy="2194560"/>
+            <wp:effectExtent l="0" t="0" r="11430" b="15240"/>
+            <wp:docPr id="214951231" name="Chart 7"/>
+            <wp:cNvGraphicFramePr/>
+            <a:graphic xmlns:a="http://schemas.openxmlformats.org/drawingml/2006/main">
+              <a:graphicData uri="http://schemas.openxmlformats.org/drawingml/2006/chart">
+                <c:chart xmlns:c="http://schemas.openxmlformats.org/drawingml/2006/chart" xmlns:r="http://schemas.openxmlformats.org/officeDocument/2006/relationships" r:id="rId8"/>
+              </a:graphicData>
+            </a:graphic>
+          </wp:inline>
+        </w:drawing>
+      </w:r>
+    </w:p>
+    <w:p/>
+    <w:p>
+      <w:r>
+        <w:rPr>
+          <w:noProof/>
+        </w:rPr>
+        <w:drawing>
+          <wp:inline distT="0" distB="0" distL="0" distR="0" wp14:anchorId="4442A25F" wp14:editId="6C2BB936">
+            <wp:extent cx="5486400" cy="3200400"/>
+            <wp:effectExtent l="0" t="0" r="0" b="0"/>
+            <wp:docPr id="93247397" name="Chart 1"/>
+            <wp:cNvGraphicFramePr/>
+            <a:graphic xmlns:a="http://schemas.openxmlformats.org/drawingml/2006/main">
+              <a:graphicData uri="http://schemas.openxmlformats.org/drawingml/2006/chart">
+                <c:chart xmlns:c="http://schemas.openxmlformats.org/drawingml/2006/chart" xmlns:r="http://schemas.openxmlformats.org/officeDocument/2006/relationships" r:id="rId9"/>
+              </a:graphicData>
+            </a:graphic>
+          </wp:inline>
+        </w:drawing>
       </w:r>
     </w:p>
     <w:p>
@@ -1804,7 +2947,11 @@
         <w:t>Success Factor:</w:t>
       </w:r>
       <w:r>
-        <w:t xml:space="preserve"> The developed algorithm can be completed by legitimate users with a success rate of over 95%, and it rejects simple spoofing attacks, such as static photos or videos held up to the camera, with a rate of over 99%.</w:t>
+        <w:t xml:space="preserve"> The developed algorithm can be completed by legitimate users with a success rate of over 95%, and it rejects </w:t>
+      </w:r>
+      <w:r>
+        <w:lastRenderedPageBreak/>
+        <w:t>simple spoofing attacks, such as static photos or videos held up to the camera, with a rate of over 99%.</w:t>
       </w:r>
     </w:p>
     <w:p>
@@ -1923,7 +3070,6 @@
           <w:b/>
           <w:bCs/>
         </w:rPr>
-        <w:lastRenderedPageBreak/>
         <w:t>Risk 1: Insufficient Technical Competency</w:t>
       </w:r>
       <w:r>
@@ -2058,7 +3204,11 @@
     </w:p>
     <w:p>
       <w:r>
-        <w:t>Upon successful completion, the project will benefit multiple stakeholders, primarily end-users and service-providing institutions. End-users will enjoy a more secure and seamless authentication experience, free from the hassle of remembering multiple passwords or carrying access cards. Service providers (companies, property managers) will reduce operational costs, such as password resets, enhance their security, and gain a competitive advantage by offering a modern service to their users.</w:t>
+        <w:t xml:space="preserve">Upon successful completion, the project will benefit multiple stakeholders, primarily end-users and service-providing institutions. End-users will enjoy a more secure and </w:t>
+      </w:r>
+      <w:r>
+        <w:lastRenderedPageBreak/>
+        <w:t>seamless authentication experience, free from the hassle of remembering multiple passwords or carrying access cards. Service providers (companies, property managers) will reduce operational costs, such as password resets, enhance their security, and gain a competitive advantage by offering a modern service to their users.</w:t>
       </w:r>
     </w:p>
     <w:p>
@@ -2098,11 +3248,7 @@
     </w:p>
     <w:p>
       <w:r>
-        <w:t xml:space="preserve">This project will produce a prototype with high potential for direct commercialization. The developed SaaS platform can be introduced to the market with a subscription-based revenue model and could form the basis of a start-up company. There is a notable gap in the Turkish market for a domestic, KVKK-compliant, modern biometric solution that unifies both physical and digital access; Bigenity has the potential to fill this gap. </w:t>
-      </w:r>
-      <w:r>
-        <w:lastRenderedPageBreak/>
-        <w:t>Socially, secure and easily accessible authentication systems will accelerate digital transformation and reduce cybercrime, thereby improving the overall quality of life.</w:t>
+        <w:t>This project will produce a prototype with high potential for direct commercialization. The developed SaaS platform can be introduced to the market with a subscription-based revenue model and could form the basis of a start-up company. There is a notable gap in the Turkish market for a domestic, KVKK-compliant, modern biometric solution that unifies both physical and digital access; Bigenity has the potential to fill this gap. Socially, secure and easily accessible authentication systems will accelerate digital transformation and reduce cybercrime, thereby improving the overall quality of life.</w:t>
       </w:r>
     </w:p>
     <w:p>
@@ -2192,6 +3338,7 @@
     </w:p>
     <w:p>
       <w:r>
+        <w:lastRenderedPageBreak/>
         <w:t xml:space="preserve">Serengil, S.I., &amp; Ozpinar, A. (2021). </w:t>
       </w:r>
       <w:r>
@@ -2206,235 +3353,174 @@
       </w:r>
     </w:p>
     <w:p>
-      <w:pPr>
-        <w:rPr>
-          <w:b/>
-          <w:bCs/>
-        </w:rPr>
-      </w:pPr>
-      <w:r>
-        <w:rPr>
-          <w:b/>
-          <w:bCs/>
-        </w:rPr>
-        <w:t>APPENDIX</w:t>
-      </w:r>
-    </w:p>
-    <w:p>
-      <w:pPr>
-        <w:rPr>
-          <w:b/>
-          <w:bCs/>
-        </w:rPr>
-      </w:pPr>
-      <w:r>
-        <w:rPr>
-          <w:b/>
-          <w:bCs/>
-        </w:rPr>
-        <w:t>Realistic Constraints Details</w:t>
-      </w:r>
-    </w:p>
-    <w:p>
-      <w:pPr>
-        <w:rPr>
-          <w:b/>
-          <w:bCs/>
-        </w:rPr>
-      </w:pPr>
-      <w:r>
-        <w:rPr>
-          <w:b/>
-          <w:bCs/>
-        </w:rPr>
-        <w:t>Economic</w:t>
-      </w:r>
-    </w:p>
-    <w:p>
-      <w:r>
-        <w:t>The development cost of the project is close to zero as it exclusively uses free and open-source software. In a potential commercialization scenario, the main cost items would be server hosting (cloud), external API costs (e.g., for sending SMS), and personnel expenses. A review of the per-user monthly pricing models of competitor products (e.g., Okta, Auth0) indicates that Bigenity has the potential to enter the market with more competitive pricing.</w:t>
-      </w:r>
-    </w:p>
-    <w:p>
-      <w:pPr>
-        <w:rPr>
-          <w:b/>
-          <w:bCs/>
-        </w:rPr>
-      </w:pPr>
-      <w:r>
-        <w:rPr>
-          <w:b/>
-          <w:bCs/>
-        </w:rPr>
-        <w:t>Environmental</w:t>
-      </w:r>
-    </w:p>
-    <w:p>
-      <w:r>
-        <w:t xml:space="preserve">The project is a software product by nature and does not generate direct environmental waste. Its indirect impact is the energy consumption of the servers and end-user devices it runs on. The microservices architecture is designed to scale resources </w:t>
-      </w:r>
-      <w:r>
-        <w:lastRenderedPageBreak/>
-        <w:t>according to need, thereby preventing unnecessary energy consumption. By eliminating the need for physical cards or keys, it could have an indirect effect of reducing plastic and metal waste.</w:t>
-      </w:r>
-    </w:p>
-    <w:p>
-      <w:pPr>
-        <w:rPr>
-          <w:b/>
-          <w:bCs/>
-        </w:rPr>
-      </w:pPr>
-      <w:r>
-        <w:rPr>
-          <w:b/>
-          <w:bCs/>
-        </w:rPr>
-        <w:t>Ethical</w:t>
-      </w:r>
-    </w:p>
-    <w:p>
-      <w:r>
-        <w:t>The processing of biometric data is the most significant ethical responsibility of the project. The system will strictly adhere to the following ethical principles:</w:t>
-      </w:r>
-    </w:p>
-    <w:p>
-      <w:pPr>
-        <w:numPr>
-          <w:ilvl w:val="0"/>
-          <w:numId w:val="48"/>
-        </w:numPr>
-      </w:pPr>
-      <w:r>
-        <w:rPr>
-          <w:b/>
-          <w:bCs/>
-        </w:rPr>
-        <w:t>Consent and Transparency:</w:t>
-      </w:r>
-      <w:r>
-        <w:t xml:space="preserve"> Before collecting biometric data from users, they will be clearly and comprehensibly informed about the purpose, method, and location of data storage, and their explicit opt-in consent will be obtained.</w:t>
-      </w:r>
-    </w:p>
-    <w:p>
-      <w:pPr>
-        <w:numPr>
-          <w:ilvl w:val="0"/>
-          <w:numId w:val="48"/>
-        </w:numPr>
-      </w:pPr>
-      <w:r>
-        <w:rPr>
-          <w:b/>
-          <w:bCs/>
-        </w:rPr>
-        <w:t>Data Security:</w:t>
-      </w:r>
-      <w:r>
-        <w:t xml:space="preserve"> Biometric data will never be stored as raw images. Instead, it will be converted into non-reversible mathematical vectors (embeddings). Even these vectors will be stored in an encrypted format in the database.</w:t>
-      </w:r>
-    </w:p>
-    <w:p>
-      <w:pPr>
-        <w:numPr>
-          <w:ilvl w:val="0"/>
-          <w:numId w:val="48"/>
-        </w:numPr>
-      </w:pPr>
-      <w:r>
-        <w:rPr>
-          <w:b/>
-          <w:bCs/>
-        </w:rPr>
-        <w:t>Bias:</w:t>
-      </w:r>
-      <w:r>
-        <w:t xml:space="preserve"> It is known that face recognition algorithms may perform differently across various demographic groups (race, gender, age). During the development and testing phases, diverse datasets will be used to minimize this bias, and the model's performance will be evaluated specifically for these groups.</w:t>
-      </w:r>
-    </w:p>
-    <w:p>
-      <w:pPr>
-        <w:numPr>
-          <w:ilvl w:val="0"/>
-          <w:numId w:val="48"/>
-        </w:numPr>
-      </w:pPr>
-      <w:r>
-        <w:rPr>
-          <w:b/>
-          <w:bCs/>
-        </w:rPr>
-        <w:t>Surveillance:</w:t>
-      </w:r>
-      <w:r>
-        <w:t xml:space="preserve"> The system will be designed to prevent its use for tracking or surveillance purposes without the consent of individuals. Data access logs will be maintained to audit for unauthorized access attempts.</w:t>
-      </w:r>
-    </w:p>
-    <w:p>
-      <w:pPr>
-        <w:rPr>
-          <w:b/>
-          <w:bCs/>
-        </w:rPr>
-      </w:pPr>
-      <w:r>
-        <w:rPr>
-          <w:b/>
-          <w:bCs/>
-        </w:rPr>
-        <w:t>Health and Safety</w:t>
-      </w:r>
-    </w:p>
-    <w:p>
-      <w:r>
-        <w:t>The use of the application poses no direct health risks. The mobile application's interface will be designed to be ergonomic and easy on the eyes. The system's security layer contributes indirectly to the safety of users by protecting their digital identities and physical spaces from unauthorized access.</w:t>
-      </w:r>
-    </w:p>
-    <w:p>
-      <w:pPr>
-        <w:rPr>
-          <w:b/>
-          <w:bCs/>
-        </w:rPr>
-      </w:pPr>
-      <w:r>
-        <w:rPr>
-          <w:b/>
-          <w:bCs/>
-        </w:rPr>
-        <w:t>Sustainability</w:t>
-      </w:r>
-    </w:p>
-    <w:p>
-      <w:r>
-        <w:t>The sustainability of the project is built on its modular and flexible architecture. The microservices approach allows for the future addition of new biometric modalities (voice, fingerprint) or new features without disrupting the rest of the system. The use of Docker ensures that the system can be easily migrated between different cloud platforms or servers. This technological flexibility aims to ensure the project's longevity by allowing it to adapt to changing needs over many years.</w:t>
-      </w:r>
-    </w:p>
-    <w:p>
-      <w:pPr>
-        <w:rPr>
-          <w:b/>
-          <w:bCs/>
-        </w:rPr>
-      </w:pPr>
-      <w:r>
-        <w:rPr>
-          <w:b/>
-          <w:bCs/>
-        </w:rPr>
-        <w:t>Social</w:t>
-      </w:r>
-    </w:p>
-    <w:p>
-      <w:r>
-        <w:t xml:space="preserve">Bigenity has the potential to make a positive social contribution by increasing digital literacy and security. By offering a secure digital experience with biometric features that everyone possesses, instead of complex and insecure methods like passwords, it can </w:t>
-      </w:r>
-      <w:r>
-        <w:lastRenderedPageBreak/>
-        <w:t>promote equality in access to technology. However, ensuring the project does not exclude certain groups (e.g., providing alternative authentication methods for people with facial scars or those who have difficulty making certain expressions) is important for social inclusion and will be considered in future versions.</w:t>
-      </w:r>
-    </w:p>
+      <w:r>
+        <w:t xml:space="preserve">Yadav, A., Mishra, A., Singh, H., &amp; Sachdeva, V. (2024). Identity verification system using deep learning. In </w:t>
+      </w:r>
+      <w:r>
+        <w:rPr>
+          <w:i/>
+          <w:iCs/>
+        </w:rPr>
+        <w:t>2024 International Conference on Intelligent Systems for Cybersecurity (ISCS)</w:t>
+      </w:r>
+      <w:r>
+        <w:t xml:space="preserve"> (pp. 1-7). IEEE. </w:t>
+      </w:r>
+      <w:hyperlink r:id="rId10" w:history="1">
+        <w:r>
+          <w:rPr>
+            <w:rStyle w:val="Hyperlink"/>
+          </w:rPr>
+          <w:t>https://doi.org/10.1109/ISCS61804.2024.10581185</w:t>
+        </w:r>
+      </w:hyperlink>
+    </w:p>
+    <w:p>
+      <w:r>
+        <w:t xml:space="preserve">Qinjun, L., Tianwei, C., Yan, Z., &amp; Yuying, W. (2023). Facial recognition technology: A comprehensive overview. </w:t>
+      </w:r>
+      <w:r>
+        <w:rPr>
+          <w:i/>
+          <w:iCs/>
+        </w:rPr>
+        <w:t>Academic Journal of Computing &amp; Information Science</w:t>
+      </w:r>
+      <w:r>
+        <w:t xml:space="preserve">, </w:t>
+      </w:r>
+      <w:r>
+        <w:rPr>
+          <w:i/>
+          <w:iCs/>
+        </w:rPr>
+        <w:t>6</w:t>
+      </w:r>
+      <w:r>
+        <w:t xml:space="preserve">(7), 15-26. </w:t>
+      </w:r>
+      <w:hyperlink r:id="rId11" w:history="1">
+        <w:r>
+          <w:rPr>
+            <w:rStyle w:val="Hyperlink"/>
+          </w:rPr>
+          <w:t>https://doi.org/10.25236/AJCIS.2023.060703</w:t>
+        </w:r>
+      </w:hyperlink>
+    </w:p>
+    <w:p>
+      <w:r>
+        <w:t xml:space="preserve">Beltrán, M., &amp; Calvo, M. (2023). A privacy threat model for identity verification based on facial recognition. </w:t>
+      </w:r>
+      <w:r>
+        <w:rPr>
+          <w:i/>
+          <w:iCs/>
+        </w:rPr>
+        <w:t>Computers &amp; Security</w:t>
+      </w:r>
+      <w:r>
+        <w:t xml:space="preserve">, </w:t>
+      </w:r>
+      <w:r>
+        <w:rPr>
+          <w:i/>
+          <w:iCs/>
+        </w:rPr>
+        <w:t>132</w:t>
+      </w:r>
+      <w:r>
+        <w:t xml:space="preserve">, 103324. </w:t>
+      </w:r>
+      <w:hyperlink r:id="rId12" w:history="1">
+        <w:r>
+          <w:rPr>
+            <w:rStyle w:val="Hyperlink"/>
+          </w:rPr>
+          <w:t>https://doi.org/10.1016/j.cose.2023.103324</w:t>
+        </w:r>
+      </w:hyperlink>
+    </w:p>
+    <w:p>
+      <w:r>
+        <w:t xml:space="preserve">Kottakota, S. S., &amp; Gnaneswar, A. (2024). Secured artificial intelligence based face anti-spoofing detection model via serverless architecture and SaaS based cloud platform. </w:t>
+      </w:r>
+      <w:r>
+        <w:rPr>
+          <w:i/>
+          <w:iCs/>
+        </w:rPr>
+        <w:t>Preprints</w:t>
+      </w:r>
+      <w:r>
+        <w:t xml:space="preserve">. </w:t>
+      </w:r>
+      <w:hyperlink r:id="rId13" w:history="1">
+        <w:r>
+          <w:rPr>
+            <w:rStyle w:val="Hyperlink"/>
+          </w:rPr>
+          <w:t>https://doi.org/10.20944/preprints202409.0740.v1</w:t>
+        </w:r>
+      </w:hyperlink>
+    </w:p>
+    <w:p>
+      <w:r>
+        <w:t xml:space="preserve">Schroff, F., Kalenichenko, D., &amp; Philbin, J. (2015). FaceNet: A unified embedding for face recognition and clustering. In </w:t>
+      </w:r>
+      <w:r>
+        <w:rPr>
+          <w:i/>
+          <w:iCs/>
+        </w:rPr>
+        <w:t>2015 IEEE Conference on Computer Vision and Pattern Recognition (CVPR)</w:t>
+      </w:r>
+      <w:r>
+        <w:t xml:space="preserve"> (pp. 815-823). IEEE. </w:t>
+      </w:r>
+      <w:hyperlink r:id="rId14" w:history="1">
+        <w:r>
+          <w:rPr>
+            <w:rStyle w:val="Hyperlink"/>
+          </w:rPr>
+          <w:t>https://doi.org/10.1109/CVPR.2015.7298682</w:t>
+        </w:r>
+      </w:hyperlink>
+    </w:p>
+    <w:p>
+      <w:r>
+        <w:t xml:space="preserve">Kortli, Y., Jridi, M., Al Falou, A., &amp; Atri, M. (2020). Face recognition systems: A survey. </w:t>
+      </w:r>
+      <w:r>
+        <w:rPr>
+          <w:i/>
+          <w:iCs/>
+        </w:rPr>
+        <w:t>Sensors</w:t>
+      </w:r>
+      <w:r>
+        <w:t xml:space="preserve">, </w:t>
+      </w:r>
+      <w:r>
+        <w:rPr>
+          <w:i/>
+          <w:iCs/>
+        </w:rPr>
+        <w:t>20</w:t>
+      </w:r>
+      <w:r>
+        <w:t xml:space="preserve">(2), 342. </w:t>
+      </w:r>
+      <w:hyperlink r:id="rId15" w:history="1">
+        <w:r>
+          <w:rPr>
+            <w:rStyle w:val="Hyperlink"/>
+          </w:rPr>
+          <w:t>https://doi.org/10.3390/s20020342</w:t>
+        </w:r>
+      </w:hyperlink>
+    </w:p>
+    <w:p/>
     <w:sectPr>
       <w:pgSz w:w="11906" w:h="16838"/>
       <w:pgMar w:top="1417" w:right="1417" w:bottom="1417" w:left="1417" w:header="708" w:footer="708" w:gutter="0"/>
@@ -2448,6 +3534,155 @@
 <file path=word/numbering.xml><?xml version="1.0" encoding="utf-8"?>
 <w:numbering xmlns:wpc="http://schemas.microsoft.com/office/word/2010/wordprocessingCanvas" xmlns:cx="http://schemas.microsoft.com/office/drawing/2014/chartex" xmlns:cx1="http://schemas.microsoft.com/office/drawing/2015/9/8/chartex" xmlns:cx2="http://schemas.microsoft.com/office/drawing/2015/10/21/chartex" xmlns:cx3="http://schemas.microsoft.com/office/drawing/2016/5/9/chartex" xmlns:cx4="http://schemas.microsoft.com/office/drawing/2016/5/10/chartex" xmlns:cx5="http://schemas.microsoft.com/office/drawing/2016/5/11/chartex" xmlns:cx6="http://schemas.microsoft.com/office/drawing/2016/5/12/chartex" xmlns:cx7="http://schemas.microsoft.com/office/drawing/2016/5/13/chartex" xmlns:cx8="http://schemas.microsoft.com/office/drawing/2016/5/14/chartex" xmlns:mc="http://schemas.openxmlformats.org/markup-compatibility/2006" xmlns:aink="http://schemas.microsoft.com/office/drawing/2016/ink" xmlns:am3d="http://schemas.microsoft.com/office/drawing/2017/model3d" xmlns:o="urn:schemas-microsoft-com:office:office" xmlns:oel="http://schemas.microsoft.com/office/2019/extlst" xmlns:r="http://schemas.openxmlformats.org/officeDocument/2006/relationships" xmlns:m="http://schemas.openxmlformats.org/officeDocument/2006/math" xmlns:v="urn:schemas-microsoft-com:vml" xmlns:wp14="http://schemas.microsoft.com/office/word/2010/wordprocessingDrawing" xmlns:wp="http://schemas.openxmlformats.org/drawingml/2006/wordprocessingDrawing" xmlns:w10="urn:schemas-microsoft-com:office:word" xmlns:w="http://schemas.openxmlformats.org/wordprocessingml/2006/main" xmlns:w14="http://schemas.microsoft.com/office/word/2010/wordml" xmlns:w15="http://schemas.microsoft.com/office/word/2012/wordml" xmlns:w16cex="http://schemas.microsoft.com/office/word/2018/wordml/cex" xmlns:w16cid="http://schemas.microsoft.com/office/word/2016/wordml/cid" xmlns:w16="http://schemas.microsoft.com/office/word/2018/wordml" xmlns:w16du="http://schemas.microsoft.com/office/word/2023/wordml/word16du" xmlns:w16sdtdh="http://schemas.microsoft.com/office/word/2020/wordml/sdtdatahash" xmlns:w16sdtfl="http://schemas.microsoft.com/office/word/2024/wordml/sdtformatlock" xmlns:w16se="http://schemas.microsoft.com/office/word/2015/wordml/symex" xmlns:wpg="http://schemas.microsoft.com/office/word/2010/wordprocessingGroup" xmlns:wpi="http://schemas.microsoft.com/office/word/2010/wordprocessingInk" xmlns:wne="http://schemas.microsoft.com/office/word/2006/wordml" xmlns:wps="http://schemas.microsoft.com/office/word/2010/wordprocessingShape" mc:Ignorable="w14 w15 w16se w16cid w16 w16cex w16sdtdh w16sdtfl w16du wp14">
   <w:abstractNum w:abstractNumId="0" w15:restartNumberingAfterBreak="0">
+    <w:nsid w:val="01A134AA"/>
+    <w:multiLevelType w:val="multilevel"/>
+    <w:tmpl w:val="2B54B086"/>
+    <w:lvl w:ilvl="0">
+      <w:start w:val="1"/>
+      <w:numFmt w:val="bullet"/>
+      <w:lvlText w:val=""/>
+      <w:lvlJc w:val="left"/>
+      <w:pPr>
+        <w:tabs>
+          <w:tab w:val="num" w:pos="720"/>
+        </w:tabs>
+        <w:ind w:left="720" w:hanging="360"/>
+      </w:pPr>
+      <w:rPr>
+        <w:rFonts w:ascii="Symbol" w:hAnsi="Symbol" w:hint="default"/>
+        <w:sz w:val="20"/>
+      </w:rPr>
+    </w:lvl>
+    <w:lvl w:ilvl="1">
+      <w:start w:val="1"/>
+      <w:numFmt w:val="bullet"/>
+      <w:lvlText w:val="o"/>
+      <w:lvlJc w:val="left"/>
+      <w:pPr>
+        <w:tabs>
+          <w:tab w:val="num" w:pos="1440"/>
+        </w:tabs>
+        <w:ind w:left="1440" w:hanging="360"/>
+      </w:pPr>
+      <w:rPr>
+        <w:rFonts w:ascii="Courier New" w:hAnsi="Courier New" w:hint="default"/>
+        <w:sz w:val="20"/>
+      </w:rPr>
+    </w:lvl>
+    <w:lvl w:ilvl="2" w:tentative="1">
+      <w:start w:val="1"/>
+      <w:numFmt w:val="bullet"/>
+      <w:lvlText w:val=""/>
+      <w:lvlJc w:val="left"/>
+      <w:pPr>
+        <w:tabs>
+          <w:tab w:val="num" w:pos="2160"/>
+        </w:tabs>
+        <w:ind w:left="2160" w:hanging="360"/>
+      </w:pPr>
+      <w:rPr>
+        <w:rFonts w:ascii="Wingdings" w:hAnsi="Wingdings" w:hint="default"/>
+        <w:sz w:val="20"/>
+      </w:rPr>
+    </w:lvl>
+    <w:lvl w:ilvl="3" w:tentative="1">
+      <w:start w:val="1"/>
+      <w:numFmt w:val="bullet"/>
+      <w:lvlText w:val=""/>
+      <w:lvlJc w:val="left"/>
+      <w:pPr>
+        <w:tabs>
+          <w:tab w:val="num" w:pos="2880"/>
+        </w:tabs>
+        <w:ind w:left="2880" w:hanging="360"/>
+      </w:pPr>
+      <w:rPr>
+        <w:rFonts w:ascii="Wingdings" w:hAnsi="Wingdings" w:hint="default"/>
+        <w:sz w:val="20"/>
+      </w:rPr>
+    </w:lvl>
+    <w:lvl w:ilvl="4" w:tentative="1">
+      <w:start w:val="1"/>
+      <w:numFmt w:val="bullet"/>
+      <w:lvlText w:val=""/>
+      <w:lvlJc w:val="left"/>
+      <w:pPr>
+        <w:tabs>
+          <w:tab w:val="num" w:pos="3600"/>
+        </w:tabs>
+        <w:ind w:left="3600" w:hanging="360"/>
+      </w:pPr>
+      <w:rPr>
+        <w:rFonts w:ascii="Wingdings" w:hAnsi="Wingdings" w:hint="default"/>
+        <w:sz w:val="20"/>
+      </w:rPr>
+    </w:lvl>
+    <w:lvl w:ilvl="5" w:tentative="1">
+      <w:start w:val="1"/>
+      <w:numFmt w:val="bullet"/>
+      <w:lvlText w:val=""/>
+      <w:lvlJc w:val="left"/>
+      <w:pPr>
+        <w:tabs>
+          <w:tab w:val="num" w:pos="4320"/>
+        </w:tabs>
+        <w:ind w:left="4320" w:hanging="360"/>
+      </w:pPr>
+      <w:rPr>
+        <w:rFonts w:ascii="Wingdings" w:hAnsi="Wingdings" w:hint="default"/>
+        <w:sz w:val="20"/>
+      </w:rPr>
+    </w:lvl>
+    <w:lvl w:ilvl="6" w:tentative="1">
+      <w:start w:val="1"/>
+      <w:numFmt w:val="bullet"/>
+      <w:lvlText w:val=""/>
+      <w:lvlJc w:val="left"/>
+      <w:pPr>
+        <w:tabs>
+          <w:tab w:val="num" w:pos="5040"/>
+        </w:tabs>
+        <w:ind w:left="5040" w:hanging="360"/>
+      </w:pPr>
+      <w:rPr>
+        <w:rFonts w:ascii="Wingdings" w:hAnsi="Wingdings" w:hint="default"/>
+        <w:sz w:val="20"/>
+      </w:rPr>
+    </w:lvl>
+    <w:lvl w:ilvl="7" w:tentative="1">
+      <w:start w:val="1"/>
+      <w:numFmt w:val="bullet"/>
+      <w:lvlText w:val=""/>
+      <w:lvlJc w:val="left"/>
+      <w:pPr>
+        <w:tabs>
+          <w:tab w:val="num" w:pos="5760"/>
+        </w:tabs>
+        <w:ind w:left="5760" w:hanging="360"/>
+      </w:pPr>
+      <w:rPr>
+        <w:rFonts w:ascii="Wingdings" w:hAnsi="Wingdings" w:hint="default"/>
+        <w:sz w:val="20"/>
+      </w:rPr>
+    </w:lvl>
+    <w:lvl w:ilvl="8" w:tentative="1">
+      <w:start w:val="1"/>
+      <w:numFmt w:val="bullet"/>
+      <w:lvlText w:val=""/>
+      <w:lvlJc w:val="left"/>
+      <w:pPr>
+        <w:tabs>
+          <w:tab w:val="num" w:pos="6480"/>
+        </w:tabs>
+        <w:ind w:left="6480" w:hanging="360"/>
+      </w:pPr>
+      <w:rPr>
+        <w:rFonts w:ascii="Wingdings" w:hAnsi="Wingdings" w:hint="default"/>
+        <w:sz w:val="20"/>
+      </w:rPr>
+    </w:lvl>
+  </w:abstractNum>
+  <w:abstractNum w:abstractNumId="1" w15:restartNumberingAfterBreak="0">
     <w:nsid w:val="03E47561"/>
     <w:multiLevelType w:val="multilevel"/>
     <w:tmpl w:val="A126AF86"/>
@@ -2596,7 +3831,7 @@
       </w:rPr>
     </w:lvl>
   </w:abstractNum>
-  <w:abstractNum w:abstractNumId="1" w15:restartNumberingAfterBreak="0">
+  <w:abstractNum w:abstractNumId="2" w15:restartNumberingAfterBreak="0">
     <w:nsid w:val="04EA46F7"/>
     <w:multiLevelType w:val="multilevel"/>
     <w:tmpl w:val="776E36EE"/>
@@ -2745,7 +3980,7 @@
       </w:rPr>
     </w:lvl>
   </w:abstractNum>
-  <w:abstractNum w:abstractNumId="2" w15:restartNumberingAfterBreak="0">
+  <w:abstractNum w:abstractNumId="3" w15:restartNumberingAfterBreak="0">
     <w:nsid w:val="062C08B4"/>
     <w:multiLevelType w:val="multilevel"/>
     <w:tmpl w:val="16144486"/>
@@ -2894,7 +4129,7 @@
       </w:rPr>
     </w:lvl>
   </w:abstractNum>
-  <w:abstractNum w:abstractNumId="3" w15:restartNumberingAfterBreak="0">
+  <w:abstractNum w:abstractNumId="4" w15:restartNumberingAfterBreak="0">
     <w:nsid w:val="06E23A7D"/>
     <w:multiLevelType w:val="multilevel"/>
     <w:tmpl w:val="3844D0EC"/>
@@ -3043,7 +4278,7 @@
       </w:rPr>
     </w:lvl>
   </w:abstractNum>
-  <w:abstractNum w:abstractNumId="4" w15:restartNumberingAfterBreak="0">
+  <w:abstractNum w:abstractNumId="5" w15:restartNumberingAfterBreak="0">
     <w:nsid w:val="088748FD"/>
     <w:multiLevelType w:val="multilevel"/>
     <w:tmpl w:val="A662A43A"/>
@@ -3192,7 +4427,7 @@
       </w:rPr>
     </w:lvl>
   </w:abstractNum>
-  <w:abstractNum w:abstractNumId="5" w15:restartNumberingAfterBreak="0">
+  <w:abstractNum w:abstractNumId="6" w15:restartNumberingAfterBreak="0">
     <w:nsid w:val="0AC845A6"/>
     <w:multiLevelType w:val="multilevel"/>
     <w:tmpl w:val="8F2E4A1A"/>
@@ -3341,7 +4576,7 @@
       </w:rPr>
     </w:lvl>
   </w:abstractNum>
-  <w:abstractNum w:abstractNumId="6" w15:restartNumberingAfterBreak="0">
+  <w:abstractNum w:abstractNumId="7" w15:restartNumberingAfterBreak="0">
     <w:nsid w:val="0D814E27"/>
     <w:multiLevelType w:val="multilevel"/>
     <w:tmpl w:val="DE807CC8"/>
@@ -3490,7 +4725,7 @@
       </w:rPr>
     </w:lvl>
   </w:abstractNum>
-  <w:abstractNum w:abstractNumId="7" w15:restartNumberingAfterBreak="0">
+  <w:abstractNum w:abstractNumId="8" w15:restartNumberingAfterBreak="0">
     <w:nsid w:val="119D6308"/>
     <w:multiLevelType w:val="multilevel"/>
     <w:tmpl w:val="D250D776"/>
@@ -3639,7 +4874,7 @@
       </w:rPr>
     </w:lvl>
   </w:abstractNum>
-  <w:abstractNum w:abstractNumId="8" w15:restartNumberingAfterBreak="0">
+  <w:abstractNum w:abstractNumId="9" w15:restartNumberingAfterBreak="0">
     <w:nsid w:val="120F779B"/>
     <w:multiLevelType w:val="multilevel"/>
     <w:tmpl w:val="A94E80EA"/>
@@ -3788,7 +5023,7 @@
       </w:rPr>
     </w:lvl>
   </w:abstractNum>
-  <w:abstractNum w:abstractNumId="9" w15:restartNumberingAfterBreak="0">
+  <w:abstractNum w:abstractNumId="10" w15:restartNumberingAfterBreak="0">
     <w:nsid w:val="162F3C5A"/>
     <w:multiLevelType w:val="multilevel"/>
     <w:tmpl w:val="21D0B1C0"/>
@@ -3937,7 +5172,7 @@
       </w:rPr>
     </w:lvl>
   </w:abstractNum>
-  <w:abstractNum w:abstractNumId="10" w15:restartNumberingAfterBreak="0">
+  <w:abstractNum w:abstractNumId="11" w15:restartNumberingAfterBreak="0">
     <w:nsid w:val="16B6704B"/>
     <w:multiLevelType w:val="multilevel"/>
     <w:tmpl w:val="749012E4"/>
@@ -4086,7 +5321,7 @@
       </w:rPr>
     </w:lvl>
   </w:abstractNum>
-  <w:abstractNum w:abstractNumId="11" w15:restartNumberingAfterBreak="0">
+  <w:abstractNum w:abstractNumId="12" w15:restartNumberingAfterBreak="0">
     <w:nsid w:val="199F1B6F"/>
     <w:multiLevelType w:val="multilevel"/>
     <w:tmpl w:val="74600678"/>
@@ -4235,7 +5470,7 @@
       </w:rPr>
     </w:lvl>
   </w:abstractNum>
-  <w:abstractNum w:abstractNumId="12" w15:restartNumberingAfterBreak="0">
+  <w:abstractNum w:abstractNumId="13" w15:restartNumberingAfterBreak="0">
     <w:nsid w:val="1A6C6244"/>
     <w:multiLevelType w:val="multilevel"/>
     <w:tmpl w:val="2B9C5082"/>
@@ -4348,7 +5583,7 @@
       </w:pPr>
     </w:lvl>
   </w:abstractNum>
-  <w:abstractNum w:abstractNumId="13" w15:restartNumberingAfterBreak="0">
+  <w:abstractNum w:abstractNumId="14" w15:restartNumberingAfterBreak="0">
     <w:nsid w:val="1A9446AD"/>
     <w:multiLevelType w:val="multilevel"/>
     <w:tmpl w:val="401E2C2C"/>
@@ -4497,7 +5732,7 @@
       </w:rPr>
     </w:lvl>
   </w:abstractNum>
-  <w:abstractNum w:abstractNumId="14" w15:restartNumberingAfterBreak="0">
+  <w:abstractNum w:abstractNumId="15" w15:restartNumberingAfterBreak="0">
     <w:nsid w:val="23B05A9F"/>
     <w:multiLevelType w:val="multilevel"/>
     <w:tmpl w:val="8FA09A82"/>
@@ -4646,7 +5881,7 @@
       </w:rPr>
     </w:lvl>
   </w:abstractNum>
-  <w:abstractNum w:abstractNumId="15" w15:restartNumberingAfterBreak="0">
+  <w:abstractNum w:abstractNumId="16" w15:restartNumberingAfterBreak="0">
     <w:nsid w:val="2776095F"/>
     <w:multiLevelType w:val="multilevel"/>
     <w:tmpl w:val="6A0850BE"/>
@@ -4759,7 +5994,7 @@
       </w:pPr>
     </w:lvl>
   </w:abstractNum>
-  <w:abstractNum w:abstractNumId="16" w15:restartNumberingAfterBreak="0">
+  <w:abstractNum w:abstractNumId="17" w15:restartNumberingAfterBreak="0">
     <w:nsid w:val="27E126EF"/>
     <w:multiLevelType w:val="multilevel"/>
     <w:tmpl w:val="9078D2DC"/>
@@ -4908,7 +6143,7 @@
       </w:rPr>
     </w:lvl>
   </w:abstractNum>
-  <w:abstractNum w:abstractNumId="17" w15:restartNumberingAfterBreak="0">
+  <w:abstractNum w:abstractNumId="18" w15:restartNumberingAfterBreak="0">
     <w:nsid w:val="299623CD"/>
     <w:multiLevelType w:val="multilevel"/>
     <w:tmpl w:val="75328102"/>
@@ -5057,7 +6292,7 @@
       </w:rPr>
     </w:lvl>
   </w:abstractNum>
-  <w:abstractNum w:abstractNumId="18" w15:restartNumberingAfterBreak="0">
+  <w:abstractNum w:abstractNumId="19" w15:restartNumberingAfterBreak="0">
     <w:nsid w:val="2E4D0C11"/>
     <w:multiLevelType w:val="multilevel"/>
     <w:tmpl w:val="4BD8248E"/>
@@ -5206,7 +6441,7 @@
       </w:rPr>
     </w:lvl>
   </w:abstractNum>
-  <w:abstractNum w:abstractNumId="19" w15:restartNumberingAfterBreak="0">
+  <w:abstractNum w:abstractNumId="20" w15:restartNumberingAfterBreak="0">
     <w:nsid w:val="3102679B"/>
     <w:multiLevelType w:val="multilevel"/>
     <w:tmpl w:val="F940AE42"/>
@@ -5355,7 +6590,7 @@
       </w:rPr>
     </w:lvl>
   </w:abstractNum>
-  <w:abstractNum w:abstractNumId="20" w15:restartNumberingAfterBreak="0">
+  <w:abstractNum w:abstractNumId="21" w15:restartNumberingAfterBreak="0">
     <w:nsid w:val="33EB70F1"/>
     <w:multiLevelType w:val="multilevel"/>
     <w:tmpl w:val="200CB55C"/>
@@ -5504,7 +6739,7 @@
       </w:rPr>
     </w:lvl>
   </w:abstractNum>
-  <w:abstractNum w:abstractNumId="21" w15:restartNumberingAfterBreak="0">
+  <w:abstractNum w:abstractNumId="22" w15:restartNumberingAfterBreak="0">
     <w:nsid w:val="352F10C8"/>
     <w:multiLevelType w:val="multilevel"/>
     <w:tmpl w:val="10B8E1CC"/>
@@ -5653,7 +6888,156 @@
       </w:rPr>
     </w:lvl>
   </w:abstractNum>
-  <w:abstractNum w:abstractNumId="22" w15:restartNumberingAfterBreak="0">
+  <w:abstractNum w:abstractNumId="23" w15:restartNumberingAfterBreak="0">
+    <w:nsid w:val="3B0F6A06"/>
+    <w:multiLevelType w:val="multilevel"/>
+    <w:tmpl w:val="88B60E16"/>
+    <w:lvl w:ilvl="0">
+      <w:start w:val="1"/>
+      <w:numFmt w:val="bullet"/>
+      <w:lvlText w:val=""/>
+      <w:lvlJc w:val="left"/>
+      <w:pPr>
+        <w:tabs>
+          <w:tab w:val="num" w:pos="720"/>
+        </w:tabs>
+        <w:ind w:left="720" w:hanging="360"/>
+      </w:pPr>
+      <w:rPr>
+        <w:rFonts w:ascii="Symbol" w:hAnsi="Symbol" w:hint="default"/>
+        <w:sz w:val="20"/>
+      </w:rPr>
+    </w:lvl>
+    <w:lvl w:ilvl="1" w:tentative="1">
+      <w:start w:val="1"/>
+      <w:numFmt w:val="bullet"/>
+      <w:lvlText w:val="o"/>
+      <w:lvlJc w:val="left"/>
+      <w:pPr>
+        <w:tabs>
+          <w:tab w:val="num" w:pos="1440"/>
+        </w:tabs>
+        <w:ind w:left="1440" w:hanging="360"/>
+      </w:pPr>
+      <w:rPr>
+        <w:rFonts w:ascii="Courier New" w:hAnsi="Courier New" w:hint="default"/>
+        <w:sz w:val="20"/>
+      </w:rPr>
+    </w:lvl>
+    <w:lvl w:ilvl="2" w:tentative="1">
+      <w:start w:val="1"/>
+      <w:numFmt w:val="bullet"/>
+      <w:lvlText w:val=""/>
+      <w:lvlJc w:val="left"/>
+      <w:pPr>
+        <w:tabs>
+          <w:tab w:val="num" w:pos="2160"/>
+        </w:tabs>
+        <w:ind w:left="2160" w:hanging="360"/>
+      </w:pPr>
+      <w:rPr>
+        <w:rFonts w:ascii="Wingdings" w:hAnsi="Wingdings" w:hint="default"/>
+        <w:sz w:val="20"/>
+      </w:rPr>
+    </w:lvl>
+    <w:lvl w:ilvl="3" w:tentative="1">
+      <w:start w:val="1"/>
+      <w:numFmt w:val="bullet"/>
+      <w:lvlText w:val=""/>
+      <w:lvlJc w:val="left"/>
+      <w:pPr>
+        <w:tabs>
+          <w:tab w:val="num" w:pos="2880"/>
+        </w:tabs>
+        <w:ind w:left="2880" w:hanging="360"/>
+      </w:pPr>
+      <w:rPr>
+        <w:rFonts w:ascii="Wingdings" w:hAnsi="Wingdings" w:hint="default"/>
+        <w:sz w:val="20"/>
+      </w:rPr>
+    </w:lvl>
+    <w:lvl w:ilvl="4" w:tentative="1">
+      <w:start w:val="1"/>
+      <w:numFmt w:val="bullet"/>
+      <w:lvlText w:val=""/>
+      <w:lvlJc w:val="left"/>
+      <w:pPr>
+        <w:tabs>
+          <w:tab w:val="num" w:pos="3600"/>
+        </w:tabs>
+        <w:ind w:left="3600" w:hanging="360"/>
+      </w:pPr>
+      <w:rPr>
+        <w:rFonts w:ascii="Wingdings" w:hAnsi="Wingdings" w:hint="default"/>
+        <w:sz w:val="20"/>
+      </w:rPr>
+    </w:lvl>
+    <w:lvl w:ilvl="5" w:tentative="1">
+      <w:start w:val="1"/>
+      <w:numFmt w:val="bullet"/>
+      <w:lvlText w:val=""/>
+      <w:lvlJc w:val="left"/>
+      <w:pPr>
+        <w:tabs>
+          <w:tab w:val="num" w:pos="4320"/>
+        </w:tabs>
+        <w:ind w:left="4320" w:hanging="360"/>
+      </w:pPr>
+      <w:rPr>
+        <w:rFonts w:ascii="Wingdings" w:hAnsi="Wingdings" w:hint="default"/>
+        <w:sz w:val="20"/>
+      </w:rPr>
+    </w:lvl>
+    <w:lvl w:ilvl="6" w:tentative="1">
+      <w:start w:val="1"/>
+      <w:numFmt w:val="bullet"/>
+      <w:lvlText w:val=""/>
+      <w:lvlJc w:val="left"/>
+      <w:pPr>
+        <w:tabs>
+          <w:tab w:val="num" w:pos="5040"/>
+        </w:tabs>
+        <w:ind w:left="5040" w:hanging="360"/>
+      </w:pPr>
+      <w:rPr>
+        <w:rFonts w:ascii="Wingdings" w:hAnsi="Wingdings" w:hint="default"/>
+        <w:sz w:val="20"/>
+      </w:rPr>
+    </w:lvl>
+    <w:lvl w:ilvl="7" w:tentative="1">
+      <w:start w:val="1"/>
+      <w:numFmt w:val="bullet"/>
+      <w:lvlText w:val=""/>
+      <w:lvlJc w:val="left"/>
+      <w:pPr>
+        <w:tabs>
+          <w:tab w:val="num" w:pos="5760"/>
+        </w:tabs>
+        <w:ind w:left="5760" w:hanging="360"/>
+      </w:pPr>
+      <w:rPr>
+        <w:rFonts w:ascii="Wingdings" w:hAnsi="Wingdings" w:hint="default"/>
+        <w:sz w:val="20"/>
+      </w:rPr>
+    </w:lvl>
+    <w:lvl w:ilvl="8" w:tentative="1">
+      <w:start w:val="1"/>
+      <w:numFmt w:val="bullet"/>
+      <w:lvlText w:val=""/>
+      <w:lvlJc w:val="left"/>
+      <w:pPr>
+        <w:tabs>
+          <w:tab w:val="num" w:pos="6480"/>
+        </w:tabs>
+        <w:ind w:left="6480" w:hanging="360"/>
+      </w:pPr>
+      <w:rPr>
+        <w:rFonts w:ascii="Wingdings" w:hAnsi="Wingdings" w:hint="default"/>
+        <w:sz w:val="20"/>
+      </w:rPr>
+    </w:lvl>
+  </w:abstractNum>
+  <w:abstractNum w:abstractNumId="24" w15:restartNumberingAfterBreak="0">
     <w:nsid w:val="4107682D"/>
     <w:multiLevelType w:val="multilevel"/>
     <w:tmpl w:val="ADE84F0C"/>
@@ -5802,7 +7186,7 @@
       </w:rPr>
     </w:lvl>
   </w:abstractNum>
-  <w:abstractNum w:abstractNumId="23" w15:restartNumberingAfterBreak="0">
+  <w:abstractNum w:abstractNumId="25" w15:restartNumberingAfterBreak="0">
     <w:nsid w:val="419B094D"/>
     <w:multiLevelType w:val="multilevel"/>
     <w:tmpl w:val="FF04D280"/>
@@ -5951,7 +7335,120 @@
       </w:rPr>
     </w:lvl>
   </w:abstractNum>
-  <w:abstractNum w:abstractNumId="24" w15:restartNumberingAfterBreak="0">
+  <w:abstractNum w:abstractNumId="26" w15:restartNumberingAfterBreak="0">
+    <w:nsid w:val="45936070"/>
+    <w:multiLevelType w:val="multilevel"/>
+    <w:tmpl w:val="D884D43C"/>
+    <w:lvl w:ilvl="0">
+      <w:start w:val="1"/>
+      <w:numFmt w:val="decimal"/>
+      <w:lvlText w:val="%1."/>
+      <w:lvlJc w:val="left"/>
+      <w:pPr>
+        <w:tabs>
+          <w:tab w:val="num" w:pos="720"/>
+        </w:tabs>
+        <w:ind w:left="720" w:hanging="360"/>
+      </w:pPr>
+    </w:lvl>
+    <w:lvl w:ilvl="1" w:tentative="1">
+      <w:start w:val="1"/>
+      <w:numFmt w:val="decimal"/>
+      <w:lvlText w:val="%2."/>
+      <w:lvlJc w:val="left"/>
+      <w:pPr>
+        <w:tabs>
+          <w:tab w:val="num" w:pos="1440"/>
+        </w:tabs>
+        <w:ind w:left="1440" w:hanging="360"/>
+      </w:pPr>
+    </w:lvl>
+    <w:lvl w:ilvl="2" w:tentative="1">
+      <w:start w:val="1"/>
+      <w:numFmt w:val="decimal"/>
+      <w:lvlText w:val="%3."/>
+      <w:lvlJc w:val="left"/>
+      <w:pPr>
+        <w:tabs>
+          <w:tab w:val="num" w:pos="2160"/>
+        </w:tabs>
+        <w:ind w:left="2160" w:hanging="360"/>
+      </w:pPr>
+    </w:lvl>
+    <w:lvl w:ilvl="3" w:tentative="1">
+      <w:start w:val="1"/>
+      <w:numFmt w:val="decimal"/>
+      <w:lvlText w:val="%4."/>
+      <w:lvlJc w:val="left"/>
+      <w:pPr>
+        <w:tabs>
+          <w:tab w:val="num" w:pos="2880"/>
+        </w:tabs>
+        <w:ind w:left="2880" w:hanging="360"/>
+      </w:pPr>
+    </w:lvl>
+    <w:lvl w:ilvl="4" w:tentative="1">
+      <w:start w:val="1"/>
+      <w:numFmt w:val="decimal"/>
+      <w:lvlText w:val="%5."/>
+      <w:lvlJc w:val="left"/>
+      <w:pPr>
+        <w:tabs>
+          <w:tab w:val="num" w:pos="3600"/>
+        </w:tabs>
+        <w:ind w:left="3600" w:hanging="360"/>
+      </w:pPr>
+    </w:lvl>
+    <w:lvl w:ilvl="5" w:tentative="1">
+      <w:start w:val="1"/>
+      <w:numFmt w:val="decimal"/>
+      <w:lvlText w:val="%6."/>
+      <w:lvlJc w:val="left"/>
+      <w:pPr>
+        <w:tabs>
+          <w:tab w:val="num" w:pos="4320"/>
+        </w:tabs>
+        <w:ind w:left="4320" w:hanging="360"/>
+      </w:pPr>
+    </w:lvl>
+    <w:lvl w:ilvl="6" w:tentative="1">
+      <w:start w:val="1"/>
+      <w:numFmt w:val="decimal"/>
+      <w:lvlText w:val="%7."/>
+      <w:lvlJc w:val="left"/>
+      <w:pPr>
+        <w:tabs>
+          <w:tab w:val="num" w:pos="5040"/>
+        </w:tabs>
+        <w:ind w:left="5040" w:hanging="360"/>
+      </w:pPr>
+    </w:lvl>
+    <w:lvl w:ilvl="7" w:tentative="1">
+      <w:start w:val="1"/>
+      <w:numFmt w:val="decimal"/>
+      <w:lvlText w:val="%8."/>
+      <w:lvlJc w:val="left"/>
+      <w:pPr>
+        <w:tabs>
+          <w:tab w:val="num" w:pos="5760"/>
+        </w:tabs>
+        <w:ind w:left="5760" w:hanging="360"/>
+      </w:pPr>
+    </w:lvl>
+    <w:lvl w:ilvl="8" w:tentative="1">
+      <w:start w:val="1"/>
+      <w:numFmt w:val="decimal"/>
+      <w:lvlText w:val="%9."/>
+      <w:lvlJc w:val="left"/>
+      <w:pPr>
+        <w:tabs>
+          <w:tab w:val="num" w:pos="6480"/>
+        </w:tabs>
+        <w:ind w:left="6480" w:hanging="360"/>
+      </w:pPr>
+    </w:lvl>
+  </w:abstractNum>
+  <w:abstractNum w:abstractNumId="27" w15:restartNumberingAfterBreak="0">
     <w:nsid w:val="49725F2F"/>
     <w:multiLevelType w:val="multilevel"/>
     <w:tmpl w:val="D1D6BA26"/>
@@ -6100,7 +7597,7 @@
       </w:rPr>
     </w:lvl>
   </w:abstractNum>
-  <w:abstractNum w:abstractNumId="25" w15:restartNumberingAfterBreak="0">
+  <w:abstractNum w:abstractNumId="28" w15:restartNumberingAfterBreak="0">
     <w:nsid w:val="4A5314A4"/>
     <w:multiLevelType w:val="multilevel"/>
     <w:tmpl w:val="2A9C27B6"/>
@@ -6213,7 +7710,7 @@
       </w:pPr>
     </w:lvl>
   </w:abstractNum>
-  <w:abstractNum w:abstractNumId="26" w15:restartNumberingAfterBreak="0">
+  <w:abstractNum w:abstractNumId="29" w15:restartNumberingAfterBreak="0">
     <w:nsid w:val="4BF541B0"/>
     <w:multiLevelType w:val="multilevel"/>
     <w:tmpl w:val="805A6F40"/>
@@ -6362,7 +7859,7 @@
       </w:rPr>
     </w:lvl>
   </w:abstractNum>
-  <w:abstractNum w:abstractNumId="27" w15:restartNumberingAfterBreak="0">
+  <w:abstractNum w:abstractNumId="30" w15:restartNumberingAfterBreak="0">
     <w:nsid w:val="4CE22D9A"/>
     <w:multiLevelType w:val="multilevel"/>
     <w:tmpl w:val="374A75F2"/>
@@ -6511,7 +8008,156 @@
       </w:rPr>
     </w:lvl>
   </w:abstractNum>
-  <w:abstractNum w:abstractNumId="28" w15:restartNumberingAfterBreak="0">
+  <w:abstractNum w:abstractNumId="31" w15:restartNumberingAfterBreak="0">
+    <w:nsid w:val="4DA622DA"/>
+    <w:multiLevelType w:val="multilevel"/>
+    <w:tmpl w:val="9774CA42"/>
+    <w:lvl w:ilvl="0">
+      <w:start w:val="1"/>
+      <w:numFmt w:val="bullet"/>
+      <w:lvlText w:val=""/>
+      <w:lvlJc w:val="left"/>
+      <w:pPr>
+        <w:tabs>
+          <w:tab w:val="num" w:pos="720"/>
+        </w:tabs>
+        <w:ind w:left="720" w:hanging="360"/>
+      </w:pPr>
+      <w:rPr>
+        <w:rFonts w:ascii="Symbol" w:hAnsi="Symbol" w:hint="default"/>
+        <w:sz w:val="20"/>
+      </w:rPr>
+    </w:lvl>
+    <w:lvl w:ilvl="1" w:tentative="1">
+      <w:start w:val="1"/>
+      <w:numFmt w:val="bullet"/>
+      <w:lvlText w:val="o"/>
+      <w:lvlJc w:val="left"/>
+      <w:pPr>
+        <w:tabs>
+          <w:tab w:val="num" w:pos="1440"/>
+        </w:tabs>
+        <w:ind w:left="1440" w:hanging="360"/>
+      </w:pPr>
+      <w:rPr>
+        <w:rFonts w:ascii="Courier New" w:hAnsi="Courier New" w:hint="default"/>
+        <w:sz w:val="20"/>
+      </w:rPr>
+    </w:lvl>
+    <w:lvl w:ilvl="2" w:tentative="1">
+      <w:start w:val="1"/>
+      <w:numFmt w:val="bullet"/>
+      <w:lvlText w:val=""/>
+      <w:lvlJc w:val="left"/>
+      <w:pPr>
+        <w:tabs>
+          <w:tab w:val="num" w:pos="2160"/>
+        </w:tabs>
+        <w:ind w:left="2160" w:hanging="360"/>
+      </w:pPr>
+      <w:rPr>
+        <w:rFonts w:ascii="Wingdings" w:hAnsi="Wingdings" w:hint="default"/>
+        <w:sz w:val="20"/>
+      </w:rPr>
+    </w:lvl>
+    <w:lvl w:ilvl="3" w:tentative="1">
+      <w:start w:val="1"/>
+      <w:numFmt w:val="bullet"/>
+      <w:lvlText w:val=""/>
+      <w:lvlJc w:val="left"/>
+      <w:pPr>
+        <w:tabs>
+          <w:tab w:val="num" w:pos="2880"/>
+        </w:tabs>
+        <w:ind w:left="2880" w:hanging="360"/>
+      </w:pPr>
+      <w:rPr>
+        <w:rFonts w:ascii="Wingdings" w:hAnsi="Wingdings" w:hint="default"/>
+        <w:sz w:val="20"/>
+      </w:rPr>
+    </w:lvl>
+    <w:lvl w:ilvl="4" w:tentative="1">
+      <w:start w:val="1"/>
+      <w:numFmt w:val="bullet"/>
+      <w:lvlText w:val=""/>
+      <w:lvlJc w:val="left"/>
+      <w:pPr>
+        <w:tabs>
+          <w:tab w:val="num" w:pos="3600"/>
+        </w:tabs>
+        <w:ind w:left="3600" w:hanging="360"/>
+      </w:pPr>
+      <w:rPr>
+        <w:rFonts w:ascii="Wingdings" w:hAnsi="Wingdings" w:hint="default"/>
+        <w:sz w:val="20"/>
+      </w:rPr>
+    </w:lvl>
+    <w:lvl w:ilvl="5" w:tentative="1">
+      <w:start w:val="1"/>
+      <w:numFmt w:val="bullet"/>
+      <w:lvlText w:val=""/>
+      <w:lvlJc w:val="left"/>
+      <w:pPr>
+        <w:tabs>
+          <w:tab w:val="num" w:pos="4320"/>
+        </w:tabs>
+        <w:ind w:left="4320" w:hanging="360"/>
+      </w:pPr>
+      <w:rPr>
+        <w:rFonts w:ascii="Wingdings" w:hAnsi="Wingdings" w:hint="default"/>
+        <w:sz w:val="20"/>
+      </w:rPr>
+    </w:lvl>
+    <w:lvl w:ilvl="6" w:tentative="1">
+      <w:start w:val="1"/>
+      <w:numFmt w:val="bullet"/>
+      <w:lvlText w:val=""/>
+      <w:lvlJc w:val="left"/>
+      <w:pPr>
+        <w:tabs>
+          <w:tab w:val="num" w:pos="5040"/>
+        </w:tabs>
+        <w:ind w:left="5040" w:hanging="360"/>
+      </w:pPr>
+      <w:rPr>
+        <w:rFonts w:ascii="Wingdings" w:hAnsi="Wingdings" w:hint="default"/>
+        <w:sz w:val="20"/>
+      </w:rPr>
+    </w:lvl>
+    <w:lvl w:ilvl="7" w:tentative="1">
+      <w:start w:val="1"/>
+      <w:numFmt w:val="bullet"/>
+      <w:lvlText w:val=""/>
+      <w:lvlJc w:val="left"/>
+      <w:pPr>
+        <w:tabs>
+          <w:tab w:val="num" w:pos="5760"/>
+        </w:tabs>
+        <w:ind w:left="5760" w:hanging="360"/>
+      </w:pPr>
+      <w:rPr>
+        <w:rFonts w:ascii="Wingdings" w:hAnsi="Wingdings" w:hint="default"/>
+        <w:sz w:val="20"/>
+      </w:rPr>
+    </w:lvl>
+    <w:lvl w:ilvl="8" w:tentative="1">
+      <w:start w:val="1"/>
+      <w:numFmt w:val="bullet"/>
+      <w:lvlText w:val=""/>
+      <w:lvlJc w:val="left"/>
+      <w:pPr>
+        <w:tabs>
+          <w:tab w:val="num" w:pos="6480"/>
+        </w:tabs>
+        <w:ind w:left="6480" w:hanging="360"/>
+      </w:pPr>
+      <w:rPr>
+        <w:rFonts w:ascii="Wingdings" w:hAnsi="Wingdings" w:hint="default"/>
+        <w:sz w:val="20"/>
+      </w:rPr>
+    </w:lvl>
+  </w:abstractNum>
+  <w:abstractNum w:abstractNumId="32" w15:restartNumberingAfterBreak="0">
     <w:nsid w:val="4E2A63E2"/>
     <w:multiLevelType w:val="multilevel"/>
     <w:tmpl w:val="686C6FDE"/>
@@ -6660,7 +8306,7 @@
       </w:rPr>
     </w:lvl>
   </w:abstractNum>
-  <w:abstractNum w:abstractNumId="29" w15:restartNumberingAfterBreak="0">
+  <w:abstractNum w:abstractNumId="33" w15:restartNumberingAfterBreak="0">
     <w:nsid w:val="53B80B77"/>
     <w:multiLevelType w:val="multilevel"/>
     <w:tmpl w:val="0F8E1F30"/>
@@ -6809,7 +8455,7 @@
       </w:rPr>
     </w:lvl>
   </w:abstractNum>
-  <w:abstractNum w:abstractNumId="30" w15:restartNumberingAfterBreak="0">
+  <w:abstractNum w:abstractNumId="34" w15:restartNumberingAfterBreak="0">
     <w:nsid w:val="59670BF7"/>
     <w:multiLevelType w:val="multilevel"/>
     <w:tmpl w:val="4C8AA052"/>
@@ -6958,7 +8604,7 @@
       </w:rPr>
     </w:lvl>
   </w:abstractNum>
-  <w:abstractNum w:abstractNumId="31" w15:restartNumberingAfterBreak="0">
+  <w:abstractNum w:abstractNumId="35" w15:restartNumberingAfterBreak="0">
     <w:nsid w:val="59B546A1"/>
     <w:multiLevelType w:val="multilevel"/>
     <w:tmpl w:val="C2A23AC6"/>
@@ -7107,7 +8753,7 @@
       </w:rPr>
     </w:lvl>
   </w:abstractNum>
-  <w:abstractNum w:abstractNumId="32" w15:restartNumberingAfterBreak="0">
+  <w:abstractNum w:abstractNumId="36" w15:restartNumberingAfterBreak="0">
     <w:nsid w:val="5E047FD2"/>
     <w:multiLevelType w:val="multilevel"/>
     <w:tmpl w:val="CF28C4C8"/>
@@ -7256,7 +8902,7 @@
       </w:rPr>
     </w:lvl>
   </w:abstractNum>
-  <w:abstractNum w:abstractNumId="33" w15:restartNumberingAfterBreak="0">
+  <w:abstractNum w:abstractNumId="37" w15:restartNumberingAfterBreak="0">
     <w:nsid w:val="5E453F83"/>
     <w:multiLevelType w:val="multilevel"/>
     <w:tmpl w:val="9E965470"/>
@@ -7405,7 +9051,7 @@
       </w:rPr>
     </w:lvl>
   </w:abstractNum>
-  <w:abstractNum w:abstractNumId="34" w15:restartNumberingAfterBreak="0">
+  <w:abstractNum w:abstractNumId="38" w15:restartNumberingAfterBreak="0">
     <w:nsid w:val="5E5B0F2A"/>
     <w:multiLevelType w:val="multilevel"/>
     <w:tmpl w:val="DF5A40BC"/>
@@ -7554,7 +9200,7 @@
       </w:rPr>
     </w:lvl>
   </w:abstractNum>
-  <w:abstractNum w:abstractNumId="35" w15:restartNumberingAfterBreak="0">
+  <w:abstractNum w:abstractNumId="39" w15:restartNumberingAfterBreak="0">
     <w:nsid w:val="5F27171B"/>
     <w:multiLevelType w:val="multilevel"/>
     <w:tmpl w:val="3AFC5F44"/>
@@ -7703,7 +9349,7 @@
       </w:rPr>
     </w:lvl>
   </w:abstractNum>
-  <w:abstractNum w:abstractNumId="36" w15:restartNumberingAfterBreak="0">
+  <w:abstractNum w:abstractNumId="40" w15:restartNumberingAfterBreak="0">
     <w:nsid w:val="63C37A6E"/>
     <w:multiLevelType w:val="multilevel"/>
     <w:tmpl w:val="38965A7E"/>
@@ -7852,7 +9498,7 @@
       </w:rPr>
     </w:lvl>
   </w:abstractNum>
-  <w:abstractNum w:abstractNumId="37" w15:restartNumberingAfterBreak="0">
+  <w:abstractNum w:abstractNumId="41" w15:restartNumberingAfterBreak="0">
     <w:nsid w:val="672E172B"/>
     <w:multiLevelType w:val="multilevel"/>
     <w:tmpl w:val="0838C328"/>
@@ -8001,7 +9647,7 @@
       </w:rPr>
     </w:lvl>
   </w:abstractNum>
-  <w:abstractNum w:abstractNumId="38" w15:restartNumberingAfterBreak="0">
+  <w:abstractNum w:abstractNumId="42" w15:restartNumberingAfterBreak="0">
     <w:nsid w:val="6C5838EF"/>
     <w:multiLevelType w:val="multilevel"/>
     <w:tmpl w:val="DB8ABCE2"/>
@@ -8150,7 +9796,7 @@
       </w:rPr>
     </w:lvl>
   </w:abstractNum>
-  <w:abstractNum w:abstractNumId="39" w15:restartNumberingAfterBreak="0">
+  <w:abstractNum w:abstractNumId="43" w15:restartNumberingAfterBreak="0">
     <w:nsid w:val="6D5D67C3"/>
     <w:multiLevelType w:val="multilevel"/>
     <w:tmpl w:val="D2BCEF18"/>
@@ -8299,7 +9945,7 @@
       </w:rPr>
     </w:lvl>
   </w:abstractNum>
-  <w:abstractNum w:abstractNumId="40" w15:restartNumberingAfterBreak="0">
+  <w:abstractNum w:abstractNumId="44" w15:restartNumberingAfterBreak="0">
     <w:nsid w:val="6F8500DB"/>
     <w:multiLevelType w:val="multilevel"/>
     <w:tmpl w:val="DE9EE70A"/>
@@ -8448,7 +10094,7 @@
       </w:rPr>
     </w:lvl>
   </w:abstractNum>
-  <w:abstractNum w:abstractNumId="41" w15:restartNumberingAfterBreak="0">
+  <w:abstractNum w:abstractNumId="45" w15:restartNumberingAfterBreak="0">
     <w:nsid w:val="70887005"/>
     <w:multiLevelType w:val="multilevel"/>
     <w:tmpl w:val="6082F08E"/>
@@ -8561,7 +10207,7 @@
       </w:pPr>
     </w:lvl>
   </w:abstractNum>
-  <w:abstractNum w:abstractNumId="42" w15:restartNumberingAfterBreak="0">
+  <w:abstractNum w:abstractNumId="46" w15:restartNumberingAfterBreak="0">
     <w:nsid w:val="70D56E81"/>
     <w:multiLevelType w:val="multilevel"/>
     <w:tmpl w:val="2360880C"/>
@@ -8710,7 +10356,7 @@
       </w:rPr>
     </w:lvl>
   </w:abstractNum>
-  <w:abstractNum w:abstractNumId="43" w15:restartNumberingAfterBreak="0">
+  <w:abstractNum w:abstractNumId="47" w15:restartNumberingAfterBreak="0">
     <w:nsid w:val="71964F43"/>
     <w:multiLevelType w:val="multilevel"/>
     <w:tmpl w:val="CD5035EC"/>
@@ -8859,7 +10505,156 @@
       </w:rPr>
     </w:lvl>
   </w:abstractNum>
-  <w:abstractNum w:abstractNumId="44" w15:restartNumberingAfterBreak="0">
+  <w:abstractNum w:abstractNumId="48" w15:restartNumberingAfterBreak="0">
+    <w:nsid w:val="727E0F5F"/>
+    <w:multiLevelType w:val="multilevel"/>
+    <w:tmpl w:val="CFF46376"/>
+    <w:lvl w:ilvl="0">
+      <w:start w:val="1"/>
+      <w:numFmt w:val="bullet"/>
+      <w:lvlText w:val=""/>
+      <w:lvlJc w:val="left"/>
+      <w:pPr>
+        <w:tabs>
+          <w:tab w:val="num" w:pos="720"/>
+        </w:tabs>
+        <w:ind w:left="720" w:hanging="360"/>
+      </w:pPr>
+      <w:rPr>
+        <w:rFonts w:ascii="Symbol" w:hAnsi="Symbol" w:hint="default"/>
+        <w:sz w:val="20"/>
+      </w:rPr>
+    </w:lvl>
+    <w:lvl w:ilvl="1" w:tentative="1">
+      <w:start w:val="1"/>
+      <w:numFmt w:val="bullet"/>
+      <w:lvlText w:val="o"/>
+      <w:lvlJc w:val="left"/>
+      <w:pPr>
+        <w:tabs>
+          <w:tab w:val="num" w:pos="1440"/>
+        </w:tabs>
+        <w:ind w:left="1440" w:hanging="360"/>
+      </w:pPr>
+      <w:rPr>
+        <w:rFonts w:ascii="Courier New" w:hAnsi="Courier New" w:hint="default"/>
+        <w:sz w:val="20"/>
+      </w:rPr>
+    </w:lvl>
+    <w:lvl w:ilvl="2" w:tentative="1">
+      <w:start w:val="1"/>
+      <w:numFmt w:val="bullet"/>
+      <w:lvlText w:val=""/>
+      <w:lvlJc w:val="left"/>
+      <w:pPr>
+        <w:tabs>
+          <w:tab w:val="num" w:pos="2160"/>
+        </w:tabs>
+        <w:ind w:left="2160" w:hanging="360"/>
+      </w:pPr>
+      <w:rPr>
+        <w:rFonts w:ascii="Wingdings" w:hAnsi="Wingdings" w:hint="default"/>
+        <w:sz w:val="20"/>
+      </w:rPr>
+    </w:lvl>
+    <w:lvl w:ilvl="3" w:tentative="1">
+      <w:start w:val="1"/>
+      <w:numFmt w:val="bullet"/>
+      <w:lvlText w:val=""/>
+      <w:lvlJc w:val="left"/>
+      <w:pPr>
+        <w:tabs>
+          <w:tab w:val="num" w:pos="2880"/>
+        </w:tabs>
+        <w:ind w:left="2880" w:hanging="360"/>
+      </w:pPr>
+      <w:rPr>
+        <w:rFonts w:ascii="Wingdings" w:hAnsi="Wingdings" w:hint="default"/>
+        <w:sz w:val="20"/>
+      </w:rPr>
+    </w:lvl>
+    <w:lvl w:ilvl="4" w:tentative="1">
+      <w:start w:val="1"/>
+      <w:numFmt w:val="bullet"/>
+      <w:lvlText w:val=""/>
+      <w:lvlJc w:val="left"/>
+      <w:pPr>
+        <w:tabs>
+          <w:tab w:val="num" w:pos="3600"/>
+        </w:tabs>
+        <w:ind w:left="3600" w:hanging="360"/>
+      </w:pPr>
+      <w:rPr>
+        <w:rFonts w:ascii="Wingdings" w:hAnsi="Wingdings" w:hint="default"/>
+        <w:sz w:val="20"/>
+      </w:rPr>
+    </w:lvl>
+    <w:lvl w:ilvl="5" w:tentative="1">
+      <w:start w:val="1"/>
+      <w:numFmt w:val="bullet"/>
+      <w:lvlText w:val=""/>
+      <w:lvlJc w:val="left"/>
+      <w:pPr>
+        <w:tabs>
+          <w:tab w:val="num" w:pos="4320"/>
+        </w:tabs>
+        <w:ind w:left="4320" w:hanging="360"/>
+      </w:pPr>
+      <w:rPr>
+        <w:rFonts w:ascii="Wingdings" w:hAnsi="Wingdings" w:hint="default"/>
+        <w:sz w:val="20"/>
+      </w:rPr>
+    </w:lvl>
+    <w:lvl w:ilvl="6" w:tentative="1">
+      <w:start w:val="1"/>
+      <w:numFmt w:val="bullet"/>
+      <w:lvlText w:val=""/>
+      <w:lvlJc w:val="left"/>
+      <w:pPr>
+        <w:tabs>
+          <w:tab w:val="num" w:pos="5040"/>
+        </w:tabs>
+        <w:ind w:left="5040" w:hanging="360"/>
+      </w:pPr>
+      <w:rPr>
+        <w:rFonts w:ascii="Wingdings" w:hAnsi="Wingdings" w:hint="default"/>
+        <w:sz w:val="20"/>
+      </w:rPr>
+    </w:lvl>
+    <w:lvl w:ilvl="7" w:tentative="1">
+      <w:start w:val="1"/>
+      <w:numFmt w:val="bullet"/>
+      <w:lvlText w:val=""/>
+      <w:lvlJc w:val="left"/>
+      <w:pPr>
+        <w:tabs>
+          <w:tab w:val="num" w:pos="5760"/>
+        </w:tabs>
+        <w:ind w:left="5760" w:hanging="360"/>
+      </w:pPr>
+      <w:rPr>
+        <w:rFonts w:ascii="Wingdings" w:hAnsi="Wingdings" w:hint="default"/>
+        <w:sz w:val="20"/>
+      </w:rPr>
+    </w:lvl>
+    <w:lvl w:ilvl="8" w:tentative="1">
+      <w:start w:val="1"/>
+      <w:numFmt w:val="bullet"/>
+      <w:lvlText w:val=""/>
+      <w:lvlJc w:val="left"/>
+      <w:pPr>
+        <w:tabs>
+          <w:tab w:val="num" w:pos="6480"/>
+        </w:tabs>
+        <w:ind w:left="6480" w:hanging="360"/>
+      </w:pPr>
+      <w:rPr>
+        <w:rFonts w:ascii="Wingdings" w:hAnsi="Wingdings" w:hint="default"/>
+        <w:sz w:val="20"/>
+      </w:rPr>
+    </w:lvl>
+  </w:abstractNum>
+  <w:abstractNum w:abstractNumId="49" w15:restartNumberingAfterBreak="0">
     <w:nsid w:val="778D1DCF"/>
     <w:multiLevelType w:val="multilevel"/>
     <w:tmpl w:val="6E86907A"/>
@@ -9008,7 +10803,7 @@
       </w:rPr>
     </w:lvl>
   </w:abstractNum>
-  <w:abstractNum w:abstractNumId="45" w15:restartNumberingAfterBreak="0">
+  <w:abstractNum w:abstractNumId="50" w15:restartNumberingAfterBreak="0">
     <w:nsid w:val="7B942DC8"/>
     <w:multiLevelType w:val="multilevel"/>
     <w:tmpl w:val="F9166C1C"/>
@@ -9157,7 +10952,7 @@
       </w:rPr>
     </w:lvl>
   </w:abstractNum>
-  <w:abstractNum w:abstractNumId="46" w15:restartNumberingAfterBreak="0">
+  <w:abstractNum w:abstractNumId="51" w15:restartNumberingAfterBreak="0">
     <w:nsid w:val="7BF242AB"/>
     <w:multiLevelType w:val="multilevel"/>
     <w:tmpl w:val="BBE4C4E2"/>
@@ -9306,7 +11101,7 @@
       </w:rPr>
     </w:lvl>
   </w:abstractNum>
-  <w:abstractNum w:abstractNumId="47" w15:restartNumberingAfterBreak="0">
+  <w:abstractNum w:abstractNumId="52" w15:restartNumberingAfterBreak="0">
     <w:nsid w:val="7FAF416E"/>
     <w:multiLevelType w:val="multilevel"/>
     <w:tmpl w:val="AF108032"/>
@@ -9456,148 +11251,163 @@
     </w:lvl>
   </w:abstractNum>
   <w:num w:numId="1" w16cid:durableId="3675081">
+    <w:abstractNumId w:val="47"/>
+  </w:num>
+  <w:num w:numId="2" w16cid:durableId="1575696351">
+    <w:abstractNumId w:val="20"/>
+  </w:num>
+  <w:num w:numId="3" w16cid:durableId="1544253057">
+    <w:abstractNumId w:val="19"/>
+  </w:num>
+  <w:num w:numId="4" w16cid:durableId="461853045">
+    <w:abstractNumId w:val="9"/>
+  </w:num>
+  <w:num w:numId="5" w16cid:durableId="2137334470">
+    <w:abstractNumId w:val="22"/>
+  </w:num>
+  <w:num w:numId="6" w16cid:durableId="1999065592">
+    <w:abstractNumId w:val="28"/>
+  </w:num>
+  <w:num w:numId="7" w16cid:durableId="891187447">
+    <w:abstractNumId w:val="29"/>
+  </w:num>
+  <w:num w:numId="8" w16cid:durableId="713769656">
+    <w:abstractNumId w:val="1"/>
+  </w:num>
+  <w:num w:numId="9" w16cid:durableId="1938556682">
+    <w:abstractNumId w:val="34"/>
+  </w:num>
+  <w:num w:numId="10" w16cid:durableId="235436997">
+    <w:abstractNumId w:val="21"/>
+  </w:num>
+  <w:num w:numId="11" w16cid:durableId="1196237967">
+    <w:abstractNumId w:val="12"/>
+  </w:num>
+  <w:num w:numId="12" w16cid:durableId="487480157">
+    <w:abstractNumId w:val="30"/>
+  </w:num>
+  <w:num w:numId="13" w16cid:durableId="1752699717">
+    <w:abstractNumId w:val="27"/>
+  </w:num>
+  <w:num w:numId="14" w16cid:durableId="483669704">
+    <w:abstractNumId w:val="39"/>
+  </w:num>
+  <w:num w:numId="15" w16cid:durableId="446659060">
+    <w:abstractNumId w:val="35"/>
+  </w:num>
+  <w:num w:numId="16" w16cid:durableId="1614439484">
+    <w:abstractNumId w:val="36"/>
+  </w:num>
+  <w:num w:numId="17" w16cid:durableId="1058477026">
+    <w:abstractNumId w:val="7"/>
+  </w:num>
+  <w:num w:numId="18" w16cid:durableId="2081052639">
+    <w:abstractNumId w:val="45"/>
+  </w:num>
+  <w:num w:numId="19" w16cid:durableId="1805152072">
+    <w:abstractNumId w:val="38"/>
+  </w:num>
+  <w:num w:numId="20" w16cid:durableId="1373722732">
+    <w:abstractNumId w:val="37"/>
+  </w:num>
+  <w:num w:numId="21" w16cid:durableId="227812802">
+    <w:abstractNumId w:val="44"/>
+  </w:num>
+  <w:num w:numId="22" w16cid:durableId="1882665946">
+    <w:abstractNumId w:val="24"/>
+  </w:num>
+  <w:num w:numId="23" w16cid:durableId="288783589">
+    <w:abstractNumId w:val="40"/>
+  </w:num>
+  <w:num w:numId="24" w16cid:durableId="2070684976">
+    <w:abstractNumId w:val="17"/>
+  </w:num>
+  <w:num w:numId="25" w16cid:durableId="2095466684">
+    <w:abstractNumId w:val="25"/>
+  </w:num>
+  <w:num w:numId="26" w16cid:durableId="1101416160">
+    <w:abstractNumId w:val="10"/>
+  </w:num>
+  <w:num w:numId="27" w16cid:durableId="2111923969">
+    <w:abstractNumId w:val="32"/>
+  </w:num>
+  <w:num w:numId="28" w16cid:durableId="1166626493">
+    <w:abstractNumId w:val="41"/>
+  </w:num>
+  <w:num w:numId="29" w16cid:durableId="1276716942">
+    <w:abstractNumId w:val="51"/>
+  </w:num>
+  <w:num w:numId="30" w16cid:durableId="2146115693">
+    <w:abstractNumId w:val="16"/>
+  </w:num>
+  <w:num w:numId="31" w16cid:durableId="161823504">
+    <w:abstractNumId w:val="14"/>
+  </w:num>
+  <w:num w:numId="32" w16cid:durableId="1458989979">
+    <w:abstractNumId w:val="2"/>
+  </w:num>
+  <w:num w:numId="33" w16cid:durableId="264966221">
     <w:abstractNumId w:val="43"/>
   </w:num>
-  <w:num w:numId="2" w16cid:durableId="1575696351">
-    <w:abstractNumId w:val="19"/>
+  <w:num w:numId="34" w16cid:durableId="958996128">
+    <w:abstractNumId w:val="52"/>
   </w:num>
-  <w:num w:numId="3" w16cid:durableId="1544253057">
+  <w:num w:numId="35" w16cid:durableId="631713491">
+    <w:abstractNumId w:val="6"/>
+  </w:num>
+  <w:num w:numId="36" w16cid:durableId="438764422">
+    <w:abstractNumId w:val="11"/>
+  </w:num>
+  <w:num w:numId="37" w16cid:durableId="1582254011">
     <w:abstractNumId w:val="18"/>
   </w:num>
-  <w:num w:numId="4" w16cid:durableId="461853045">
+  <w:num w:numId="38" w16cid:durableId="348456398">
+    <w:abstractNumId w:val="3"/>
+  </w:num>
+  <w:num w:numId="39" w16cid:durableId="1551107919">
+    <w:abstractNumId w:val="42"/>
+  </w:num>
+  <w:num w:numId="40" w16cid:durableId="1847549527">
+    <w:abstractNumId w:val="5"/>
+  </w:num>
+  <w:num w:numId="41" w16cid:durableId="1258977715">
+    <w:abstractNumId w:val="4"/>
+  </w:num>
+  <w:num w:numId="42" w16cid:durableId="65106023">
+    <w:abstractNumId w:val="13"/>
+  </w:num>
+  <w:num w:numId="43" w16cid:durableId="340163686">
+    <w:abstractNumId w:val="49"/>
+  </w:num>
+  <w:num w:numId="44" w16cid:durableId="1831673264">
+    <w:abstractNumId w:val="15"/>
+  </w:num>
+  <w:num w:numId="45" w16cid:durableId="664475992">
     <w:abstractNumId w:val="8"/>
   </w:num>
-  <w:num w:numId="5" w16cid:durableId="2137334470">
-    <w:abstractNumId w:val="21"/>
+  <w:num w:numId="46" w16cid:durableId="1729064769">
+    <w:abstractNumId w:val="50"/>
   </w:num>
-  <w:num w:numId="6" w16cid:durableId="1999065592">
-    <w:abstractNumId w:val="25"/>
+  <w:num w:numId="47" w16cid:durableId="1599825775">
+    <w:abstractNumId w:val="46"/>
   </w:num>
-  <w:num w:numId="7" w16cid:durableId="891187447">
+  <w:num w:numId="48" w16cid:durableId="1897233700">
+    <w:abstractNumId w:val="33"/>
+  </w:num>
+  <w:num w:numId="49" w16cid:durableId="1920675384">
+    <w:abstractNumId w:val="23"/>
+  </w:num>
+  <w:num w:numId="50" w16cid:durableId="495653532">
+    <w:abstractNumId w:val="48"/>
+  </w:num>
+  <w:num w:numId="51" w16cid:durableId="1830093894">
+    <w:abstractNumId w:val="31"/>
+  </w:num>
+  <w:num w:numId="52" w16cid:durableId="1350373797">
     <w:abstractNumId w:val="26"/>
   </w:num>
-  <w:num w:numId="8" w16cid:durableId="713769656">
+  <w:num w:numId="53" w16cid:durableId="1493913127">
     <w:abstractNumId w:val="0"/>
-  </w:num>
-  <w:num w:numId="9" w16cid:durableId="1938556682">
-    <w:abstractNumId w:val="30"/>
-  </w:num>
-  <w:num w:numId="10" w16cid:durableId="235436997">
-    <w:abstractNumId w:val="20"/>
-  </w:num>
-  <w:num w:numId="11" w16cid:durableId="1196237967">
-    <w:abstractNumId w:val="11"/>
-  </w:num>
-  <w:num w:numId="12" w16cid:durableId="487480157">
-    <w:abstractNumId w:val="27"/>
-  </w:num>
-  <w:num w:numId="13" w16cid:durableId="1752699717">
-    <w:abstractNumId w:val="24"/>
-  </w:num>
-  <w:num w:numId="14" w16cid:durableId="483669704">
-    <w:abstractNumId w:val="35"/>
-  </w:num>
-  <w:num w:numId="15" w16cid:durableId="446659060">
-    <w:abstractNumId w:val="31"/>
-  </w:num>
-  <w:num w:numId="16" w16cid:durableId="1614439484">
-    <w:abstractNumId w:val="32"/>
-  </w:num>
-  <w:num w:numId="17" w16cid:durableId="1058477026">
-    <w:abstractNumId w:val="6"/>
-  </w:num>
-  <w:num w:numId="18" w16cid:durableId="2081052639">
-    <w:abstractNumId w:val="41"/>
-  </w:num>
-  <w:num w:numId="19" w16cid:durableId="1805152072">
-    <w:abstractNumId w:val="34"/>
-  </w:num>
-  <w:num w:numId="20" w16cid:durableId="1373722732">
-    <w:abstractNumId w:val="33"/>
-  </w:num>
-  <w:num w:numId="21" w16cid:durableId="227812802">
-    <w:abstractNumId w:val="40"/>
-  </w:num>
-  <w:num w:numId="22" w16cid:durableId="1882665946">
-    <w:abstractNumId w:val="22"/>
-  </w:num>
-  <w:num w:numId="23" w16cid:durableId="288783589">
-    <w:abstractNumId w:val="36"/>
-  </w:num>
-  <w:num w:numId="24" w16cid:durableId="2070684976">
-    <w:abstractNumId w:val="16"/>
-  </w:num>
-  <w:num w:numId="25" w16cid:durableId="2095466684">
-    <w:abstractNumId w:val="23"/>
-  </w:num>
-  <w:num w:numId="26" w16cid:durableId="1101416160">
-    <w:abstractNumId w:val="9"/>
-  </w:num>
-  <w:num w:numId="27" w16cid:durableId="2111923969">
-    <w:abstractNumId w:val="28"/>
-  </w:num>
-  <w:num w:numId="28" w16cid:durableId="1166626493">
-    <w:abstractNumId w:val="37"/>
-  </w:num>
-  <w:num w:numId="29" w16cid:durableId="1276716942">
-    <w:abstractNumId w:val="46"/>
-  </w:num>
-  <w:num w:numId="30" w16cid:durableId="2146115693">
-    <w:abstractNumId w:val="15"/>
-  </w:num>
-  <w:num w:numId="31" w16cid:durableId="161823504">
-    <w:abstractNumId w:val="13"/>
-  </w:num>
-  <w:num w:numId="32" w16cid:durableId="1458989979">
-    <w:abstractNumId w:val="1"/>
-  </w:num>
-  <w:num w:numId="33" w16cid:durableId="264966221">
-    <w:abstractNumId w:val="39"/>
-  </w:num>
-  <w:num w:numId="34" w16cid:durableId="958996128">
-    <w:abstractNumId w:val="47"/>
-  </w:num>
-  <w:num w:numId="35" w16cid:durableId="631713491">
-    <w:abstractNumId w:val="5"/>
-  </w:num>
-  <w:num w:numId="36" w16cid:durableId="438764422">
-    <w:abstractNumId w:val="10"/>
-  </w:num>
-  <w:num w:numId="37" w16cid:durableId="1582254011">
-    <w:abstractNumId w:val="17"/>
-  </w:num>
-  <w:num w:numId="38" w16cid:durableId="348456398">
-    <w:abstractNumId w:val="2"/>
-  </w:num>
-  <w:num w:numId="39" w16cid:durableId="1551107919">
-    <w:abstractNumId w:val="38"/>
-  </w:num>
-  <w:num w:numId="40" w16cid:durableId="1847549527">
-    <w:abstractNumId w:val="4"/>
-  </w:num>
-  <w:num w:numId="41" w16cid:durableId="1258977715">
-    <w:abstractNumId w:val="3"/>
-  </w:num>
-  <w:num w:numId="42" w16cid:durableId="65106023">
-    <w:abstractNumId w:val="12"/>
-  </w:num>
-  <w:num w:numId="43" w16cid:durableId="340163686">
-    <w:abstractNumId w:val="44"/>
-  </w:num>
-  <w:num w:numId="44" w16cid:durableId="1831673264">
-    <w:abstractNumId w:val="14"/>
-  </w:num>
-  <w:num w:numId="45" w16cid:durableId="664475992">
-    <w:abstractNumId w:val="7"/>
-  </w:num>
-  <w:num w:numId="46" w16cid:durableId="1729064769">
-    <w:abstractNumId w:val="45"/>
-  </w:num>
-  <w:num w:numId="47" w16cid:durableId="1599825775">
-    <w:abstractNumId w:val="42"/>
-  </w:num>
-  <w:num w:numId="48" w16cid:durableId="1897233700">
-    <w:abstractNumId w:val="29"/>
   </w:num>
 </w:numbering>
 </file>
@@ -10565,7 +12375,3691 @@
       <w:iCs/>
     </w:rPr>
   </w:style>
+  <w:style w:type="character" w:styleId="Hyperlink">
+    <w:name w:val="Hyperlink"/>
+    <w:basedOn w:val="DefaultParagraphFont"/>
+    <w:uiPriority w:val="99"/>
+    <w:unhideWhenUsed/>
+    <w:rsid w:val="00BA386D"/>
+    <w:rPr>
+      <w:color w:val="467886" w:themeColor="hyperlink"/>
+      <w:u w:val="single"/>
+    </w:rPr>
+  </w:style>
 </w:styles>
+</file>
+
+<file path=word/charts/chart1.xml><?xml version="1.0" encoding="utf-8"?>
+<c:chartSpace xmlns:c="http://schemas.openxmlformats.org/drawingml/2006/chart" xmlns:a="http://schemas.openxmlformats.org/drawingml/2006/main" xmlns:r="http://schemas.openxmlformats.org/officeDocument/2006/relationships" xmlns:c16r2="http://schemas.microsoft.com/office/drawing/2015/06/chart">
+  <c:date1904 val="0"/>
+  <c:lang val="en-US"/>
+  <c:roundedCorners val="0"/>
+  <mc:AlternateContent xmlns:mc="http://schemas.openxmlformats.org/markup-compatibility/2006">
+    <mc:Choice xmlns:c14="http://schemas.microsoft.com/office/drawing/2007/8/2/chart" Requires="c14">
+      <c14:style val="106"/>
+    </mc:Choice>
+    <mc:Fallback>
+      <c:style val="6"/>
+    </mc:Fallback>
+  </mc:AlternateContent>
+  <c:chart>
+    <c:title>
+      <c:overlay val="0"/>
+      <c:spPr>
+        <a:noFill/>
+        <a:ln>
+          <a:noFill/>
+        </a:ln>
+        <a:effectLst/>
+      </c:spPr>
+      <c:txPr>
+        <a:bodyPr rot="0" spcFirstLastPara="1" vertOverflow="ellipsis" vert="horz" wrap="square" anchor="ctr" anchorCtr="1"/>
+        <a:lstStyle/>
+        <a:p>
+          <a:pPr>
+            <a:defRPr sz="1400" b="0" i="0" u="none" strike="noStrike" kern="1200" cap="none" spc="20" baseline="0">
+              <a:solidFill>
+                <a:schemeClr val="tx1">
+                  <a:lumMod val="50000"/>
+                  <a:lumOff val="50000"/>
+                </a:schemeClr>
+              </a:solidFill>
+              <a:latin typeface="+mn-lt"/>
+              <a:ea typeface="+mn-ea"/>
+              <a:cs typeface="+mn-cs"/>
+            </a:defRPr>
+          </a:pPr>
+          <a:endParaRPr lang="tr-TR"/>
+        </a:p>
+      </c:txPr>
+    </c:title>
+    <c:autoTitleDeleted val="0"/>
+    <c:plotArea>
+      <c:layout/>
+      <c:pieChart>
+        <c:varyColors val="1"/>
+        <c:ser>
+          <c:idx val="0"/>
+          <c:order val="0"/>
+          <c:tx>
+            <c:strRef>
+              <c:f>Sheet1!$B$1</c:f>
+              <c:strCache>
+                <c:ptCount val="1"/>
+                <c:pt idx="0">
+                  <c:v>Backend Development</c:v>
+                </c:pt>
+              </c:strCache>
+            </c:strRef>
+          </c:tx>
+          <c:dPt>
+            <c:idx val="0"/>
+            <c:bubble3D val="0"/>
+            <c:spPr>
+              <a:gradFill rotWithShape="1">
+                <a:gsLst>
+                  <a:gs pos="0">
+                    <a:schemeClr val="accent4">
+                      <a:tint val="65000"/>
+                      <a:lumMod val="110000"/>
+                      <a:satMod val="105000"/>
+                      <a:tint val="67000"/>
+                    </a:schemeClr>
+                  </a:gs>
+                  <a:gs pos="50000">
+                    <a:schemeClr val="accent4">
+                      <a:tint val="65000"/>
+                      <a:lumMod val="105000"/>
+                      <a:satMod val="103000"/>
+                      <a:tint val="73000"/>
+                    </a:schemeClr>
+                  </a:gs>
+                  <a:gs pos="100000">
+                    <a:schemeClr val="accent4">
+                      <a:tint val="65000"/>
+                      <a:lumMod val="105000"/>
+                      <a:satMod val="109000"/>
+                      <a:tint val="81000"/>
+                    </a:schemeClr>
+                  </a:gs>
+                </a:gsLst>
+                <a:lin ang="5400000" scaled="0"/>
+              </a:gradFill>
+              <a:ln w="9525" cap="flat" cmpd="sng" algn="ctr">
+                <a:solidFill>
+                  <a:schemeClr val="accent4">
+                    <a:tint val="65000"/>
+                    <a:shade val="95000"/>
+                  </a:schemeClr>
+                </a:solidFill>
+                <a:round/>
+              </a:ln>
+              <a:effectLst/>
+            </c:spPr>
+            <c:extLst>
+              <c:ext xmlns:c16="http://schemas.microsoft.com/office/drawing/2014/chart" uri="{C3380CC4-5D6E-409C-BE32-E72D297353CC}">
+                <c16:uniqueId val="{00000001-CC84-497B-87AA-4F11C350C987}"/>
+              </c:ext>
+            </c:extLst>
+          </c:dPt>
+          <c:dPt>
+            <c:idx val="1"/>
+            <c:bubble3D val="0"/>
+            <c:spPr>
+              <a:gradFill rotWithShape="1">
+                <a:gsLst>
+                  <a:gs pos="0">
+                    <a:schemeClr val="accent4">
+                      <a:lumMod val="110000"/>
+                      <a:satMod val="105000"/>
+                      <a:tint val="67000"/>
+                    </a:schemeClr>
+                  </a:gs>
+                  <a:gs pos="50000">
+                    <a:schemeClr val="accent4">
+                      <a:lumMod val="105000"/>
+                      <a:satMod val="103000"/>
+                      <a:tint val="73000"/>
+                    </a:schemeClr>
+                  </a:gs>
+                  <a:gs pos="100000">
+                    <a:schemeClr val="accent4">
+                      <a:lumMod val="105000"/>
+                      <a:satMod val="109000"/>
+                      <a:tint val="81000"/>
+                    </a:schemeClr>
+                  </a:gs>
+                </a:gsLst>
+                <a:lin ang="5400000" scaled="0"/>
+              </a:gradFill>
+              <a:ln w="9525" cap="flat" cmpd="sng" algn="ctr">
+                <a:solidFill>
+                  <a:schemeClr val="accent4">
+                    <a:shade val="95000"/>
+                  </a:schemeClr>
+                </a:solidFill>
+                <a:round/>
+              </a:ln>
+              <a:effectLst/>
+            </c:spPr>
+            <c:extLst>
+              <c:ext xmlns:c16="http://schemas.microsoft.com/office/drawing/2014/chart" uri="{C3380CC4-5D6E-409C-BE32-E72D297353CC}">
+                <c16:uniqueId val="{00000001-257A-461A-9D8A-96275BC49DFF}"/>
+              </c:ext>
+            </c:extLst>
+          </c:dPt>
+          <c:dPt>
+            <c:idx val="2"/>
+            <c:bubble3D val="0"/>
+            <c:spPr>
+              <a:gradFill rotWithShape="1">
+                <a:gsLst>
+                  <a:gs pos="0">
+                    <a:schemeClr val="accent4">
+                      <a:shade val="65000"/>
+                      <a:lumMod val="110000"/>
+                      <a:satMod val="105000"/>
+                      <a:tint val="67000"/>
+                    </a:schemeClr>
+                  </a:gs>
+                  <a:gs pos="50000">
+                    <a:schemeClr val="accent4">
+                      <a:shade val="65000"/>
+                      <a:lumMod val="105000"/>
+                      <a:satMod val="103000"/>
+                      <a:tint val="73000"/>
+                    </a:schemeClr>
+                  </a:gs>
+                  <a:gs pos="100000">
+                    <a:schemeClr val="accent4">
+                      <a:shade val="65000"/>
+                      <a:lumMod val="105000"/>
+                      <a:satMod val="109000"/>
+                      <a:tint val="81000"/>
+                    </a:schemeClr>
+                  </a:gs>
+                </a:gsLst>
+                <a:lin ang="5400000" scaled="0"/>
+              </a:gradFill>
+              <a:ln w="9525" cap="flat" cmpd="sng" algn="ctr">
+                <a:solidFill>
+                  <a:schemeClr val="accent4">
+                    <a:shade val="65000"/>
+                    <a:shade val="95000"/>
+                  </a:schemeClr>
+                </a:solidFill>
+                <a:round/>
+              </a:ln>
+              <a:effectLst/>
+            </c:spPr>
+            <c:extLst>
+              <c:ext xmlns:c16="http://schemas.microsoft.com/office/drawing/2014/chart" uri="{C3380CC4-5D6E-409C-BE32-E72D297353CC}">
+                <c16:uniqueId val="{00000005-CC84-497B-87AA-4F11C350C987}"/>
+              </c:ext>
+            </c:extLst>
+          </c:dPt>
+          <c:cat>
+            <c:strRef>
+              <c:f>Sheet1!$A$2:$A$4</c:f>
+              <c:strCache>
+                <c:ptCount val="3"/>
+                <c:pt idx="0">
+                  <c:v>Ahmet Abdullah</c:v>
+                </c:pt>
+                <c:pt idx="1">
+                  <c:v>Ayşe Gülsüm</c:v>
+                </c:pt>
+                <c:pt idx="2">
+                  <c:v>Ayşenur</c:v>
+                </c:pt>
+              </c:strCache>
+            </c:strRef>
+          </c:cat>
+          <c:val>
+            <c:numRef>
+              <c:f>Sheet1!$B$2:$B$4</c:f>
+              <c:numCache>
+                <c:formatCode>General</c:formatCode>
+                <c:ptCount val="3"/>
+                <c:pt idx="0">
+                  <c:v>7</c:v>
+                </c:pt>
+                <c:pt idx="1">
+                  <c:v>1.5</c:v>
+                </c:pt>
+                <c:pt idx="2">
+                  <c:v>1.5</c:v>
+                </c:pt>
+              </c:numCache>
+            </c:numRef>
+          </c:val>
+          <c:extLst>
+            <c:ext xmlns:c16="http://schemas.microsoft.com/office/drawing/2014/chart" uri="{C3380CC4-5D6E-409C-BE32-E72D297353CC}">
+              <c16:uniqueId val="{00000000-257A-461A-9D8A-96275BC49DFF}"/>
+            </c:ext>
+          </c:extLst>
+        </c:ser>
+        <c:dLbls>
+          <c:showLegendKey val="0"/>
+          <c:showVal val="0"/>
+          <c:showCatName val="0"/>
+          <c:showSerName val="0"/>
+          <c:showPercent val="0"/>
+          <c:showBubbleSize val="0"/>
+          <c:showLeaderLines val="1"/>
+        </c:dLbls>
+        <c:firstSliceAng val="0"/>
+      </c:pieChart>
+      <c:spPr>
+        <a:noFill/>
+        <a:ln>
+          <a:noFill/>
+        </a:ln>
+        <a:effectLst/>
+      </c:spPr>
+    </c:plotArea>
+    <c:legend>
+      <c:legendPos val="b"/>
+      <c:overlay val="0"/>
+      <c:spPr>
+        <a:noFill/>
+        <a:ln>
+          <a:noFill/>
+        </a:ln>
+        <a:effectLst/>
+      </c:spPr>
+      <c:txPr>
+        <a:bodyPr rot="0" spcFirstLastPara="1" vertOverflow="ellipsis" vert="horz" wrap="square" anchor="ctr" anchorCtr="1"/>
+        <a:lstStyle/>
+        <a:p>
+          <a:pPr>
+            <a:defRPr sz="900" b="0" i="0" u="none" strike="noStrike" kern="1200" baseline="0">
+              <a:solidFill>
+                <a:schemeClr val="tx1">
+                  <a:lumMod val="50000"/>
+                  <a:lumOff val="50000"/>
+                </a:schemeClr>
+              </a:solidFill>
+              <a:latin typeface="+mn-lt"/>
+              <a:ea typeface="+mn-ea"/>
+              <a:cs typeface="+mn-cs"/>
+            </a:defRPr>
+          </a:pPr>
+          <a:endParaRPr lang="tr-TR"/>
+        </a:p>
+      </c:txPr>
+    </c:legend>
+    <c:plotVisOnly val="1"/>
+    <c:dispBlanksAs val="gap"/>
+    <c:showDLblsOverMax val="0"/>
+    <c:extLst>
+      <c:ext xmlns:c16r3="http://schemas.microsoft.com/office/drawing/2017/03/chart" uri="{56B9EC1D-385E-4148-901F-78D8002777C0}">
+        <c16r3:dataDisplayOptions16>
+          <c16r3:dispNaAsBlank val="1"/>
+        </c16r3:dataDisplayOptions16>
+      </c:ext>
+    </c:extLst>
+  </c:chart>
+  <c:spPr>
+    <a:solidFill>
+      <a:schemeClr val="bg1"/>
+    </a:solidFill>
+    <a:ln w="9525" cap="flat" cmpd="sng" algn="ctr">
+      <a:solidFill>
+        <a:schemeClr val="tx1">
+          <a:lumMod val="15000"/>
+          <a:lumOff val="85000"/>
+        </a:schemeClr>
+      </a:solidFill>
+      <a:round/>
+    </a:ln>
+    <a:effectLst/>
+  </c:spPr>
+  <c:txPr>
+    <a:bodyPr/>
+    <a:lstStyle/>
+    <a:p>
+      <a:pPr>
+        <a:defRPr/>
+      </a:pPr>
+      <a:endParaRPr lang="tr-TR"/>
+    </a:p>
+  </c:txPr>
+  <c:externalData r:id="rId3">
+    <c:autoUpdate val="0"/>
+  </c:externalData>
+</c:chartSpace>
+</file>
+
+<file path=word/charts/chart2.xml><?xml version="1.0" encoding="utf-8"?>
+<c:chartSpace xmlns:c="http://schemas.openxmlformats.org/drawingml/2006/chart" xmlns:a="http://schemas.openxmlformats.org/drawingml/2006/main" xmlns:r="http://schemas.openxmlformats.org/officeDocument/2006/relationships" xmlns:c16r2="http://schemas.microsoft.com/office/drawing/2015/06/chart">
+  <c:date1904 val="0"/>
+  <c:lang val="en-US"/>
+  <c:roundedCorners val="0"/>
+  <mc:AlternateContent xmlns:mc="http://schemas.openxmlformats.org/markup-compatibility/2006">
+    <mc:Choice xmlns:c14="http://schemas.microsoft.com/office/drawing/2007/8/2/chart" Requires="c14">
+      <c14:style val="107"/>
+    </mc:Choice>
+    <mc:Fallback>
+      <c:style val="7"/>
+    </mc:Fallback>
+  </mc:AlternateContent>
+  <c:chart>
+    <c:title>
+      <c:overlay val="0"/>
+      <c:spPr>
+        <a:noFill/>
+        <a:ln>
+          <a:noFill/>
+        </a:ln>
+        <a:effectLst/>
+      </c:spPr>
+      <c:txPr>
+        <a:bodyPr rot="0" spcFirstLastPara="1" vertOverflow="ellipsis" vert="horz" wrap="square" anchor="ctr" anchorCtr="1"/>
+        <a:lstStyle/>
+        <a:p>
+          <a:pPr>
+            <a:defRPr sz="1400" b="0" i="0" u="none" strike="noStrike" kern="1200" cap="none" spc="20" baseline="0">
+              <a:solidFill>
+                <a:schemeClr val="tx1">
+                  <a:lumMod val="50000"/>
+                  <a:lumOff val="50000"/>
+                </a:schemeClr>
+              </a:solidFill>
+              <a:latin typeface="+mn-lt"/>
+              <a:ea typeface="+mn-ea"/>
+              <a:cs typeface="+mn-cs"/>
+            </a:defRPr>
+          </a:pPr>
+          <a:endParaRPr lang="tr-TR"/>
+        </a:p>
+      </c:txPr>
+    </c:title>
+    <c:autoTitleDeleted val="0"/>
+    <c:plotArea>
+      <c:layout/>
+      <c:pieChart>
+        <c:varyColors val="1"/>
+        <c:ser>
+          <c:idx val="0"/>
+          <c:order val="0"/>
+          <c:tx>
+            <c:strRef>
+              <c:f>Sheet1!$B$1</c:f>
+              <c:strCache>
+                <c:ptCount val="1"/>
+                <c:pt idx="0">
+                  <c:v>Frontend Development</c:v>
+                </c:pt>
+              </c:strCache>
+            </c:strRef>
+          </c:tx>
+          <c:dPt>
+            <c:idx val="0"/>
+            <c:bubble3D val="0"/>
+            <c:spPr>
+              <a:gradFill rotWithShape="1">
+                <a:gsLst>
+                  <a:gs pos="0">
+                    <a:schemeClr val="accent5">
+                      <a:tint val="65000"/>
+                      <a:lumMod val="110000"/>
+                      <a:satMod val="105000"/>
+                      <a:tint val="67000"/>
+                    </a:schemeClr>
+                  </a:gs>
+                  <a:gs pos="50000">
+                    <a:schemeClr val="accent5">
+                      <a:tint val="65000"/>
+                      <a:lumMod val="105000"/>
+                      <a:satMod val="103000"/>
+                      <a:tint val="73000"/>
+                    </a:schemeClr>
+                  </a:gs>
+                  <a:gs pos="100000">
+                    <a:schemeClr val="accent5">
+                      <a:tint val="65000"/>
+                      <a:lumMod val="105000"/>
+                      <a:satMod val="109000"/>
+                      <a:tint val="81000"/>
+                    </a:schemeClr>
+                  </a:gs>
+                </a:gsLst>
+                <a:lin ang="5400000" scaled="0"/>
+              </a:gradFill>
+              <a:ln w="9525" cap="flat" cmpd="sng" algn="ctr">
+                <a:solidFill>
+                  <a:schemeClr val="accent5">
+                    <a:tint val="65000"/>
+                    <a:shade val="95000"/>
+                  </a:schemeClr>
+                </a:solidFill>
+                <a:round/>
+              </a:ln>
+              <a:effectLst/>
+            </c:spPr>
+            <c:extLst>
+              <c:ext xmlns:c16="http://schemas.microsoft.com/office/drawing/2014/chart" uri="{C3380CC4-5D6E-409C-BE32-E72D297353CC}">
+                <c16:uniqueId val="{00000001-A8F1-423C-BF54-087F15217F3F}"/>
+              </c:ext>
+            </c:extLst>
+          </c:dPt>
+          <c:dPt>
+            <c:idx val="1"/>
+            <c:bubble3D val="0"/>
+            <c:spPr>
+              <a:gradFill rotWithShape="1">
+                <a:gsLst>
+                  <a:gs pos="0">
+                    <a:schemeClr val="accent5">
+                      <a:lumMod val="110000"/>
+                      <a:satMod val="105000"/>
+                      <a:tint val="67000"/>
+                    </a:schemeClr>
+                  </a:gs>
+                  <a:gs pos="50000">
+                    <a:schemeClr val="accent5">
+                      <a:lumMod val="105000"/>
+                      <a:satMod val="103000"/>
+                      <a:tint val="73000"/>
+                    </a:schemeClr>
+                  </a:gs>
+                  <a:gs pos="100000">
+                    <a:schemeClr val="accent5">
+                      <a:lumMod val="105000"/>
+                      <a:satMod val="109000"/>
+                      <a:tint val="81000"/>
+                    </a:schemeClr>
+                  </a:gs>
+                </a:gsLst>
+                <a:lin ang="5400000" scaled="0"/>
+              </a:gradFill>
+              <a:ln w="9525" cap="flat" cmpd="sng" algn="ctr">
+                <a:solidFill>
+                  <a:schemeClr val="accent5">
+                    <a:shade val="95000"/>
+                  </a:schemeClr>
+                </a:solidFill>
+                <a:round/>
+              </a:ln>
+              <a:effectLst/>
+            </c:spPr>
+            <c:extLst>
+              <c:ext xmlns:c16="http://schemas.microsoft.com/office/drawing/2014/chart" uri="{C3380CC4-5D6E-409C-BE32-E72D297353CC}">
+                <c16:uniqueId val="{00000003-A8F1-423C-BF54-087F15217F3F}"/>
+              </c:ext>
+            </c:extLst>
+          </c:dPt>
+          <c:dPt>
+            <c:idx val="2"/>
+            <c:bubble3D val="0"/>
+            <c:spPr>
+              <a:gradFill rotWithShape="1">
+                <a:gsLst>
+                  <a:gs pos="0">
+                    <a:schemeClr val="accent5">
+                      <a:shade val="65000"/>
+                      <a:lumMod val="110000"/>
+                      <a:satMod val="105000"/>
+                      <a:tint val="67000"/>
+                    </a:schemeClr>
+                  </a:gs>
+                  <a:gs pos="50000">
+                    <a:schemeClr val="accent5">
+                      <a:shade val="65000"/>
+                      <a:lumMod val="105000"/>
+                      <a:satMod val="103000"/>
+                      <a:tint val="73000"/>
+                    </a:schemeClr>
+                  </a:gs>
+                  <a:gs pos="100000">
+                    <a:schemeClr val="accent5">
+                      <a:shade val="65000"/>
+                      <a:lumMod val="105000"/>
+                      <a:satMod val="109000"/>
+                      <a:tint val="81000"/>
+                    </a:schemeClr>
+                  </a:gs>
+                </a:gsLst>
+                <a:lin ang="5400000" scaled="0"/>
+              </a:gradFill>
+              <a:ln w="9525" cap="flat" cmpd="sng" algn="ctr">
+                <a:solidFill>
+                  <a:schemeClr val="accent5">
+                    <a:shade val="65000"/>
+                    <a:shade val="95000"/>
+                  </a:schemeClr>
+                </a:solidFill>
+                <a:round/>
+              </a:ln>
+              <a:effectLst/>
+            </c:spPr>
+            <c:extLst>
+              <c:ext xmlns:c16="http://schemas.microsoft.com/office/drawing/2014/chart" uri="{C3380CC4-5D6E-409C-BE32-E72D297353CC}">
+                <c16:uniqueId val="{00000005-A8F1-423C-BF54-087F15217F3F}"/>
+              </c:ext>
+            </c:extLst>
+          </c:dPt>
+          <c:cat>
+            <c:strRef>
+              <c:f>Sheet1!$A$2:$A$4</c:f>
+              <c:strCache>
+                <c:ptCount val="3"/>
+                <c:pt idx="0">
+                  <c:v>Ahmet Abdullah</c:v>
+                </c:pt>
+                <c:pt idx="1">
+                  <c:v>Ayşe Gülsüm</c:v>
+                </c:pt>
+                <c:pt idx="2">
+                  <c:v>Ayşenur</c:v>
+                </c:pt>
+              </c:strCache>
+            </c:strRef>
+          </c:cat>
+          <c:val>
+            <c:numRef>
+              <c:f>Sheet1!$B$2:$B$4</c:f>
+              <c:numCache>
+                <c:formatCode>General</c:formatCode>
+                <c:ptCount val="3"/>
+                <c:pt idx="0">
+                  <c:v>1.5</c:v>
+                </c:pt>
+                <c:pt idx="1">
+                  <c:v>7</c:v>
+                </c:pt>
+                <c:pt idx="2">
+                  <c:v>1.5</c:v>
+                </c:pt>
+              </c:numCache>
+            </c:numRef>
+          </c:val>
+          <c:extLst>
+            <c:ext xmlns:c16="http://schemas.microsoft.com/office/drawing/2014/chart" uri="{C3380CC4-5D6E-409C-BE32-E72D297353CC}">
+              <c16:uniqueId val="{00000000-D5C4-4B40-89A3-8146946E5AF7}"/>
+            </c:ext>
+          </c:extLst>
+        </c:ser>
+        <c:dLbls>
+          <c:showLegendKey val="0"/>
+          <c:showVal val="0"/>
+          <c:showCatName val="0"/>
+          <c:showSerName val="0"/>
+          <c:showPercent val="0"/>
+          <c:showBubbleSize val="0"/>
+          <c:showLeaderLines val="1"/>
+        </c:dLbls>
+        <c:firstSliceAng val="0"/>
+      </c:pieChart>
+      <c:spPr>
+        <a:noFill/>
+        <a:ln>
+          <a:noFill/>
+        </a:ln>
+        <a:effectLst/>
+      </c:spPr>
+    </c:plotArea>
+    <c:legend>
+      <c:legendPos val="b"/>
+      <c:overlay val="0"/>
+      <c:spPr>
+        <a:noFill/>
+        <a:ln>
+          <a:noFill/>
+        </a:ln>
+        <a:effectLst/>
+      </c:spPr>
+      <c:txPr>
+        <a:bodyPr rot="0" spcFirstLastPara="1" vertOverflow="ellipsis" vert="horz" wrap="square" anchor="ctr" anchorCtr="1"/>
+        <a:lstStyle/>
+        <a:p>
+          <a:pPr>
+            <a:defRPr sz="900" b="0" i="0" u="none" strike="noStrike" kern="1200" baseline="0">
+              <a:solidFill>
+                <a:schemeClr val="tx1">
+                  <a:lumMod val="50000"/>
+                  <a:lumOff val="50000"/>
+                </a:schemeClr>
+              </a:solidFill>
+              <a:latin typeface="+mn-lt"/>
+              <a:ea typeface="+mn-ea"/>
+              <a:cs typeface="+mn-cs"/>
+            </a:defRPr>
+          </a:pPr>
+          <a:endParaRPr lang="tr-TR"/>
+        </a:p>
+      </c:txPr>
+    </c:legend>
+    <c:plotVisOnly val="1"/>
+    <c:dispBlanksAs val="gap"/>
+    <c:showDLblsOverMax val="0"/>
+    <c:extLst>
+      <c:ext xmlns:c16r3="http://schemas.microsoft.com/office/drawing/2017/03/chart" uri="{56B9EC1D-385E-4148-901F-78D8002777C0}">
+        <c16r3:dataDisplayOptions16>
+          <c16r3:dispNaAsBlank val="1"/>
+        </c16r3:dataDisplayOptions16>
+      </c:ext>
+    </c:extLst>
+  </c:chart>
+  <c:spPr>
+    <a:solidFill>
+      <a:schemeClr val="bg1"/>
+    </a:solidFill>
+    <a:ln w="9525" cap="flat" cmpd="sng" algn="ctr">
+      <a:solidFill>
+        <a:schemeClr val="tx1">
+          <a:lumMod val="15000"/>
+          <a:lumOff val="85000"/>
+        </a:schemeClr>
+      </a:solidFill>
+      <a:round/>
+    </a:ln>
+    <a:effectLst/>
+  </c:spPr>
+  <c:txPr>
+    <a:bodyPr/>
+    <a:lstStyle/>
+    <a:p>
+      <a:pPr>
+        <a:defRPr/>
+      </a:pPr>
+      <a:endParaRPr lang="tr-TR"/>
+    </a:p>
+  </c:txPr>
+  <c:externalData r:id="rId3">
+    <c:autoUpdate val="0"/>
+  </c:externalData>
+</c:chartSpace>
+</file>
+
+<file path=word/charts/chart3.xml><?xml version="1.0" encoding="utf-8"?>
+<c:chartSpace xmlns:c="http://schemas.openxmlformats.org/drawingml/2006/chart" xmlns:a="http://schemas.openxmlformats.org/drawingml/2006/main" xmlns:r="http://schemas.openxmlformats.org/officeDocument/2006/relationships" xmlns:c16r2="http://schemas.microsoft.com/office/drawing/2015/06/chart">
+  <c:date1904 val="0"/>
+  <c:lang val="en-US"/>
+  <c:roundedCorners val="0"/>
+  <mc:AlternateContent xmlns:mc="http://schemas.openxmlformats.org/markup-compatibility/2006">
+    <mc:Choice xmlns:c14="http://schemas.microsoft.com/office/drawing/2007/8/2/chart" Requires="c14">
+      <c14:style val="104"/>
+    </mc:Choice>
+    <mc:Fallback>
+      <c:style val="4"/>
+    </mc:Fallback>
+  </mc:AlternateContent>
+  <c:chart>
+    <c:title>
+      <c:overlay val="0"/>
+      <c:spPr>
+        <a:noFill/>
+        <a:ln>
+          <a:noFill/>
+        </a:ln>
+        <a:effectLst/>
+      </c:spPr>
+      <c:txPr>
+        <a:bodyPr rot="0" spcFirstLastPara="1" vertOverflow="ellipsis" vert="horz" wrap="square" anchor="ctr" anchorCtr="1"/>
+        <a:lstStyle/>
+        <a:p>
+          <a:pPr>
+            <a:defRPr sz="1400" b="0" i="0" u="none" strike="noStrike" kern="1200" cap="none" spc="20" baseline="0">
+              <a:solidFill>
+                <a:schemeClr val="tx1">
+                  <a:lumMod val="50000"/>
+                  <a:lumOff val="50000"/>
+                </a:schemeClr>
+              </a:solidFill>
+              <a:latin typeface="+mn-lt"/>
+              <a:ea typeface="+mn-ea"/>
+              <a:cs typeface="+mn-cs"/>
+            </a:defRPr>
+          </a:pPr>
+          <a:endParaRPr lang="tr-TR"/>
+        </a:p>
+      </c:txPr>
+    </c:title>
+    <c:autoTitleDeleted val="0"/>
+    <c:plotArea>
+      <c:layout/>
+      <c:pieChart>
+        <c:varyColors val="1"/>
+        <c:ser>
+          <c:idx val="0"/>
+          <c:order val="0"/>
+          <c:tx>
+            <c:strRef>
+              <c:f>Sheet1!$B$1</c:f>
+              <c:strCache>
+                <c:ptCount val="1"/>
+                <c:pt idx="0">
+                  <c:v>AI/ML Systems</c:v>
+                </c:pt>
+              </c:strCache>
+            </c:strRef>
+          </c:tx>
+          <c:dPt>
+            <c:idx val="0"/>
+            <c:bubble3D val="0"/>
+            <c:spPr>
+              <a:gradFill rotWithShape="1">
+                <a:gsLst>
+                  <a:gs pos="0">
+                    <a:schemeClr val="accent2">
+                      <a:tint val="65000"/>
+                      <a:lumMod val="110000"/>
+                      <a:satMod val="105000"/>
+                      <a:tint val="67000"/>
+                    </a:schemeClr>
+                  </a:gs>
+                  <a:gs pos="50000">
+                    <a:schemeClr val="accent2">
+                      <a:tint val="65000"/>
+                      <a:lumMod val="105000"/>
+                      <a:satMod val="103000"/>
+                      <a:tint val="73000"/>
+                    </a:schemeClr>
+                  </a:gs>
+                  <a:gs pos="100000">
+                    <a:schemeClr val="accent2">
+                      <a:tint val="65000"/>
+                      <a:lumMod val="105000"/>
+                      <a:satMod val="109000"/>
+                      <a:tint val="81000"/>
+                    </a:schemeClr>
+                  </a:gs>
+                </a:gsLst>
+                <a:lin ang="5400000" scaled="0"/>
+              </a:gradFill>
+              <a:ln w="9525" cap="flat" cmpd="sng" algn="ctr">
+                <a:solidFill>
+                  <a:schemeClr val="accent2">
+                    <a:tint val="65000"/>
+                    <a:shade val="95000"/>
+                  </a:schemeClr>
+                </a:solidFill>
+                <a:round/>
+              </a:ln>
+              <a:effectLst/>
+            </c:spPr>
+            <c:extLst>
+              <c:ext xmlns:c16="http://schemas.microsoft.com/office/drawing/2014/chart" uri="{C3380CC4-5D6E-409C-BE32-E72D297353CC}">
+                <c16:uniqueId val="{00000001-3679-43A7-8884-2619D6A76745}"/>
+              </c:ext>
+            </c:extLst>
+          </c:dPt>
+          <c:dPt>
+            <c:idx val="1"/>
+            <c:bubble3D val="0"/>
+            <c:spPr>
+              <a:gradFill rotWithShape="1">
+                <a:gsLst>
+                  <a:gs pos="0">
+                    <a:schemeClr val="accent2">
+                      <a:lumMod val="110000"/>
+                      <a:satMod val="105000"/>
+                      <a:tint val="67000"/>
+                    </a:schemeClr>
+                  </a:gs>
+                  <a:gs pos="50000">
+                    <a:schemeClr val="accent2">
+                      <a:lumMod val="105000"/>
+                      <a:satMod val="103000"/>
+                      <a:tint val="73000"/>
+                    </a:schemeClr>
+                  </a:gs>
+                  <a:gs pos="100000">
+                    <a:schemeClr val="accent2">
+                      <a:lumMod val="105000"/>
+                      <a:satMod val="109000"/>
+                      <a:tint val="81000"/>
+                    </a:schemeClr>
+                  </a:gs>
+                </a:gsLst>
+                <a:lin ang="5400000" scaled="0"/>
+              </a:gradFill>
+              <a:ln w="9525" cap="flat" cmpd="sng" algn="ctr">
+                <a:solidFill>
+                  <a:schemeClr val="accent2">
+                    <a:shade val="95000"/>
+                  </a:schemeClr>
+                </a:solidFill>
+                <a:round/>
+              </a:ln>
+              <a:effectLst/>
+            </c:spPr>
+            <c:extLst>
+              <c:ext xmlns:c16="http://schemas.microsoft.com/office/drawing/2014/chart" uri="{C3380CC4-5D6E-409C-BE32-E72D297353CC}">
+                <c16:uniqueId val="{00000003-3679-43A7-8884-2619D6A76745}"/>
+              </c:ext>
+            </c:extLst>
+          </c:dPt>
+          <c:dPt>
+            <c:idx val="2"/>
+            <c:bubble3D val="0"/>
+            <c:spPr>
+              <a:gradFill rotWithShape="1">
+                <a:gsLst>
+                  <a:gs pos="0">
+                    <a:schemeClr val="accent2">
+                      <a:shade val="65000"/>
+                      <a:lumMod val="110000"/>
+                      <a:satMod val="105000"/>
+                      <a:tint val="67000"/>
+                    </a:schemeClr>
+                  </a:gs>
+                  <a:gs pos="50000">
+                    <a:schemeClr val="accent2">
+                      <a:shade val="65000"/>
+                      <a:lumMod val="105000"/>
+                      <a:satMod val="103000"/>
+                      <a:tint val="73000"/>
+                    </a:schemeClr>
+                  </a:gs>
+                  <a:gs pos="100000">
+                    <a:schemeClr val="accent2">
+                      <a:shade val="65000"/>
+                      <a:lumMod val="105000"/>
+                      <a:satMod val="109000"/>
+                      <a:tint val="81000"/>
+                    </a:schemeClr>
+                  </a:gs>
+                </a:gsLst>
+                <a:lin ang="5400000" scaled="0"/>
+              </a:gradFill>
+              <a:ln w="9525" cap="flat" cmpd="sng" algn="ctr">
+                <a:solidFill>
+                  <a:schemeClr val="accent2">
+                    <a:shade val="65000"/>
+                    <a:shade val="95000"/>
+                  </a:schemeClr>
+                </a:solidFill>
+                <a:round/>
+              </a:ln>
+              <a:effectLst/>
+            </c:spPr>
+            <c:extLst>
+              <c:ext xmlns:c16="http://schemas.microsoft.com/office/drawing/2014/chart" uri="{C3380CC4-5D6E-409C-BE32-E72D297353CC}">
+                <c16:uniqueId val="{00000005-3679-43A7-8884-2619D6A76745}"/>
+              </c:ext>
+            </c:extLst>
+          </c:dPt>
+          <c:cat>
+            <c:strRef>
+              <c:f>Sheet1!$A$2:$A$4</c:f>
+              <c:strCache>
+                <c:ptCount val="3"/>
+                <c:pt idx="0">
+                  <c:v>Ahmet Abdullah</c:v>
+                </c:pt>
+                <c:pt idx="1">
+                  <c:v>Ayşe Gülsüm</c:v>
+                </c:pt>
+                <c:pt idx="2">
+                  <c:v>Ayşenur</c:v>
+                </c:pt>
+              </c:strCache>
+            </c:strRef>
+          </c:cat>
+          <c:val>
+            <c:numRef>
+              <c:f>Sheet1!$B$2:$B$4</c:f>
+              <c:numCache>
+                <c:formatCode>General</c:formatCode>
+                <c:ptCount val="3"/>
+                <c:pt idx="0">
+                  <c:v>1.5</c:v>
+                </c:pt>
+                <c:pt idx="1">
+                  <c:v>1.5</c:v>
+                </c:pt>
+                <c:pt idx="2">
+                  <c:v>7</c:v>
+                </c:pt>
+              </c:numCache>
+            </c:numRef>
+          </c:val>
+          <c:extLst>
+            <c:ext xmlns:c16="http://schemas.microsoft.com/office/drawing/2014/chart" uri="{C3380CC4-5D6E-409C-BE32-E72D297353CC}">
+              <c16:uniqueId val="{00000000-983D-4A5D-8C20-1C8DEE4DA65D}"/>
+            </c:ext>
+          </c:extLst>
+        </c:ser>
+        <c:dLbls>
+          <c:showLegendKey val="0"/>
+          <c:showVal val="0"/>
+          <c:showCatName val="0"/>
+          <c:showSerName val="0"/>
+          <c:showPercent val="0"/>
+          <c:showBubbleSize val="0"/>
+          <c:showLeaderLines val="1"/>
+        </c:dLbls>
+        <c:firstSliceAng val="0"/>
+      </c:pieChart>
+      <c:spPr>
+        <a:noFill/>
+        <a:ln>
+          <a:noFill/>
+        </a:ln>
+        <a:effectLst/>
+      </c:spPr>
+    </c:plotArea>
+    <c:legend>
+      <c:legendPos val="b"/>
+      <c:overlay val="0"/>
+      <c:spPr>
+        <a:noFill/>
+        <a:ln>
+          <a:noFill/>
+        </a:ln>
+        <a:effectLst/>
+      </c:spPr>
+      <c:txPr>
+        <a:bodyPr rot="0" spcFirstLastPara="1" vertOverflow="ellipsis" vert="horz" wrap="square" anchor="ctr" anchorCtr="1"/>
+        <a:lstStyle/>
+        <a:p>
+          <a:pPr>
+            <a:defRPr sz="900" b="0" i="0" u="none" strike="noStrike" kern="1200" baseline="0">
+              <a:solidFill>
+                <a:schemeClr val="tx1">
+                  <a:lumMod val="50000"/>
+                  <a:lumOff val="50000"/>
+                </a:schemeClr>
+              </a:solidFill>
+              <a:latin typeface="+mn-lt"/>
+              <a:ea typeface="+mn-ea"/>
+              <a:cs typeface="+mn-cs"/>
+            </a:defRPr>
+          </a:pPr>
+          <a:endParaRPr lang="tr-TR"/>
+        </a:p>
+      </c:txPr>
+    </c:legend>
+    <c:plotVisOnly val="1"/>
+    <c:dispBlanksAs val="gap"/>
+    <c:showDLblsOverMax val="0"/>
+    <c:extLst>
+      <c:ext xmlns:c16r3="http://schemas.microsoft.com/office/drawing/2017/03/chart" uri="{56B9EC1D-385E-4148-901F-78D8002777C0}">
+        <c16r3:dataDisplayOptions16>
+          <c16r3:dispNaAsBlank val="1"/>
+        </c16r3:dataDisplayOptions16>
+      </c:ext>
+    </c:extLst>
+  </c:chart>
+  <c:spPr>
+    <a:solidFill>
+      <a:schemeClr val="bg1"/>
+    </a:solidFill>
+    <a:ln w="9525" cap="flat" cmpd="sng" algn="ctr">
+      <a:solidFill>
+        <a:schemeClr val="tx1">
+          <a:lumMod val="15000"/>
+          <a:lumOff val="85000"/>
+        </a:schemeClr>
+      </a:solidFill>
+      <a:round/>
+    </a:ln>
+    <a:effectLst/>
+  </c:spPr>
+  <c:txPr>
+    <a:bodyPr/>
+    <a:lstStyle/>
+    <a:p>
+      <a:pPr>
+        <a:defRPr/>
+      </a:pPr>
+      <a:endParaRPr lang="tr-TR"/>
+    </a:p>
+  </c:txPr>
+  <c:externalData r:id="rId3">
+    <c:autoUpdate val="0"/>
+  </c:externalData>
+</c:chartSpace>
+</file>
+
+<file path=word/charts/chart4.xml><?xml version="1.0" encoding="utf-8"?>
+<c:chartSpace xmlns:c="http://schemas.openxmlformats.org/drawingml/2006/chart" xmlns:a="http://schemas.openxmlformats.org/drawingml/2006/main" xmlns:r="http://schemas.openxmlformats.org/officeDocument/2006/relationships" xmlns:c16r2="http://schemas.microsoft.com/office/drawing/2015/06/chart">
+  <c:date1904 val="0"/>
+  <c:lang val="en-US"/>
+  <c:roundedCorners val="0"/>
+  <mc:AlternateContent xmlns:mc="http://schemas.openxmlformats.org/markup-compatibility/2006">
+    <mc:Choice xmlns:c14="http://schemas.microsoft.com/office/drawing/2007/8/2/chart" Requires="c14">
+      <c14:style val="106"/>
+    </mc:Choice>
+    <mc:Fallback>
+      <c:style val="6"/>
+    </mc:Fallback>
+  </mc:AlternateContent>
+  <c:chart>
+    <c:title>
+      <c:tx>
+        <c:rich>
+          <a:bodyPr rot="0" spcFirstLastPara="1" vertOverflow="ellipsis" vert="horz" wrap="square" anchor="ctr" anchorCtr="1"/>
+          <a:lstStyle/>
+          <a:p>
+            <a:pPr>
+              <a:defRPr sz="1400" b="0" i="0" u="none" strike="noStrike" kern="1200" spc="0" baseline="0">
+                <a:solidFill>
+                  <a:schemeClr val="tx1">
+                    <a:lumMod val="65000"/>
+                    <a:lumOff val="35000"/>
+                  </a:schemeClr>
+                </a:solidFill>
+                <a:latin typeface="+mn-lt"/>
+                <a:ea typeface="+mn-ea"/>
+                <a:cs typeface="+mn-cs"/>
+              </a:defRPr>
+            </a:pPr>
+            <a:r>
+              <a:rPr lang="tr-TR"/>
+              <a:t>Task Distribution Chart</a:t>
+            </a:r>
+          </a:p>
+        </c:rich>
+      </c:tx>
+      <c:overlay val="0"/>
+      <c:spPr>
+        <a:noFill/>
+        <a:ln>
+          <a:noFill/>
+        </a:ln>
+        <a:effectLst/>
+      </c:spPr>
+      <c:txPr>
+        <a:bodyPr rot="0" spcFirstLastPara="1" vertOverflow="ellipsis" vert="horz" wrap="square" anchor="ctr" anchorCtr="1"/>
+        <a:lstStyle/>
+        <a:p>
+          <a:pPr>
+            <a:defRPr sz="1400" b="0" i="0" u="none" strike="noStrike" kern="1200" spc="0" baseline="0">
+              <a:solidFill>
+                <a:schemeClr val="tx1">
+                  <a:lumMod val="65000"/>
+                  <a:lumOff val="35000"/>
+                </a:schemeClr>
+              </a:solidFill>
+              <a:latin typeface="+mn-lt"/>
+              <a:ea typeface="+mn-ea"/>
+              <a:cs typeface="+mn-cs"/>
+            </a:defRPr>
+          </a:pPr>
+          <a:endParaRPr lang="tr-TR"/>
+        </a:p>
+      </c:txPr>
+    </c:title>
+    <c:autoTitleDeleted val="0"/>
+    <c:plotArea>
+      <c:layout/>
+      <c:barChart>
+        <c:barDir val="col"/>
+        <c:grouping val="percentStacked"/>
+        <c:varyColors val="0"/>
+        <c:ser>
+          <c:idx val="0"/>
+          <c:order val="0"/>
+          <c:tx>
+            <c:strRef>
+              <c:f>Sheet1!$B$1</c:f>
+              <c:strCache>
+                <c:ptCount val="1"/>
+                <c:pt idx="0">
+                  <c:v>Ahmet Abdullah</c:v>
+                </c:pt>
+              </c:strCache>
+            </c:strRef>
+          </c:tx>
+          <c:spPr>
+            <a:solidFill>
+              <a:schemeClr val="accent4">
+                <a:shade val="65000"/>
+              </a:schemeClr>
+            </a:solidFill>
+            <a:ln>
+              <a:noFill/>
+            </a:ln>
+            <a:effectLst/>
+          </c:spPr>
+          <c:invertIfNegative val="0"/>
+          <c:dLbls>
+            <c:delete val="1"/>
+          </c:dLbls>
+          <c:cat>
+            <c:strRef>
+              <c:f>Sheet1!$A$2:$A$9</c:f>
+              <c:strCache>
+                <c:ptCount val="8"/>
+                <c:pt idx="0">
+                  <c:v>Phase 1</c:v>
+                </c:pt>
+                <c:pt idx="1">
+                  <c:v>Phase 2</c:v>
+                </c:pt>
+                <c:pt idx="2">
+                  <c:v>Phase 3</c:v>
+                </c:pt>
+                <c:pt idx="3">
+                  <c:v>Phase 4</c:v>
+                </c:pt>
+                <c:pt idx="4">
+                  <c:v>Phase 5</c:v>
+                </c:pt>
+                <c:pt idx="5">
+                  <c:v>Phase 6</c:v>
+                </c:pt>
+                <c:pt idx="6">
+                  <c:v>Phase 7</c:v>
+                </c:pt>
+                <c:pt idx="7">
+                  <c:v>Phase 8</c:v>
+                </c:pt>
+              </c:strCache>
+            </c:strRef>
+          </c:cat>
+          <c:val>
+            <c:numRef>
+              <c:f>Sheet1!$B$2:$B$9</c:f>
+              <c:numCache>
+                <c:formatCode>General</c:formatCode>
+                <c:ptCount val="8"/>
+                <c:pt idx="0">
+                  <c:v>3.3</c:v>
+                </c:pt>
+                <c:pt idx="1">
+                  <c:v>6</c:v>
+                </c:pt>
+                <c:pt idx="2">
+                  <c:v>3</c:v>
+                </c:pt>
+                <c:pt idx="3">
+                  <c:v>3</c:v>
+                </c:pt>
+                <c:pt idx="4">
+                  <c:v>5</c:v>
+                </c:pt>
+                <c:pt idx="5">
+                  <c:v>2</c:v>
+                </c:pt>
+                <c:pt idx="6">
+                  <c:v>3.3</c:v>
+                </c:pt>
+                <c:pt idx="7">
+                  <c:v>3.3</c:v>
+                </c:pt>
+              </c:numCache>
+            </c:numRef>
+          </c:val>
+          <c:extLst>
+            <c:ext xmlns:c16="http://schemas.microsoft.com/office/drawing/2014/chart" uri="{C3380CC4-5D6E-409C-BE32-E72D297353CC}">
+              <c16:uniqueId val="{00000000-C793-45B2-A640-80E52EC56C53}"/>
+            </c:ext>
+          </c:extLst>
+        </c:ser>
+        <c:ser>
+          <c:idx val="1"/>
+          <c:order val="1"/>
+          <c:tx>
+            <c:strRef>
+              <c:f>Sheet1!$C$1</c:f>
+              <c:strCache>
+                <c:ptCount val="1"/>
+                <c:pt idx="0">
+                  <c:v>Ayşe Gülsüm</c:v>
+                </c:pt>
+              </c:strCache>
+            </c:strRef>
+          </c:tx>
+          <c:spPr>
+            <a:solidFill>
+              <a:schemeClr val="accent4"/>
+            </a:solidFill>
+            <a:ln>
+              <a:noFill/>
+            </a:ln>
+            <a:effectLst/>
+          </c:spPr>
+          <c:invertIfNegative val="0"/>
+          <c:dLbls>
+            <c:delete val="1"/>
+          </c:dLbls>
+          <c:cat>
+            <c:strRef>
+              <c:f>Sheet1!$A$2:$A$9</c:f>
+              <c:strCache>
+                <c:ptCount val="8"/>
+                <c:pt idx="0">
+                  <c:v>Phase 1</c:v>
+                </c:pt>
+                <c:pt idx="1">
+                  <c:v>Phase 2</c:v>
+                </c:pt>
+                <c:pt idx="2">
+                  <c:v>Phase 3</c:v>
+                </c:pt>
+                <c:pt idx="3">
+                  <c:v>Phase 4</c:v>
+                </c:pt>
+                <c:pt idx="4">
+                  <c:v>Phase 5</c:v>
+                </c:pt>
+                <c:pt idx="5">
+                  <c:v>Phase 6</c:v>
+                </c:pt>
+                <c:pt idx="6">
+                  <c:v>Phase 7</c:v>
+                </c:pt>
+                <c:pt idx="7">
+                  <c:v>Phase 8</c:v>
+                </c:pt>
+              </c:strCache>
+            </c:strRef>
+          </c:cat>
+          <c:val>
+            <c:numRef>
+              <c:f>Sheet1!$C$2:$C$9</c:f>
+              <c:numCache>
+                <c:formatCode>General</c:formatCode>
+                <c:ptCount val="8"/>
+                <c:pt idx="0">
+                  <c:v>3.3</c:v>
+                </c:pt>
+                <c:pt idx="1">
+                  <c:v>2</c:v>
+                </c:pt>
+                <c:pt idx="2">
+                  <c:v>2</c:v>
+                </c:pt>
+                <c:pt idx="3">
+                  <c:v>5</c:v>
+                </c:pt>
+                <c:pt idx="4">
+                  <c:v>3</c:v>
+                </c:pt>
+                <c:pt idx="5">
+                  <c:v>4</c:v>
+                </c:pt>
+                <c:pt idx="6">
+                  <c:v>3.3</c:v>
+                </c:pt>
+                <c:pt idx="7">
+                  <c:v>3.3</c:v>
+                </c:pt>
+              </c:numCache>
+            </c:numRef>
+          </c:val>
+          <c:extLst>
+            <c:ext xmlns:c16="http://schemas.microsoft.com/office/drawing/2014/chart" uri="{C3380CC4-5D6E-409C-BE32-E72D297353CC}">
+              <c16:uniqueId val="{00000001-C793-45B2-A640-80E52EC56C53}"/>
+            </c:ext>
+          </c:extLst>
+        </c:ser>
+        <c:ser>
+          <c:idx val="2"/>
+          <c:order val="2"/>
+          <c:tx>
+            <c:strRef>
+              <c:f>Sheet1!$D$1</c:f>
+              <c:strCache>
+                <c:ptCount val="1"/>
+                <c:pt idx="0">
+                  <c:v>Ayşenur</c:v>
+                </c:pt>
+              </c:strCache>
+            </c:strRef>
+          </c:tx>
+          <c:spPr>
+            <a:solidFill>
+              <a:schemeClr val="accent4">
+                <a:tint val="65000"/>
+              </a:schemeClr>
+            </a:solidFill>
+            <a:ln>
+              <a:noFill/>
+            </a:ln>
+            <a:effectLst/>
+          </c:spPr>
+          <c:invertIfNegative val="0"/>
+          <c:dLbls>
+            <c:delete val="1"/>
+          </c:dLbls>
+          <c:cat>
+            <c:strRef>
+              <c:f>Sheet1!$A$2:$A$9</c:f>
+              <c:strCache>
+                <c:ptCount val="8"/>
+                <c:pt idx="0">
+                  <c:v>Phase 1</c:v>
+                </c:pt>
+                <c:pt idx="1">
+                  <c:v>Phase 2</c:v>
+                </c:pt>
+                <c:pt idx="2">
+                  <c:v>Phase 3</c:v>
+                </c:pt>
+                <c:pt idx="3">
+                  <c:v>Phase 4</c:v>
+                </c:pt>
+                <c:pt idx="4">
+                  <c:v>Phase 5</c:v>
+                </c:pt>
+                <c:pt idx="5">
+                  <c:v>Phase 6</c:v>
+                </c:pt>
+                <c:pt idx="6">
+                  <c:v>Phase 7</c:v>
+                </c:pt>
+                <c:pt idx="7">
+                  <c:v>Phase 8</c:v>
+                </c:pt>
+              </c:strCache>
+            </c:strRef>
+          </c:cat>
+          <c:val>
+            <c:numRef>
+              <c:f>Sheet1!$D$2:$D$9</c:f>
+              <c:numCache>
+                <c:formatCode>General</c:formatCode>
+                <c:ptCount val="8"/>
+                <c:pt idx="0">
+                  <c:v>3.4</c:v>
+                </c:pt>
+                <c:pt idx="1">
+                  <c:v>2</c:v>
+                </c:pt>
+                <c:pt idx="2">
+                  <c:v>5</c:v>
+                </c:pt>
+                <c:pt idx="3">
+                  <c:v>2</c:v>
+                </c:pt>
+                <c:pt idx="4">
+                  <c:v>3</c:v>
+                </c:pt>
+                <c:pt idx="5">
+                  <c:v>4</c:v>
+                </c:pt>
+                <c:pt idx="6">
+                  <c:v>3.3</c:v>
+                </c:pt>
+                <c:pt idx="7">
+                  <c:v>3.3</c:v>
+                </c:pt>
+              </c:numCache>
+            </c:numRef>
+          </c:val>
+          <c:extLst>
+            <c:ext xmlns:c16="http://schemas.microsoft.com/office/drawing/2014/chart" uri="{C3380CC4-5D6E-409C-BE32-E72D297353CC}">
+              <c16:uniqueId val="{00000002-C793-45B2-A640-80E52EC56C53}"/>
+            </c:ext>
+          </c:extLst>
+        </c:ser>
+        <c:dLbls>
+          <c:dLblPos val="ctr"/>
+          <c:showLegendKey val="0"/>
+          <c:showVal val="1"/>
+          <c:showCatName val="0"/>
+          <c:showSerName val="0"/>
+          <c:showPercent val="0"/>
+          <c:showBubbleSize val="0"/>
+        </c:dLbls>
+        <c:gapWidth val="150"/>
+        <c:overlap val="100"/>
+        <c:axId val="973281280"/>
+        <c:axId val="973291840"/>
+      </c:barChart>
+      <c:catAx>
+        <c:axId val="973281280"/>
+        <c:scaling>
+          <c:orientation val="minMax"/>
+        </c:scaling>
+        <c:delete val="0"/>
+        <c:axPos val="b"/>
+        <c:numFmt formatCode="General" sourceLinked="1"/>
+        <c:majorTickMark val="none"/>
+        <c:minorTickMark val="none"/>
+        <c:tickLblPos val="nextTo"/>
+        <c:spPr>
+          <a:noFill/>
+          <a:ln w="9525" cap="flat" cmpd="sng" algn="ctr">
+            <a:solidFill>
+              <a:schemeClr val="tx1">
+                <a:lumMod val="15000"/>
+                <a:lumOff val="85000"/>
+              </a:schemeClr>
+            </a:solidFill>
+            <a:round/>
+          </a:ln>
+          <a:effectLst/>
+        </c:spPr>
+        <c:txPr>
+          <a:bodyPr rot="-60000000" spcFirstLastPara="1" vertOverflow="ellipsis" vert="horz" wrap="square" anchor="ctr" anchorCtr="1"/>
+          <a:lstStyle/>
+          <a:p>
+            <a:pPr>
+              <a:defRPr sz="900" b="0" i="0" u="none" strike="noStrike" kern="1200" baseline="0">
+                <a:solidFill>
+                  <a:schemeClr val="tx1">
+                    <a:lumMod val="65000"/>
+                    <a:lumOff val="35000"/>
+                  </a:schemeClr>
+                </a:solidFill>
+                <a:latin typeface="+mn-lt"/>
+                <a:ea typeface="+mn-ea"/>
+                <a:cs typeface="+mn-cs"/>
+              </a:defRPr>
+            </a:pPr>
+            <a:endParaRPr lang="tr-TR"/>
+          </a:p>
+        </c:txPr>
+        <c:crossAx val="973291840"/>
+        <c:crosses val="autoZero"/>
+        <c:auto val="1"/>
+        <c:lblAlgn val="ctr"/>
+        <c:lblOffset val="100"/>
+        <c:noMultiLvlLbl val="0"/>
+      </c:catAx>
+      <c:valAx>
+        <c:axId val="973291840"/>
+        <c:scaling>
+          <c:orientation val="minMax"/>
+        </c:scaling>
+        <c:delete val="0"/>
+        <c:axPos val="l"/>
+        <c:majorGridlines>
+          <c:spPr>
+            <a:ln w="9525" cap="flat" cmpd="sng" algn="ctr">
+              <a:solidFill>
+                <a:schemeClr val="tx1">
+                  <a:lumMod val="15000"/>
+                  <a:lumOff val="85000"/>
+                </a:schemeClr>
+              </a:solidFill>
+              <a:round/>
+            </a:ln>
+            <a:effectLst/>
+          </c:spPr>
+        </c:majorGridlines>
+        <c:numFmt formatCode="0%" sourceLinked="1"/>
+        <c:majorTickMark val="none"/>
+        <c:minorTickMark val="none"/>
+        <c:tickLblPos val="nextTo"/>
+        <c:spPr>
+          <a:noFill/>
+          <a:ln>
+            <a:noFill/>
+          </a:ln>
+          <a:effectLst/>
+        </c:spPr>
+        <c:txPr>
+          <a:bodyPr rot="-60000000" spcFirstLastPara="1" vertOverflow="ellipsis" vert="horz" wrap="square" anchor="ctr" anchorCtr="1"/>
+          <a:lstStyle/>
+          <a:p>
+            <a:pPr>
+              <a:defRPr sz="900" b="0" i="0" u="none" strike="noStrike" kern="1200" baseline="0">
+                <a:solidFill>
+                  <a:schemeClr val="tx1">
+                    <a:lumMod val="65000"/>
+                    <a:lumOff val="35000"/>
+                  </a:schemeClr>
+                </a:solidFill>
+                <a:latin typeface="+mn-lt"/>
+                <a:ea typeface="+mn-ea"/>
+                <a:cs typeface="+mn-cs"/>
+              </a:defRPr>
+            </a:pPr>
+            <a:endParaRPr lang="tr-TR"/>
+          </a:p>
+        </c:txPr>
+        <c:crossAx val="973281280"/>
+        <c:crosses val="autoZero"/>
+        <c:crossBetween val="between"/>
+      </c:valAx>
+      <c:spPr>
+        <a:noFill/>
+        <a:ln>
+          <a:noFill/>
+        </a:ln>
+        <a:effectLst/>
+      </c:spPr>
+    </c:plotArea>
+    <c:legend>
+      <c:legendPos val="b"/>
+      <c:overlay val="0"/>
+      <c:spPr>
+        <a:noFill/>
+        <a:ln>
+          <a:noFill/>
+        </a:ln>
+        <a:effectLst/>
+      </c:spPr>
+      <c:txPr>
+        <a:bodyPr rot="0" spcFirstLastPara="1" vertOverflow="ellipsis" vert="horz" wrap="square" anchor="ctr" anchorCtr="1"/>
+        <a:lstStyle/>
+        <a:p>
+          <a:pPr>
+            <a:defRPr sz="900" b="0" i="0" u="none" strike="noStrike" kern="1200" baseline="0">
+              <a:solidFill>
+                <a:schemeClr val="tx1">
+                  <a:lumMod val="65000"/>
+                  <a:lumOff val="35000"/>
+                </a:schemeClr>
+              </a:solidFill>
+              <a:latin typeface="+mn-lt"/>
+              <a:ea typeface="+mn-ea"/>
+              <a:cs typeface="+mn-cs"/>
+            </a:defRPr>
+          </a:pPr>
+          <a:endParaRPr lang="tr-TR"/>
+        </a:p>
+      </c:txPr>
+    </c:legend>
+    <c:plotVisOnly val="1"/>
+    <c:dispBlanksAs val="gap"/>
+    <c:showDLblsOverMax val="0"/>
+    <c:extLst>
+      <c:ext xmlns:c16r3="http://schemas.microsoft.com/office/drawing/2017/03/chart" uri="{56B9EC1D-385E-4148-901F-78D8002777C0}">
+        <c16r3:dataDisplayOptions16>
+          <c16r3:dispNaAsBlank val="1"/>
+        </c16r3:dataDisplayOptions16>
+      </c:ext>
+    </c:extLst>
+  </c:chart>
+  <c:spPr>
+    <a:solidFill>
+      <a:schemeClr val="bg1"/>
+    </a:solidFill>
+    <a:ln w="9525" cap="flat" cmpd="sng" algn="ctr">
+      <a:solidFill>
+        <a:schemeClr val="tx1">
+          <a:lumMod val="15000"/>
+          <a:lumOff val="85000"/>
+        </a:schemeClr>
+      </a:solidFill>
+      <a:round/>
+    </a:ln>
+    <a:effectLst/>
+  </c:spPr>
+  <c:txPr>
+    <a:bodyPr/>
+    <a:lstStyle/>
+    <a:p>
+      <a:pPr>
+        <a:defRPr/>
+      </a:pPr>
+      <a:endParaRPr lang="tr-TR"/>
+    </a:p>
+  </c:txPr>
+  <c:externalData r:id="rId3">
+    <c:autoUpdate val="0"/>
+  </c:externalData>
+</c:chartSpace>
+</file>
+
+<file path=word/charts/colors1.xml><?xml version="1.0" encoding="utf-8"?>
+<cs:colorStyle xmlns:cs="http://schemas.microsoft.com/office/drawing/2012/chartStyle" xmlns:a="http://schemas.openxmlformats.org/drawingml/2006/main" meth="withinLinearReversed" id="24">
+  <a:schemeClr val="accent4"/>
+</cs:colorStyle>
+</file>
+
+<file path=word/charts/colors2.xml><?xml version="1.0" encoding="utf-8"?>
+<cs:colorStyle xmlns:cs="http://schemas.microsoft.com/office/drawing/2012/chartStyle" xmlns:a="http://schemas.openxmlformats.org/drawingml/2006/main" meth="withinLinearReversed" id="25">
+  <a:schemeClr val="accent5"/>
+</cs:colorStyle>
+</file>
+
+<file path=word/charts/colors3.xml><?xml version="1.0" encoding="utf-8"?>
+<cs:colorStyle xmlns:cs="http://schemas.microsoft.com/office/drawing/2012/chartStyle" xmlns:a="http://schemas.openxmlformats.org/drawingml/2006/main" meth="withinLinearReversed" id="22">
+  <a:schemeClr val="accent2"/>
+</cs:colorStyle>
+</file>
+
+<file path=word/charts/colors4.xml><?xml version="1.0" encoding="utf-8"?>
+<cs:colorStyle xmlns:cs="http://schemas.microsoft.com/office/drawing/2012/chartStyle" xmlns:a="http://schemas.openxmlformats.org/drawingml/2006/main" meth="withinLinear" id="17">
+  <a:schemeClr val="accent4"/>
+</cs:colorStyle>
+</file>
+
+<file path=word/charts/style1.xml><?xml version="1.0" encoding="utf-8"?>
+<cs:chartStyle xmlns:cs="http://schemas.microsoft.com/office/drawing/2012/chartStyle" xmlns:a="http://schemas.openxmlformats.org/drawingml/2006/main" id="254">
+  <cs:axisTitle>
+    <cs:lnRef idx="0"/>
+    <cs:fillRef idx="0"/>
+    <cs:effectRef idx="0"/>
+    <cs:fontRef idx="minor">
+      <a:schemeClr val="tx1">
+        <a:lumMod val="50000"/>
+        <a:lumOff val="50000"/>
+      </a:schemeClr>
+    </cs:fontRef>
+    <cs:defRPr sz="900" kern="1200" cap="all"/>
+  </cs:axisTitle>
+  <cs:categoryAxis>
+    <cs:lnRef idx="0"/>
+    <cs:fillRef idx="0"/>
+    <cs:effectRef idx="0"/>
+    <cs:fontRef idx="minor">
+      <a:schemeClr val="tx1">
+        <a:lumMod val="50000"/>
+        <a:lumOff val="50000"/>
+      </a:schemeClr>
+    </cs:fontRef>
+    <cs:spPr>
+      <a:ln w="9525" cap="flat" cmpd="sng" algn="ctr">
+        <a:solidFill>
+          <a:schemeClr val="tx1">
+            <a:lumMod val="15000"/>
+            <a:lumOff val="85000"/>
+          </a:schemeClr>
+        </a:solidFill>
+        <a:round/>
+      </a:ln>
+    </cs:spPr>
+    <cs:defRPr sz="900" kern="1200"/>
+  </cs:categoryAxis>
+  <cs:chartArea mods="allowNoFillOverride allowNoLineOverride">
+    <cs:lnRef idx="0"/>
+    <cs:fillRef idx="0"/>
+    <cs:effectRef idx="0"/>
+    <cs:fontRef idx="minor">
+      <a:schemeClr val="dk1"/>
+    </cs:fontRef>
+    <cs:spPr>
+      <a:solidFill>
+        <a:schemeClr val="bg1"/>
+      </a:solidFill>
+      <a:ln w="9525" cap="flat" cmpd="sng" algn="ctr">
+        <a:solidFill>
+          <a:schemeClr val="tx1">
+            <a:lumMod val="15000"/>
+            <a:lumOff val="85000"/>
+          </a:schemeClr>
+        </a:solidFill>
+        <a:round/>
+      </a:ln>
+    </cs:spPr>
+    <cs:defRPr sz="900" kern="1200"/>
+  </cs:chartArea>
+  <cs:dataLabel>
+    <cs:lnRef idx="0"/>
+    <cs:fillRef idx="0"/>
+    <cs:effectRef idx="0"/>
+    <cs:fontRef idx="minor">
+      <a:schemeClr val="tx1">
+        <a:lumMod val="65000"/>
+        <a:lumOff val="35000"/>
+      </a:schemeClr>
+    </cs:fontRef>
+    <cs:defRPr sz="900" kern="1200"/>
+  </cs:dataLabel>
+  <cs:dataLabelCallout>
+    <cs:lnRef idx="0"/>
+    <cs:fillRef idx="0"/>
+    <cs:effectRef idx="0"/>
+    <cs:fontRef idx="minor">
+      <a:schemeClr val="dk1">
+        <a:lumMod val="65000"/>
+        <a:lumOff val="35000"/>
+      </a:schemeClr>
+    </cs:fontRef>
+    <cs:spPr>
+      <a:solidFill>
+        <a:schemeClr val="lt1"/>
+      </a:solidFill>
+      <a:ln>
+        <a:solidFill>
+          <a:schemeClr val="dk1">
+            <a:lumMod val="25000"/>
+            <a:lumOff val="75000"/>
+          </a:schemeClr>
+        </a:solidFill>
+      </a:ln>
+    </cs:spPr>
+    <cs:defRPr sz="900" kern="1200"/>
+    <cs:bodyPr rot="0" spcFirstLastPara="1" vertOverflow="clip" horzOverflow="clip" vert="horz" wrap="square" lIns="36576" tIns="18288" rIns="36576" bIns="18288" anchor="ctr" anchorCtr="1">
+      <a:spAutoFit/>
+    </cs:bodyPr>
+  </cs:dataLabelCallout>
+  <cs:dataPoint>
+    <cs:lnRef idx="0">
+      <cs:styleClr val="auto"/>
+    </cs:lnRef>
+    <cs:fillRef idx="2">
+      <cs:styleClr val="auto"/>
+    </cs:fillRef>
+    <cs:effectRef idx="1"/>
+    <cs:fontRef idx="minor">
+      <a:schemeClr val="dk1"/>
+    </cs:fontRef>
+    <cs:spPr>
+      <a:ln w="9525" cap="flat" cmpd="sng" algn="ctr">
+        <a:solidFill>
+          <a:schemeClr val="phClr">
+            <a:shade val="95000"/>
+          </a:schemeClr>
+        </a:solidFill>
+        <a:round/>
+      </a:ln>
+    </cs:spPr>
+  </cs:dataPoint>
+  <cs:dataPoint3D>
+    <cs:lnRef idx="0"/>
+    <cs:fillRef idx="2">
+      <cs:styleClr val="auto"/>
+    </cs:fillRef>
+    <cs:effectRef idx="1"/>
+    <cs:fontRef idx="minor">
+      <a:schemeClr val="dk1"/>
+    </cs:fontRef>
+    <cs:spPr/>
+  </cs:dataPoint3D>
+  <cs:dataPointLine>
+    <cs:lnRef idx="0">
+      <cs:styleClr val="auto"/>
+    </cs:lnRef>
+    <cs:fillRef idx="2">
+      <cs:styleClr val="auto"/>
+    </cs:fillRef>
+    <cs:effectRef idx="1"/>
+    <cs:fontRef idx="minor">
+      <a:schemeClr val="dk1"/>
+    </cs:fontRef>
+    <cs:spPr>
+      <a:ln w="15875" cap="rnd">
+        <a:solidFill>
+          <a:schemeClr val="phClr"/>
+        </a:solidFill>
+        <a:round/>
+      </a:ln>
+    </cs:spPr>
+  </cs:dataPointLine>
+  <cs:dataPointMarker>
+    <cs:lnRef idx="0">
+      <cs:styleClr val="auto"/>
+    </cs:lnRef>
+    <cs:fillRef idx="2">
+      <cs:styleClr val="auto"/>
+    </cs:fillRef>
+    <cs:effectRef idx="1"/>
+    <cs:fontRef idx="minor">
+      <a:schemeClr val="dk1"/>
+    </cs:fontRef>
+    <cs:spPr>
+      <a:ln w="9525" cap="flat" cmpd="sng" algn="ctr">
+        <a:solidFill>
+          <a:schemeClr val="phClr">
+            <a:shade val="95000"/>
+          </a:schemeClr>
+        </a:solidFill>
+        <a:round/>
+      </a:ln>
+    </cs:spPr>
+  </cs:dataPointMarker>
+  <cs:dataPointMarkerLayout symbol="circle" size="4"/>
+  <cs:dataPointWireframe>
+    <cs:lnRef idx="0">
+      <cs:styleClr val="auto"/>
+    </cs:lnRef>
+    <cs:fillRef idx="2"/>
+    <cs:effectRef idx="0"/>
+    <cs:fontRef idx="minor">
+      <a:schemeClr val="dk1"/>
+    </cs:fontRef>
+    <cs:spPr>
+      <a:ln w="9525" cap="rnd">
+        <a:solidFill>
+          <a:schemeClr val="phClr"/>
+        </a:solidFill>
+        <a:round/>
+      </a:ln>
+    </cs:spPr>
+  </cs:dataPointWireframe>
+  <cs:dataTable>
+    <cs:lnRef idx="0"/>
+    <cs:fillRef idx="0"/>
+    <cs:effectRef idx="0"/>
+    <cs:fontRef idx="minor">
+      <a:schemeClr val="tx1">
+        <a:lumMod val="50000"/>
+        <a:lumOff val="50000"/>
+      </a:schemeClr>
+    </cs:fontRef>
+    <cs:spPr>
+      <a:ln w="9525">
+        <a:solidFill>
+          <a:schemeClr val="tx1">
+            <a:lumMod val="15000"/>
+            <a:lumOff val="85000"/>
+          </a:schemeClr>
+        </a:solidFill>
+      </a:ln>
+    </cs:spPr>
+    <cs:defRPr sz="900" kern="1200"/>
+  </cs:dataTable>
+  <cs:downBar>
+    <cs:lnRef idx="0"/>
+    <cs:fillRef idx="0"/>
+    <cs:effectRef idx="0"/>
+    <cs:fontRef idx="minor">
+      <a:schemeClr val="dk1"/>
+    </cs:fontRef>
+    <cs:spPr>
+      <a:solidFill>
+        <a:schemeClr val="dk1">
+          <a:lumMod val="75000"/>
+          <a:lumOff val="25000"/>
+        </a:schemeClr>
+      </a:solidFill>
+      <a:ln w="9525">
+        <a:solidFill>
+          <a:schemeClr val="tx1">
+            <a:lumMod val="50000"/>
+            <a:lumOff val="50000"/>
+          </a:schemeClr>
+        </a:solidFill>
+      </a:ln>
+    </cs:spPr>
+  </cs:downBar>
+  <cs:dropLine>
+    <cs:lnRef idx="0"/>
+    <cs:fillRef idx="0"/>
+    <cs:effectRef idx="0"/>
+    <cs:fontRef idx="minor">
+      <a:schemeClr val="dk1"/>
+    </cs:fontRef>
+    <cs:spPr>
+      <a:ln w="9525">
+        <a:solidFill>
+          <a:schemeClr val="tx1">
+            <a:lumMod val="35000"/>
+            <a:lumOff val="65000"/>
+          </a:schemeClr>
+        </a:solidFill>
+        <a:prstDash val="dash"/>
+      </a:ln>
+    </cs:spPr>
+  </cs:dropLine>
+  <cs:errorBar>
+    <cs:lnRef idx="0"/>
+    <cs:fillRef idx="0"/>
+    <cs:effectRef idx="0"/>
+    <cs:fontRef idx="minor">
+      <a:schemeClr val="dk1"/>
+    </cs:fontRef>
+    <cs:spPr>
+      <a:ln w="9525">
+        <a:solidFill>
+          <a:schemeClr val="tx1">
+            <a:lumMod val="50000"/>
+            <a:lumOff val="50000"/>
+          </a:schemeClr>
+        </a:solidFill>
+      </a:ln>
+    </cs:spPr>
+  </cs:errorBar>
+  <cs:floor>
+    <cs:lnRef idx="0"/>
+    <cs:fillRef idx="0"/>
+    <cs:effectRef idx="0"/>
+    <cs:fontRef idx="minor">
+      <a:schemeClr val="dk1"/>
+    </cs:fontRef>
+  </cs:floor>
+  <cs:gridlineMajor>
+    <cs:lnRef idx="0"/>
+    <cs:fillRef idx="0"/>
+    <cs:effectRef idx="0"/>
+    <cs:fontRef idx="minor">
+      <a:schemeClr val="dk1"/>
+    </cs:fontRef>
+    <cs:spPr>
+      <a:ln w="9525" cap="flat" cmpd="sng" algn="ctr">
+        <a:solidFill>
+          <a:schemeClr val="tx1">
+            <a:lumMod val="15000"/>
+            <a:lumOff val="85000"/>
+          </a:schemeClr>
+        </a:solidFill>
+        <a:round/>
+      </a:ln>
+    </cs:spPr>
+  </cs:gridlineMajor>
+  <cs:gridlineMinor>
+    <cs:lnRef idx="0"/>
+    <cs:fillRef idx="0"/>
+    <cs:effectRef idx="0"/>
+    <cs:fontRef idx="minor">
+      <a:schemeClr val="dk1"/>
+    </cs:fontRef>
+    <cs:spPr>
+      <a:ln>
+        <a:solidFill>
+          <a:schemeClr val="tx1">
+            <a:lumMod val="5000"/>
+            <a:lumOff val="95000"/>
+          </a:schemeClr>
+        </a:solidFill>
+      </a:ln>
+    </cs:spPr>
+  </cs:gridlineMinor>
+  <cs:hiLoLine>
+    <cs:lnRef idx="0"/>
+    <cs:fillRef idx="0"/>
+    <cs:effectRef idx="0"/>
+    <cs:fontRef idx="minor">
+      <a:schemeClr val="dk1"/>
+    </cs:fontRef>
+    <cs:spPr>
+      <a:ln w="9525">
+        <a:solidFill>
+          <a:schemeClr val="tx1">
+            <a:lumMod val="50000"/>
+            <a:lumOff val="50000"/>
+          </a:schemeClr>
+        </a:solidFill>
+        <a:prstDash val="dash"/>
+      </a:ln>
+    </cs:spPr>
+  </cs:hiLoLine>
+  <cs:leaderLine>
+    <cs:lnRef idx="0"/>
+    <cs:fillRef idx="0"/>
+    <cs:effectRef idx="0"/>
+    <cs:fontRef idx="minor">
+      <a:schemeClr val="dk1"/>
+    </cs:fontRef>
+    <cs:spPr>
+      <a:ln w="9525">
+        <a:solidFill>
+          <a:schemeClr val="tx1">
+            <a:lumMod val="35000"/>
+            <a:lumOff val="65000"/>
+          </a:schemeClr>
+        </a:solidFill>
+      </a:ln>
+    </cs:spPr>
+  </cs:leaderLine>
+  <cs:legend>
+    <cs:lnRef idx="0"/>
+    <cs:fillRef idx="0"/>
+    <cs:effectRef idx="0"/>
+    <cs:fontRef idx="minor">
+      <a:schemeClr val="tx1">
+        <a:lumMod val="50000"/>
+        <a:lumOff val="50000"/>
+      </a:schemeClr>
+    </cs:fontRef>
+    <cs:defRPr sz="900" kern="1200"/>
+  </cs:legend>
+  <cs:plotArea mods="allowNoFillOverride allowNoLineOverride">
+    <cs:lnRef idx="0"/>
+    <cs:fillRef idx="0"/>
+    <cs:effectRef idx="0"/>
+    <cs:fontRef idx="minor">
+      <a:schemeClr val="dk1"/>
+    </cs:fontRef>
+  </cs:plotArea>
+  <cs:plotArea3D mods="allowNoFillOverride allowNoLineOverride">
+    <cs:lnRef idx="0"/>
+    <cs:fillRef idx="0"/>
+    <cs:effectRef idx="0"/>
+    <cs:fontRef idx="minor">
+      <a:schemeClr val="dk1"/>
+    </cs:fontRef>
+  </cs:plotArea3D>
+  <cs:seriesAxis>
+    <cs:lnRef idx="0"/>
+    <cs:fillRef idx="0"/>
+    <cs:effectRef idx="0"/>
+    <cs:fontRef idx="minor">
+      <a:schemeClr val="tx1">
+        <a:lumMod val="50000"/>
+        <a:lumOff val="50000"/>
+      </a:schemeClr>
+    </cs:fontRef>
+    <cs:spPr>
+      <a:ln w="9525" cap="flat" cmpd="sng" algn="ctr">
+        <a:solidFill>
+          <a:schemeClr val="tx1">
+            <a:lumMod val="15000"/>
+            <a:lumOff val="85000"/>
+          </a:schemeClr>
+        </a:solidFill>
+        <a:round/>
+      </a:ln>
+    </cs:spPr>
+    <cs:defRPr sz="900" kern="1200"/>
+  </cs:seriesAxis>
+  <cs:seriesLine>
+    <cs:lnRef idx="0"/>
+    <cs:fillRef idx="0"/>
+    <cs:effectRef idx="0"/>
+    <cs:fontRef idx="minor">
+      <a:schemeClr val="dk1"/>
+    </cs:fontRef>
+    <cs:spPr>
+      <a:ln w="9525">
+        <a:solidFill>
+          <a:schemeClr val="tx1">
+            <a:lumMod val="35000"/>
+            <a:lumOff val="65000"/>
+          </a:schemeClr>
+        </a:solidFill>
+        <a:prstDash val="dash"/>
+      </a:ln>
+    </cs:spPr>
+  </cs:seriesLine>
+  <cs:title>
+    <cs:lnRef idx="0"/>
+    <cs:fillRef idx="0"/>
+    <cs:effectRef idx="0"/>
+    <cs:fontRef idx="minor">
+      <a:schemeClr val="tx1">
+        <a:lumMod val="50000"/>
+        <a:lumOff val="50000"/>
+      </a:schemeClr>
+    </cs:fontRef>
+    <cs:defRPr sz="1400" kern="1200" cap="none" spc="20" baseline="0"/>
+  </cs:title>
+  <cs:trendline>
+    <cs:lnRef idx="0">
+      <cs:styleClr val="auto"/>
+    </cs:lnRef>
+    <cs:fillRef idx="2"/>
+    <cs:effectRef idx="0"/>
+    <cs:fontRef idx="minor">
+      <a:schemeClr val="dk1"/>
+    </cs:fontRef>
+    <cs:spPr>
+      <a:ln w="9525" cap="rnd">
+        <a:solidFill>
+          <a:schemeClr val="phClr"/>
+        </a:solidFill>
+      </a:ln>
+    </cs:spPr>
+  </cs:trendline>
+  <cs:trendlineLabel>
+    <cs:lnRef idx="0"/>
+    <cs:fillRef idx="0"/>
+    <cs:effectRef idx="0"/>
+    <cs:fontRef idx="minor">
+      <a:schemeClr val="tx1">
+        <a:lumMod val="50000"/>
+        <a:lumOff val="50000"/>
+      </a:schemeClr>
+    </cs:fontRef>
+    <cs:defRPr sz="900" kern="1200"/>
+  </cs:trendlineLabel>
+  <cs:upBar>
+    <cs:lnRef idx="0"/>
+    <cs:fillRef idx="0"/>
+    <cs:effectRef idx="0"/>
+    <cs:fontRef idx="minor">
+      <a:schemeClr val="dk1"/>
+    </cs:fontRef>
+    <cs:spPr>
+      <a:solidFill>
+        <a:schemeClr val="lt1"/>
+      </a:solidFill>
+      <a:ln w="9525">
+        <a:solidFill>
+          <a:schemeClr val="tx1">
+            <a:lumMod val="50000"/>
+            <a:lumOff val="50000"/>
+          </a:schemeClr>
+        </a:solidFill>
+      </a:ln>
+    </cs:spPr>
+  </cs:upBar>
+  <cs:valueAxis>
+    <cs:lnRef idx="0"/>
+    <cs:fillRef idx="0"/>
+    <cs:effectRef idx="0"/>
+    <cs:fontRef idx="minor">
+      <a:schemeClr val="tx1">
+        <a:lumMod val="50000"/>
+        <a:lumOff val="50000"/>
+      </a:schemeClr>
+    </cs:fontRef>
+    <cs:defRPr sz="900" kern="1200"/>
+  </cs:valueAxis>
+  <cs:wall>
+    <cs:lnRef idx="0"/>
+    <cs:fillRef idx="0"/>
+    <cs:effectRef idx="0"/>
+    <cs:fontRef idx="minor">
+      <a:schemeClr val="dk1"/>
+    </cs:fontRef>
+  </cs:wall>
+</cs:chartStyle>
+</file>
+
+<file path=word/charts/style2.xml><?xml version="1.0" encoding="utf-8"?>
+<cs:chartStyle xmlns:cs="http://schemas.microsoft.com/office/drawing/2012/chartStyle" xmlns:a="http://schemas.openxmlformats.org/drawingml/2006/main" id="254">
+  <cs:axisTitle>
+    <cs:lnRef idx="0"/>
+    <cs:fillRef idx="0"/>
+    <cs:effectRef idx="0"/>
+    <cs:fontRef idx="minor">
+      <a:schemeClr val="tx1">
+        <a:lumMod val="50000"/>
+        <a:lumOff val="50000"/>
+      </a:schemeClr>
+    </cs:fontRef>
+    <cs:defRPr sz="900" kern="1200" cap="all"/>
+  </cs:axisTitle>
+  <cs:categoryAxis>
+    <cs:lnRef idx="0"/>
+    <cs:fillRef idx="0"/>
+    <cs:effectRef idx="0"/>
+    <cs:fontRef idx="minor">
+      <a:schemeClr val="tx1">
+        <a:lumMod val="50000"/>
+        <a:lumOff val="50000"/>
+      </a:schemeClr>
+    </cs:fontRef>
+    <cs:spPr>
+      <a:ln w="9525" cap="flat" cmpd="sng" algn="ctr">
+        <a:solidFill>
+          <a:schemeClr val="tx1">
+            <a:lumMod val="15000"/>
+            <a:lumOff val="85000"/>
+          </a:schemeClr>
+        </a:solidFill>
+        <a:round/>
+      </a:ln>
+    </cs:spPr>
+    <cs:defRPr sz="900" kern="1200"/>
+  </cs:categoryAxis>
+  <cs:chartArea mods="allowNoFillOverride allowNoLineOverride">
+    <cs:lnRef idx="0"/>
+    <cs:fillRef idx="0"/>
+    <cs:effectRef idx="0"/>
+    <cs:fontRef idx="minor">
+      <a:schemeClr val="dk1"/>
+    </cs:fontRef>
+    <cs:spPr>
+      <a:solidFill>
+        <a:schemeClr val="bg1"/>
+      </a:solidFill>
+      <a:ln w="9525" cap="flat" cmpd="sng" algn="ctr">
+        <a:solidFill>
+          <a:schemeClr val="tx1">
+            <a:lumMod val="15000"/>
+            <a:lumOff val="85000"/>
+          </a:schemeClr>
+        </a:solidFill>
+        <a:round/>
+      </a:ln>
+    </cs:spPr>
+    <cs:defRPr sz="900" kern="1200"/>
+  </cs:chartArea>
+  <cs:dataLabel>
+    <cs:lnRef idx="0"/>
+    <cs:fillRef idx="0"/>
+    <cs:effectRef idx="0"/>
+    <cs:fontRef idx="minor">
+      <a:schemeClr val="tx1">
+        <a:lumMod val="65000"/>
+        <a:lumOff val="35000"/>
+      </a:schemeClr>
+    </cs:fontRef>
+    <cs:defRPr sz="900" kern="1200"/>
+  </cs:dataLabel>
+  <cs:dataLabelCallout>
+    <cs:lnRef idx="0"/>
+    <cs:fillRef idx="0"/>
+    <cs:effectRef idx="0"/>
+    <cs:fontRef idx="minor">
+      <a:schemeClr val="dk1">
+        <a:lumMod val="65000"/>
+        <a:lumOff val="35000"/>
+      </a:schemeClr>
+    </cs:fontRef>
+    <cs:spPr>
+      <a:solidFill>
+        <a:schemeClr val="lt1"/>
+      </a:solidFill>
+      <a:ln>
+        <a:solidFill>
+          <a:schemeClr val="dk1">
+            <a:lumMod val="25000"/>
+            <a:lumOff val="75000"/>
+          </a:schemeClr>
+        </a:solidFill>
+      </a:ln>
+    </cs:spPr>
+    <cs:defRPr sz="900" kern="1200"/>
+    <cs:bodyPr rot="0" spcFirstLastPara="1" vertOverflow="clip" horzOverflow="clip" vert="horz" wrap="square" lIns="36576" tIns="18288" rIns="36576" bIns="18288" anchor="ctr" anchorCtr="1">
+      <a:spAutoFit/>
+    </cs:bodyPr>
+  </cs:dataLabelCallout>
+  <cs:dataPoint>
+    <cs:lnRef idx="0">
+      <cs:styleClr val="auto"/>
+    </cs:lnRef>
+    <cs:fillRef idx="2">
+      <cs:styleClr val="auto"/>
+    </cs:fillRef>
+    <cs:effectRef idx="1"/>
+    <cs:fontRef idx="minor">
+      <a:schemeClr val="dk1"/>
+    </cs:fontRef>
+    <cs:spPr>
+      <a:ln w="9525" cap="flat" cmpd="sng" algn="ctr">
+        <a:solidFill>
+          <a:schemeClr val="phClr">
+            <a:shade val="95000"/>
+          </a:schemeClr>
+        </a:solidFill>
+        <a:round/>
+      </a:ln>
+    </cs:spPr>
+  </cs:dataPoint>
+  <cs:dataPoint3D>
+    <cs:lnRef idx="0"/>
+    <cs:fillRef idx="2">
+      <cs:styleClr val="auto"/>
+    </cs:fillRef>
+    <cs:effectRef idx="1"/>
+    <cs:fontRef idx="minor">
+      <a:schemeClr val="dk1"/>
+    </cs:fontRef>
+    <cs:spPr/>
+  </cs:dataPoint3D>
+  <cs:dataPointLine>
+    <cs:lnRef idx="0">
+      <cs:styleClr val="auto"/>
+    </cs:lnRef>
+    <cs:fillRef idx="2">
+      <cs:styleClr val="auto"/>
+    </cs:fillRef>
+    <cs:effectRef idx="1"/>
+    <cs:fontRef idx="minor">
+      <a:schemeClr val="dk1"/>
+    </cs:fontRef>
+    <cs:spPr>
+      <a:ln w="15875" cap="rnd">
+        <a:solidFill>
+          <a:schemeClr val="phClr"/>
+        </a:solidFill>
+        <a:round/>
+      </a:ln>
+    </cs:spPr>
+  </cs:dataPointLine>
+  <cs:dataPointMarker>
+    <cs:lnRef idx="0">
+      <cs:styleClr val="auto"/>
+    </cs:lnRef>
+    <cs:fillRef idx="2">
+      <cs:styleClr val="auto"/>
+    </cs:fillRef>
+    <cs:effectRef idx="1"/>
+    <cs:fontRef idx="minor">
+      <a:schemeClr val="dk1"/>
+    </cs:fontRef>
+    <cs:spPr>
+      <a:ln w="9525" cap="flat" cmpd="sng" algn="ctr">
+        <a:solidFill>
+          <a:schemeClr val="phClr">
+            <a:shade val="95000"/>
+          </a:schemeClr>
+        </a:solidFill>
+        <a:round/>
+      </a:ln>
+    </cs:spPr>
+  </cs:dataPointMarker>
+  <cs:dataPointMarkerLayout symbol="circle" size="4"/>
+  <cs:dataPointWireframe>
+    <cs:lnRef idx="0">
+      <cs:styleClr val="auto"/>
+    </cs:lnRef>
+    <cs:fillRef idx="2"/>
+    <cs:effectRef idx="0"/>
+    <cs:fontRef idx="minor">
+      <a:schemeClr val="dk1"/>
+    </cs:fontRef>
+    <cs:spPr>
+      <a:ln w="9525" cap="rnd">
+        <a:solidFill>
+          <a:schemeClr val="phClr"/>
+        </a:solidFill>
+        <a:round/>
+      </a:ln>
+    </cs:spPr>
+  </cs:dataPointWireframe>
+  <cs:dataTable>
+    <cs:lnRef idx="0"/>
+    <cs:fillRef idx="0"/>
+    <cs:effectRef idx="0"/>
+    <cs:fontRef idx="minor">
+      <a:schemeClr val="tx1">
+        <a:lumMod val="50000"/>
+        <a:lumOff val="50000"/>
+      </a:schemeClr>
+    </cs:fontRef>
+    <cs:spPr>
+      <a:ln w="9525">
+        <a:solidFill>
+          <a:schemeClr val="tx1">
+            <a:lumMod val="15000"/>
+            <a:lumOff val="85000"/>
+          </a:schemeClr>
+        </a:solidFill>
+      </a:ln>
+    </cs:spPr>
+    <cs:defRPr sz="900" kern="1200"/>
+  </cs:dataTable>
+  <cs:downBar>
+    <cs:lnRef idx="0"/>
+    <cs:fillRef idx="0"/>
+    <cs:effectRef idx="0"/>
+    <cs:fontRef idx="minor">
+      <a:schemeClr val="dk1"/>
+    </cs:fontRef>
+    <cs:spPr>
+      <a:solidFill>
+        <a:schemeClr val="dk1">
+          <a:lumMod val="75000"/>
+          <a:lumOff val="25000"/>
+        </a:schemeClr>
+      </a:solidFill>
+      <a:ln w="9525">
+        <a:solidFill>
+          <a:schemeClr val="tx1">
+            <a:lumMod val="50000"/>
+            <a:lumOff val="50000"/>
+          </a:schemeClr>
+        </a:solidFill>
+      </a:ln>
+    </cs:spPr>
+  </cs:downBar>
+  <cs:dropLine>
+    <cs:lnRef idx="0"/>
+    <cs:fillRef idx="0"/>
+    <cs:effectRef idx="0"/>
+    <cs:fontRef idx="minor">
+      <a:schemeClr val="dk1"/>
+    </cs:fontRef>
+    <cs:spPr>
+      <a:ln w="9525">
+        <a:solidFill>
+          <a:schemeClr val="tx1">
+            <a:lumMod val="35000"/>
+            <a:lumOff val="65000"/>
+          </a:schemeClr>
+        </a:solidFill>
+        <a:prstDash val="dash"/>
+      </a:ln>
+    </cs:spPr>
+  </cs:dropLine>
+  <cs:errorBar>
+    <cs:lnRef idx="0"/>
+    <cs:fillRef idx="0"/>
+    <cs:effectRef idx="0"/>
+    <cs:fontRef idx="minor">
+      <a:schemeClr val="dk1"/>
+    </cs:fontRef>
+    <cs:spPr>
+      <a:ln w="9525">
+        <a:solidFill>
+          <a:schemeClr val="tx1">
+            <a:lumMod val="50000"/>
+            <a:lumOff val="50000"/>
+          </a:schemeClr>
+        </a:solidFill>
+      </a:ln>
+    </cs:spPr>
+  </cs:errorBar>
+  <cs:floor>
+    <cs:lnRef idx="0"/>
+    <cs:fillRef idx="0"/>
+    <cs:effectRef idx="0"/>
+    <cs:fontRef idx="minor">
+      <a:schemeClr val="dk1"/>
+    </cs:fontRef>
+  </cs:floor>
+  <cs:gridlineMajor>
+    <cs:lnRef idx="0"/>
+    <cs:fillRef idx="0"/>
+    <cs:effectRef idx="0"/>
+    <cs:fontRef idx="minor">
+      <a:schemeClr val="dk1"/>
+    </cs:fontRef>
+    <cs:spPr>
+      <a:ln w="9525" cap="flat" cmpd="sng" algn="ctr">
+        <a:solidFill>
+          <a:schemeClr val="tx1">
+            <a:lumMod val="15000"/>
+            <a:lumOff val="85000"/>
+          </a:schemeClr>
+        </a:solidFill>
+        <a:round/>
+      </a:ln>
+    </cs:spPr>
+  </cs:gridlineMajor>
+  <cs:gridlineMinor>
+    <cs:lnRef idx="0"/>
+    <cs:fillRef idx="0"/>
+    <cs:effectRef idx="0"/>
+    <cs:fontRef idx="minor">
+      <a:schemeClr val="dk1"/>
+    </cs:fontRef>
+    <cs:spPr>
+      <a:ln>
+        <a:solidFill>
+          <a:schemeClr val="tx1">
+            <a:lumMod val="5000"/>
+            <a:lumOff val="95000"/>
+          </a:schemeClr>
+        </a:solidFill>
+      </a:ln>
+    </cs:spPr>
+  </cs:gridlineMinor>
+  <cs:hiLoLine>
+    <cs:lnRef idx="0"/>
+    <cs:fillRef idx="0"/>
+    <cs:effectRef idx="0"/>
+    <cs:fontRef idx="minor">
+      <a:schemeClr val="dk1"/>
+    </cs:fontRef>
+    <cs:spPr>
+      <a:ln w="9525">
+        <a:solidFill>
+          <a:schemeClr val="tx1">
+            <a:lumMod val="50000"/>
+            <a:lumOff val="50000"/>
+          </a:schemeClr>
+        </a:solidFill>
+        <a:prstDash val="dash"/>
+      </a:ln>
+    </cs:spPr>
+  </cs:hiLoLine>
+  <cs:leaderLine>
+    <cs:lnRef idx="0"/>
+    <cs:fillRef idx="0"/>
+    <cs:effectRef idx="0"/>
+    <cs:fontRef idx="minor">
+      <a:schemeClr val="dk1"/>
+    </cs:fontRef>
+    <cs:spPr>
+      <a:ln w="9525">
+        <a:solidFill>
+          <a:schemeClr val="tx1">
+            <a:lumMod val="35000"/>
+            <a:lumOff val="65000"/>
+          </a:schemeClr>
+        </a:solidFill>
+      </a:ln>
+    </cs:spPr>
+  </cs:leaderLine>
+  <cs:legend>
+    <cs:lnRef idx="0"/>
+    <cs:fillRef idx="0"/>
+    <cs:effectRef idx="0"/>
+    <cs:fontRef idx="minor">
+      <a:schemeClr val="tx1">
+        <a:lumMod val="50000"/>
+        <a:lumOff val="50000"/>
+      </a:schemeClr>
+    </cs:fontRef>
+    <cs:defRPr sz="900" kern="1200"/>
+  </cs:legend>
+  <cs:plotArea mods="allowNoFillOverride allowNoLineOverride">
+    <cs:lnRef idx="0"/>
+    <cs:fillRef idx="0"/>
+    <cs:effectRef idx="0"/>
+    <cs:fontRef idx="minor">
+      <a:schemeClr val="dk1"/>
+    </cs:fontRef>
+  </cs:plotArea>
+  <cs:plotArea3D mods="allowNoFillOverride allowNoLineOverride">
+    <cs:lnRef idx="0"/>
+    <cs:fillRef idx="0"/>
+    <cs:effectRef idx="0"/>
+    <cs:fontRef idx="minor">
+      <a:schemeClr val="dk1"/>
+    </cs:fontRef>
+  </cs:plotArea3D>
+  <cs:seriesAxis>
+    <cs:lnRef idx="0"/>
+    <cs:fillRef idx="0"/>
+    <cs:effectRef idx="0"/>
+    <cs:fontRef idx="minor">
+      <a:schemeClr val="tx1">
+        <a:lumMod val="50000"/>
+        <a:lumOff val="50000"/>
+      </a:schemeClr>
+    </cs:fontRef>
+    <cs:spPr>
+      <a:ln w="9525" cap="flat" cmpd="sng" algn="ctr">
+        <a:solidFill>
+          <a:schemeClr val="tx1">
+            <a:lumMod val="15000"/>
+            <a:lumOff val="85000"/>
+          </a:schemeClr>
+        </a:solidFill>
+        <a:round/>
+      </a:ln>
+    </cs:spPr>
+    <cs:defRPr sz="900" kern="1200"/>
+  </cs:seriesAxis>
+  <cs:seriesLine>
+    <cs:lnRef idx="0"/>
+    <cs:fillRef idx="0"/>
+    <cs:effectRef idx="0"/>
+    <cs:fontRef idx="minor">
+      <a:schemeClr val="dk1"/>
+    </cs:fontRef>
+    <cs:spPr>
+      <a:ln w="9525">
+        <a:solidFill>
+          <a:schemeClr val="tx1">
+            <a:lumMod val="35000"/>
+            <a:lumOff val="65000"/>
+          </a:schemeClr>
+        </a:solidFill>
+        <a:prstDash val="dash"/>
+      </a:ln>
+    </cs:spPr>
+  </cs:seriesLine>
+  <cs:title>
+    <cs:lnRef idx="0"/>
+    <cs:fillRef idx="0"/>
+    <cs:effectRef idx="0"/>
+    <cs:fontRef idx="minor">
+      <a:schemeClr val="tx1">
+        <a:lumMod val="50000"/>
+        <a:lumOff val="50000"/>
+      </a:schemeClr>
+    </cs:fontRef>
+    <cs:defRPr sz="1400" kern="1200" cap="none" spc="20" baseline="0"/>
+  </cs:title>
+  <cs:trendline>
+    <cs:lnRef idx="0">
+      <cs:styleClr val="auto"/>
+    </cs:lnRef>
+    <cs:fillRef idx="2"/>
+    <cs:effectRef idx="0"/>
+    <cs:fontRef idx="minor">
+      <a:schemeClr val="dk1"/>
+    </cs:fontRef>
+    <cs:spPr>
+      <a:ln w="9525" cap="rnd">
+        <a:solidFill>
+          <a:schemeClr val="phClr"/>
+        </a:solidFill>
+      </a:ln>
+    </cs:spPr>
+  </cs:trendline>
+  <cs:trendlineLabel>
+    <cs:lnRef idx="0"/>
+    <cs:fillRef idx="0"/>
+    <cs:effectRef idx="0"/>
+    <cs:fontRef idx="minor">
+      <a:schemeClr val="tx1">
+        <a:lumMod val="50000"/>
+        <a:lumOff val="50000"/>
+      </a:schemeClr>
+    </cs:fontRef>
+    <cs:defRPr sz="900" kern="1200"/>
+  </cs:trendlineLabel>
+  <cs:upBar>
+    <cs:lnRef idx="0"/>
+    <cs:fillRef idx="0"/>
+    <cs:effectRef idx="0"/>
+    <cs:fontRef idx="minor">
+      <a:schemeClr val="dk1"/>
+    </cs:fontRef>
+    <cs:spPr>
+      <a:solidFill>
+        <a:schemeClr val="lt1"/>
+      </a:solidFill>
+      <a:ln w="9525">
+        <a:solidFill>
+          <a:schemeClr val="tx1">
+            <a:lumMod val="50000"/>
+            <a:lumOff val="50000"/>
+          </a:schemeClr>
+        </a:solidFill>
+      </a:ln>
+    </cs:spPr>
+  </cs:upBar>
+  <cs:valueAxis>
+    <cs:lnRef idx="0"/>
+    <cs:fillRef idx="0"/>
+    <cs:effectRef idx="0"/>
+    <cs:fontRef idx="minor">
+      <a:schemeClr val="tx1">
+        <a:lumMod val="50000"/>
+        <a:lumOff val="50000"/>
+      </a:schemeClr>
+    </cs:fontRef>
+    <cs:defRPr sz="900" kern="1200"/>
+  </cs:valueAxis>
+  <cs:wall>
+    <cs:lnRef idx="0"/>
+    <cs:fillRef idx="0"/>
+    <cs:effectRef idx="0"/>
+    <cs:fontRef idx="minor">
+      <a:schemeClr val="dk1"/>
+    </cs:fontRef>
+  </cs:wall>
+</cs:chartStyle>
+</file>
+
+<file path=word/charts/style3.xml><?xml version="1.0" encoding="utf-8"?>
+<cs:chartStyle xmlns:cs="http://schemas.microsoft.com/office/drawing/2012/chartStyle" xmlns:a="http://schemas.openxmlformats.org/drawingml/2006/main" id="254">
+  <cs:axisTitle>
+    <cs:lnRef idx="0"/>
+    <cs:fillRef idx="0"/>
+    <cs:effectRef idx="0"/>
+    <cs:fontRef idx="minor">
+      <a:schemeClr val="tx1">
+        <a:lumMod val="50000"/>
+        <a:lumOff val="50000"/>
+      </a:schemeClr>
+    </cs:fontRef>
+    <cs:defRPr sz="900" kern="1200" cap="all"/>
+  </cs:axisTitle>
+  <cs:categoryAxis>
+    <cs:lnRef idx="0"/>
+    <cs:fillRef idx="0"/>
+    <cs:effectRef idx="0"/>
+    <cs:fontRef idx="minor">
+      <a:schemeClr val="tx1">
+        <a:lumMod val="50000"/>
+        <a:lumOff val="50000"/>
+      </a:schemeClr>
+    </cs:fontRef>
+    <cs:spPr>
+      <a:ln w="9525" cap="flat" cmpd="sng" algn="ctr">
+        <a:solidFill>
+          <a:schemeClr val="tx1">
+            <a:lumMod val="15000"/>
+            <a:lumOff val="85000"/>
+          </a:schemeClr>
+        </a:solidFill>
+        <a:round/>
+      </a:ln>
+    </cs:spPr>
+    <cs:defRPr sz="900" kern="1200"/>
+  </cs:categoryAxis>
+  <cs:chartArea mods="allowNoFillOverride allowNoLineOverride">
+    <cs:lnRef idx="0"/>
+    <cs:fillRef idx="0"/>
+    <cs:effectRef idx="0"/>
+    <cs:fontRef idx="minor">
+      <a:schemeClr val="dk1"/>
+    </cs:fontRef>
+    <cs:spPr>
+      <a:solidFill>
+        <a:schemeClr val="bg1"/>
+      </a:solidFill>
+      <a:ln w="9525" cap="flat" cmpd="sng" algn="ctr">
+        <a:solidFill>
+          <a:schemeClr val="tx1">
+            <a:lumMod val="15000"/>
+            <a:lumOff val="85000"/>
+          </a:schemeClr>
+        </a:solidFill>
+        <a:round/>
+      </a:ln>
+    </cs:spPr>
+    <cs:defRPr sz="900" kern="1200"/>
+  </cs:chartArea>
+  <cs:dataLabel>
+    <cs:lnRef idx="0"/>
+    <cs:fillRef idx="0"/>
+    <cs:effectRef idx="0"/>
+    <cs:fontRef idx="minor">
+      <a:schemeClr val="tx1">
+        <a:lumMod val="65000"/>
+        <a:lumOff val="35000"/>
+      </a:schemeClr>
+    </cs:fontRef>
+    <cs:defRPr sz="900" kern="1200"/>
+  </cs:dataLabel>
+  <cs:dataLabelCallout>
+    <cs:lnRef idx="0"/>
+    <cs:fillRef idx="0"/>
+    <cs:effectRef idx="0"/>
+    <cs:fontRef idx="minor">
+      <a:schemeClr val="dk1">
+        <a:lumMod val="65000"/>
+        <a:lumOff val="35000"/>
+      </a:schemeClr>
+    </cs:fontRef>
+    <cs:spPr>
+      <a:solidFill>
+        <a:schemeClr val="lt1"/>
+      </a:solidFill>
+      <a:ln>
+        <a:solidFill>
+          <a:schemeClr val="dk1">
+            <a:lumMod val="25000"/>
+            <a:lumOff val="75000"/>
+          </a:schemeClr>
+        </a:solidFill>
+      </a:ln>
+    </cs:spPr>
+    <cs:defRPr sz="900" kern="1200"/>
+    <cs:bodyPr rot="0" spcFirstLastPara="1" vertOverflow="clip" horzOverflow="clip" vert="horz" wrap="square" lIns="36576" tIns="18288" rIns="36576" bIns="18288" anchor="ctr" anchorCtr="1">
+      <a:spAutoFit/>
+    </cs:bodyPr>
+  </cs:dataLabelCallout>
+  <cs:dataPoint>
+    <cs:lnRef idx="0">
+      <cs:styleClr val="auto"/>
+    </cs:lnRef>
+    <cs:fillRef idx="2">
+      <cs:styleClr val="auto"/>
+    </cs:fillRef>
+    <cs:effectRef idx="1"/>
+    <cs:fontRef idx="minor">
+      <a:schemeClr val="dk1"/>
+    </cs:fontRef>
+    <cs:spPr>
+      <a:ln w="9525" cap="flat" cmpd="sng" algn="ctr">
+        <a:solidFill>
+          <a:schemeClr val="phClr">
+            <a:shade val="95000"/>
+          </a:schemeClr>
+        </a:solidFill>
+        <a:round/>
+      </a:ln>
+    </cs:spPr>
+  </cs:dataPoint>
+  <cs:dataPoint3D>
+    <cs:lnRef idx="0"/>
+    <cs:fillRef idx="2">
+      <cs:styleClr val="auto"/>
+    </cs:fillRef>
+    <cs:effectRef idx="1"/>
+    <cs:fontRef idx="minor">
+      <a:schemeClr val="dk1"/>
+    </cs:fontRef>
+    <cs:spPr/>
+  </cs:dataPoint3D>
+  <cs:dataPointLine>
+    <cs:lnRef idx="0">
+      <cs:styleClr val="auto"/>
+    </cs:lnRef>
+    <cs:fillRef idx="2">
+      <cs:styleClr val="auto"/>
+    </cs:fillRef>
+    <cs:effectRef idx="1"/>
+    <cs:fontRef idx="minor">
+      <a:schemeClr val="dk1"/>
+    </cs:fontRef>
+    <cs:spPr>
+      <a:ln w="15875" cap="rnd">
+        <a:solidFill>
+          <a:schemeClr val="phClr"/>
+        </a:solidFill>
+        <a:round/>
+      </a:ln>
+    </cs:spPr>
+  </cs:dataPointLine>
+  <cs:dataPointMarker>
+    <cs:lnRef idx="0">
+      <cs:styleClr val="auto"/>
+    </cs:lnRef>
+    <cs:fillRef idx="2">
+      <cs:styleClr val="auto"/>
+    </cs:fillRef>
+    <cs:effectRef idx="1"/>
+    <cs:fontRef idx="minor">
+      <a:schemeClr val="dk1"/>
+    </cs:fontRef>
+    <cs:spPr>
+      <a:ln w="9525" cap="flat" cmpd="sng" algn="ctr">
+        <a:solidFill>
+          <a:schemeClr val="phClr">
+            <a:shade val="95000"/>
+          </a:schemeClr>
+        </a:solidFill>
+        <a:round/>
+      </a:ln>
+    </cs:spPr>
+  </cs:dataPointMarker>
+  <cs:dataPointMarkerLayout symbol="circle" size="4"/>
+  <cs:dataPointWireframe>
+    <cs:lnRef idx="0">
+      <cs:styleClr val="auto"/>
+    </cs:lnRef>
+    <cs:fillRef idx="2"/>
+    <cs:effectRef idx="0"/>
+    <cs:fontRef idx="minor">
+      <a:schemeClr val="dk1"/>
+    </cs:fontRef>
+    <cs:spPr>
+      <a:ln w="9525" cap="rnd">
+        <a:solidFill>
+          <a:schemeClr val="phClr"/>
+        </a:solidFill>
+        <a:round/>
+      </a:ln>
+    </cs:spPr>
+  </cs:dataPointWireframe>
+  <cs:dataTable>
+    <cs:lnRef idx="0"/>
+    <cs:fillRef idx="0"/>
+    <cs:effectRef idx="0"/>
+    <cs:fontRef idx="minor">
+      <a:schemeClr val="tx1">
+        <a:lumMod val="50000"/>
+        <a:lumOff val="50000"/>
+      </a:schemeClr>
+    </cs:fontRef>
+    <cs:spPr>
+      <a:ln w="9525">
+        <a:solidFill>
+          <a:schemeClr val="tx1">
+            <a:lumMod val="15000"/>
+            <a:lumOff val="85000"/>
+          </a:schemeClr>
+        </a:solidFill>
+      </a:ln>
+    </cs:spPr>
+    <cs:defRPr sz="900" kern="1200"/>
+  </cs:dataTable>
+  <cs:downBar>
+    <cs:lnRef idx="0"/>
+    <cs:fillRef idx="0"/>
+    <cs:effectRef idx="0"/>
+    <cs:fontRef idx="minor">
+      <a:schemeClr val="dk1"/>
+    </cs:fontRef>
+    <cs:spPr>
+      <a:solidFill>
+        <a:schemeClr val="dk1">
+          <a:lumMod val="75000"/>
+          <a:lumOff val="25000"/>
+        </a:schemeClr>
+      </a:solidFill>
+      <a:ln w="9525">
+        <a:solidFill>
+          <a:schemeClr val="tx1">
+            <a:lumMod val="50000"/>
+            <a:lumOff val="50000"/>
+          </a:schemeClr>
+        </a:solidFill>
+      </a:ln>
+    </cs:spPr>
+  </cs:downBar>
+  <cs:dropLine>
+    <cs:lnRef idx="0"/>
+    <cs:fillRef idx="0"/>
+    <cs:effectRef idx="0"/>
+    <cs:fontRef idx="minor">
+      <a:schemeClr val="dk1"/>
+    </cs:fontRef>
+    <cs:spPr>
+      <a:ln w="9525">
+        <a:solidFill>
+          <a:schemeClr val="tx1">
+            <a:lumMod val="35000"/>
+            <a:lumOff val="65000"/>
+          </a:schemeClr>
+        </a:solidFill>
+        <a:prstDash val="dash"/>
+      </a:ln>
+    </cs:spPr>
+  </cs:dropLine>
+  <cs:errorBar>
+    <cs:lnRef idx="0"/>
+    <cs:fillRef idx="0"/>
+    <cs:effectRef idx="0"/>
+    <cs:fontRef idx="minor">
+      <a:schemeClr val="dk1"/>
+    </cs:fontRef>
+    <cs:spPr>
+      <a:ln w="9525">
+        <a:solidFill>
+          <a:schemeClr val="tx1">
+            <a:lumMod val="50000"/>
+            <a:lumOff val="50000"/>
+          </a:schemeClr>
+        </a:solidFill>
+      </a:ln>
+    </cs:spPr>
+  </cs:errorBar>
+  <cs:floor>
+    <cs:lnRef idx="0"/>
+    <cs:fillRef idx="0"/>
+    <cs:effectRef idx="0"/>
+    <cs:fontRef idx="minor">
+      <a:schemeClr val="dk1"/>
+    </cs:fontRef>
+  </cs:floor>
+  <cs:gridlineMajor>
+    <cs:lnRef idx="0"/>
+    <cs:fillRef idx="0"/>
+    <cs:effectRef idx="0"/>
+    <cs:fontRef idx="minor">
+      <a:schemeClr val="dk1"/>
+    </cs:fontRef>
+    <cs:spPr>
+      <a:ln w="9525" cap="flat" cmpd="sng" algn="ctr">
+        <a:solidFill>
+          <a:schemeClr val="tx1">
+            <a:lumMod val="15000"/>
+            <a:lumOff val="85000"/>
+          </a:schemeClr>
+        </a:solidFill>
+        <a:round/>
+      </a:ln>
+    </cs:spPr>
+  </cs:gridlineMajor>
+  <cs:gridlineMinor>
+    <cs:lnRef idx="0"/>
+    <cs:fillRef idx="0"/>
+    <cs:effectRef idx="0"/>
+    <cs:fontRef idx="minor">
+      <a:schemeClr val="dk1"/>
+    </cs:fontRef>
+    <cs:spPr>
+      <a:ln>
+        <a:solidFill>
+          <a:schemeClr val="tx1">
+            <a:lumMod val="5000"/>
+            <a:lumOff val="95000"/>
+          </a:schemeClr>
+        </a:solidFill>
+      </a:ln>
+    </cs:spPr>
+  </cs:gridlineMinor>
+  <cs:hiLoLine>
+    <cs:lnRef idx="0"/>
+    <cs:fillRef idx="0"/>
+    <cs:effectRef idx="0"/>
+    <cs:fontRef idx="minor">
+      <a:schemeClr val="dk1"/>
+    </cs:fontRef>
+    <cs:spPr>
+      <a:ln w="9525">
+        <a:solidFill>
+          <a:schemeClr val="tx1">
+            <a:lumMod val="50000"/>
+            <a:lumOff val="50000"/>
+          </a:schemeClr>
+        </a:solidFill>
+        <a:prstDash val="dash"/>
+      </a:ln>
+    </cs:spPr>
+  </cs:hiLoLine>
+  <cs:leaderLine>
+    <cs:lnRef idx="0"/>
+    <cs:fillRef idx="0"/>
+    <cs:effectRef idx="0"/>
+    <cs:fontRef idx="minor">
+      <a:schemeClr val="dk1"/>
+    </cs:fontRef>
+    <cs:spPr>
+      <a:ln w="9525">
+        <a:solidFill>
+          <a:schemeClr val="tx1">
+            <a:lumMod val="35000"/>
+            <a:lumOff val="65000"/>
+          </a:schemeClr>
+        </a:solidFill>
+      </a:ln>
+    </cs:spPr>
+  </cs:leaderLine>
+  <cs:legend>
+    <cs:lnRef idx="0"/>
+    <cs:fillRef idx="0"/>
+    <cs:effectRef idx="0"/>
+    <cs:fontRef idx="minor">
+      <a:schemeClr val="tx1">
+        <a:lumMod val="50000"/>
+        <a:lumOff val="50000"/>
+      </a:schemeClr>
+    </cs:fontRef>
+    <cs:defRPr sz="900" kern="1200"/>
+  </cs:legend>
+  <cs:plotArea mods="allowNoFillOverride allowNoLineOverride">
+    <cs:lnRef idx="0"/>
+    <cs:fillRef idx="0"/>
+    <cs:effectRef idx="0"/>
+    <cs:fontRef idx="minor">
+      <a:schemeClr val="dk1"/>
+    </cs:fontRef>
+  </cs:plotArea>
+  <cs:plotArea3D mods="allowNoFillOverride allowNoLineOverride">
+    <cs:lnRef idx="0"/>
+    <cs:fillRef idx="0"/>
+    <cs:effectRef idx="0"/>
+    <cs:fontRef idx="minor">
+      <a:schemeClr val="dk1"/>
+    </cs:fontRef>
+  </cs:plotArea3D>
+  <cs:seriesAxis>
+    <cs:lnRef idx="0"/>
+    <cs:fillRef idx="0"/>
+    <cs:effectRef idx="0"/>
+    <cs:fontRef idx="minor">
+      <a:schemeClr val="tx1">
+        <a:lumMod val="50000"/>
+        <a:lumOff val="50000"/>
+      </a:schemeClr>
+    </cs:fontRef>
+    <cs:spPr>
+      <a:ln w="9525" cap="flat" cmpd="sng" algn="ctr">
+        <a:solidFill>
+          <a:schemeClr val="tx1">
+            <a:lumMod val="15000"/>
+            <a:lumOff val="85000"/>
+          </a:schemeClr>
+        </a:solidFill>
+        <a:round/>
+      </a:ln>
+    </cs:spPr>
+    <cs:defRPr sz="900" kern="1200"/>
+  </cs:seriesAxis>
+  <cs:seriesLine>
+    <cs:lnRef idx="0"/>
+    <cs:fillRef idx="0"/>
+    <cs:effectRef idx="0"/>
+    <cs:fontRef idx="minor">
+      <a:schemeClr val="dk1"/>
+    </cs:fontRef>
+    <cs:spPr>
+      <a:ln w="9525">
+        <a:solidFill>
+          <a:schemeClr val="tx1">
+            <a:lumMod val="35000"/>
+            <a:lumOff val="65000"/>
+          </a:schemeClr>
+        </a:solidFill>
+        <a:prstDash val="dash"/>
+      </a:ln>
+    </cs:spPr>
+  </cs:seriesLine>
+  <cs:title>
+    <cs:lnRef idx="0"/>
+    <cs:fillRef idx="0"/>
+    <cs:effectRef idx="0"/>
+    <cs:fontRef idx="minor">
+      <a:schemeClr val="tx1">
+        <a:lumMod val="50000"/>
+        <a:lumOff val="50000"/>
+      </a:schemeClr>
+    </cs:fontRef>
+    <cs:defRPr sz="1400" kern="1200" cap="none" spc="20" baseline="0"/>
+  </cs:title>
+  <cs:trendline>
+    <cs:lnRef idx="0">
+      <cs:styleClr val="auto"/>
+    </cs:lnRef>
+    <cs:fillRef idx="2"/>
+    <cs:effectRef idx="0"/>
+    <cs:fontRef idx="minor">
+      <a:schemeClr val="dk1"/>
+    </cs:fontRef>
+    <cs:spPr>
+      <a:ln w="9525" cap="rnd">
+        <a:solidFill>
+          <a:schemeClr val="phClr"/>
+        </a:solidFill>
+      </a:ln>
+    </cs:spPr>
+  </cs:trendline>
+  <cs:trendlineLabel>
+    <cs:lnRef idx="0"/>
+    <cs:fillRef idx="0"/>
+    <cs:effectRef idx="0"/>
+    <cs:fontRef idx="minor">
+      <a:schemeClr val="tx1">
+        <a:lumMod val="50000"/>
+        <a:lumOff val="50000"/>
+      </a:schemeClr>
+    </cs:fontRef>
+    <cs:defRPr sz="900" kern="1200"/>
+  </cs:trendlineLabel>
+  <cs:upBar>
+    <cs:lnRef idx="0"/>
+    <cs:fillRef idx="0"/>
+    <cs:effectRef idx="0"/>
+    <cs:fontRef idx="minor">
+      <a:schemeClr val="dk1"/>
+    </cs:fontRef>
+    <cs:spPr>
+      <a:solidFill>
+        <a:schemeClr val="lt1"/>
+      </a:solidFill>
+      <a:ln w="9525">
+        <a:solidFill>
+          <a:schemeClr val="tx1">
+            <a:lumMod val="50000"/>
+            <a:lumOff val="50000"/>
+          </a:schemeClr>
+        </a:solidFill>
+      </a:ln>
+    </cs:spPr>
+  </cs:upBar>
+  <cs:valueAxis>
+    <cs:lnRef idx="0"/>
+    <cs:fillRef idx="0"/>
+    <cs:effectRef idx="0"/>
+    <cs:fontRef idx="minor">
+      <a:schemeClr val="tx1">
+        <a:lumMod val="50000"/>
+        <a:lumOff val="50000"/>
+      </a:schemeClr>
+    </cs:fontRef>
+    <cs:defRPr sz="900" kern="1200"/>
+  </cs:valueAxis>
+  <cs:wall>
+    <cs:lnRef idx="0"/>
+    <cs:fillRef idx="0"/>
+    <cs:effectRef idx="0"/>
+    <cs:fontRef idx="minor">
+      <a:schemeClr val="dk1"/>
+    </cs:fontRef>
+  </cs:wall>
+</cs:chartStyle>
+</file>
+
+<file path=word/charts/style4.xml><?xml version="1.0" encoding="utf-8"?>
+<cs:chartStyle xmlns:cs="http://schemas.microsoft.com/office/drawing/2012/chartStyle" xmlns:a="http://schemas.openxmlformats.org/drawingml/2006/main" id="297">
+  <cs:axisTitle>
+    <cs:lnRef idx="0"/>
+    <cs:fillRef idx="0"/>
+    <cs:effectRef idx="0"/>
+    <cs:fontRef idx="minor">
+      <a:schemeClr val="tx1">
+        <a:lumMod val="65000"/>
+        <a:lumOff val="35000"/>
+      </a:schemeClr>
+    </cs:fontRef>
+    <cs:defRPr sz="1000" kern="1200"/>
+  </cs:axisTitle>
+  <cs:categoryAxis>
+    <cs:lnRef idx="0"/>
+    <cs:fillRef idx="0"/>
+    <cs:effectRef idx="0"/>
+    <cs:fontRef idx="minor">
+      <a:schemeClr val="tx1">
+        <a:lumMod val="65000"/>
+        <a:lumOff val="35000"/>
+      </a:schemeClr>
+    </cs:fontRef>
+    <cs:spPr>
+      <a:ln w="9525" cap="flat" cmpd="sng" algn="ctr">
+        <a:solidFill>
+          <a:schemeClr val="tx1">
+            <a:lumMod val="15000"/>
+            <a:lumOff val="85000"/>
+          </a:schemeClr>
+        </a:solidFill>
+        <a:round/>
+      </a:ln>
+    </cs:spPr>
+    <cs:defRPr sz="900" kern="1200"/>
+  </cs:categoryAxis>
+  <cs:chartArea mods="allowNoFillOverride allowNoLineOverride">
+    <cs:lnRef idx="0"/>
+    <cs:fillRef idx="0"/>
+    <cs:effectRef idx="0"/>
+    <cs:fontRef idx="minor">
+      <a:schemeClr val="tx1"/>
+    </cs:fontRef>
+    <cs:spPr>
+      <a:solidFill>
+        <a:schemeClr val="bg1"/>
+      </a:solidFill>
+      <a:ln w="9525" cap="flat" cmpd="sng" algn="ctr">
+        <a:solidFill>
+          <a:schemeClr val="tx1">
+            <a:lumMod val="15000"/>
+            <a:lumOff val="85000"/>
+          </a:schemeClr>
+        </a:solidFill>
+        <a:round/>
+      </a:ln>
+    </cs:spPr>
+    <cs:defRPr sz="1000" kern="1200"/>
+  </cs:chartArea>
+  <cs:dataLabel>
+    <cs:lnRef idx="0"/>
+    <cs:fillRef idx="0"/>
+    <cs:effectRef idx="0"/>
+    <cs:fontRef idx="minor">
+      <a:schemeClr val="tx1">
+        <a:lumMod val="75000"/>
+        <a:lumOff val="25000"/>
+      </a:schemeClr>
+    </cs:fontRef>
+    <cs:defRPr sz="900" kern="1200"/>
+  </cs:dataLabel>
+  <cs:dataLabelCallout>
+    <cs:lnRef idx="0"/>
+    <cs:fillRef idx="0"/>
+    <cs:effectRef idx="0"/>
+    <cs:fontRef idx="minor">
+      <a:schemeClr val="dk1">
+        <a:lumMod val="65000"/>
+        <a:lumOff val="35000"/>
+      </a:schemeClr>
+    </cs:fontRef>
+    <cs:spPr>
+      <a:solidFill>
+        <a:schemeClr val="lt1"/>
+      </a:solidFill>
+      <a:ln>
+        <a:solidFill>
+          <a:schemeClr val="dk1">
+            <a:lumMod val="25000"/>
+            <a:lumOff val="75000"/>
+          </a:schemeClr>
+        </a:solidFill>
+      </a:ln>
+    </cs:spPr>
+    <cs:defRPr sz="900" kern="1200"/>
+    <cs:bodyPr rot="0" spcFirstLastPara="1" vertOverflow="clip" horzOverflow="clip" vert="horz" wrap="square" lIns="36576" tIns="18288" rIns="36576" bIns="18288" anchor="ctr" anchorCtr="1">
+      <a:spAutoFit/>
+    </cs:bodyPr>
+  </cs:dataLabelCallout>
+  <cs:dataPoint>
+    <cs:lnRef idx="0"/>
+    <cs:fillRef idx="1">
+      <cs:styleClr val="auto"/>
+    </cs:fillRef>
+    <cs:effectRef idx="0"/>
+    <cs:fontRef idx="minor">
+      <a:schemeClr val="tx1"/>
+    </cs:fontRef>
+  </cs:dataPoint>
+  <cs:dataPoint3D>
+    <cs:lnRef idx="0"/>
+    <cs:fillRef idx="1">
+      <cs:styleClr val="auto"/>
+    </cs:fillRef>
+    <cs:effectRef idx="0"/>
+    <cs:fontRef idx="minor">
+      <a:schemeClr val="tx1"/>
+    </cs:fontRef>
+  </cs:dataPoint3D>
+  <cs:dataPointLine>
+    <cs:lnRef idx="0">
+      <cs:styleClr val="auto"/>
+    </cs:lnRef>
+    <cs:fillRef idx="1"/>
+    <cs:effectRef idx="0"/>
+    <cs:fontRef idx="minor">
+      <a:schemeClr val="tx1"/>
+    </cs:fontRef>
+    <cs:spPr>
+      <a:ln w="28575" cap="rnd">
+        <a:solidFill>
+          <a:schemeClr val="phClr"/>
+        </a:solidFill>
+        <a:round/>
+      </a:ln>
+    </cs:spPr>
+  </cs:dataPointLine>
+  <cs:dataPointMarker>
+    <cs:lnRef idx="0">
+      <cs:styleClr val="auto"/>
+    </cs:lnRef>
+    <cs:fillRef idx="1">
+      <cs:styleClr val="auto"/>
+    </cs:fillRef>
+    <cs:effectRef idx="0"/>
+    <cs:fontRef idx="minor">
+      <a:schemeClr val="tx1"/>
+    </cs:fontRef>
+    <cs:spPr>
+      <a:ln w="9525">
+        <a:solidFill>
+          <a:schemeClr val="phClr"/>
+        </a:solidFill>
+      </a:ln>
+    </cs:spPr>
+  </cs:dataPointMarker>
+  <cs:dataPointMarkerLayout symbol="circle" size="5"/>
+  <cs:dataPointWireframe>
+    <cs:lnRef idx="0">
+      <cs:styleClr val="auto"/>
+    </cs:lnRef>
+    <cs:fillRef idx="1"/>
+    <cs:effectRef idx="0"/>
+    <cs:fontRef idx="minor">
+      <a:schemeClr val="tx1"/>
+    </cs:fontRef>
+    <cs:spPr>
+      <a:ln w="9525" cap="rnd">
+        <a:solidFill>
+          <a:schemeClr val="phClr"/>
+        </a:solidFill>
+        <a:round/>
+      </a:ln>
+    </cs:spPr>
+  </cs:dataPointWireframe>
+  <cs:dataTable>
+    <cs:lnRef idx="0"/>
+    <cs:fillRef idx="0"/>
+    <cs:effectRef idx="0"/>
+    <cs:fontRef idx="minor">
+      <a:schemeClr val="tx1">
+        <a:lumMod val="65000"/>
+        <a:lumOff val="35000"/>
+      </a:schemeClr>
+    </cs:fontRef>
+    <cs:spPr>
+      <a:noFill/>
+      <a:ln w="9525" cap="flat" cmpd="sng" algn="ctr">
+        <a:solidFill>
+          <a:schemeClr val="tx1">
+            <a:lumMod val="15000"/>
+            <a:lumOff val="85000"/>
+          </a:schemeClr>
+        </a:solidFill>
+        <a:round/>
+      </a:ln>
+    </cs:spPr>
+    <cs:defRPr sz="900" kern="1200"/>
+  </cs:dataTable>
+  <cs:downBar>
+    <cs:lnRef idx="0"/>
+    <cs:fillRef idx="0"/>
+    <cs:effectRef idx="0"/>
+    <cs:fontRef idx="minor">
+      <a:schemeClr val="tx1"/>
+    </cs:fontRef>
+    <cs:spPr>
+      <a:solidFill>
+        <a:schemeClr val="dk1">
+          <a:lumMod val="75000"/>
+          <a:lumOff val="25000"/>
+        </a:schemeClr>
+      </a:solidFill>
+      <a:ln w="9525" cap="flat" cmpd="sng" algn="ctr">
+        <a:solidFill>
+          <a:schemeClr val="tx1">
+            <a:lumMod val="65000"/>
+            <a:lumOff val="35000"/>
+          </a:schemeClr>
+        </a:solidFill>
+        <a:round/>
+      </a:ln>
+    </cs:spPr>
+  </cs:downBar>
+  <cs:dropLine>
+    <cs:lnRef idx="0"/>
+    <cs:fillRef idx="0"/>
+    <cs:effectRef idx="0"/>
+    <cs:fontRef idx="minor">
+      <a:schemeClr val="tx1"/>
+    </cs:fontRef>
+    <cs:spPr>
+      <a:ln w="9525" cap="flat" cmpd="sng" algn="ctr">
+        <a:solidFill>
+          <a:schemeClr val="tx1">
+            <a:lumMod val="35000"/>
+            <a:lumOff val="65000"/>
+          </a:schemeClr>
+        </a:solidFill>
+        <a:round/>
+      </a:ln>
+    </cs:spPr>
+  </cs:dropLine>
+  <cs:errorBar>
+    <cs:lnRef idx="0"/>
+    <cs:fillRef idx="0"/>
+    <cs:effectRef idx="0"/>
+    <cs:fontRef idx="minor">
+      <a:schemeClr val="tx1"/>
+    </cs:fontRef>
+    <cs:spPr>
+      <a:ln w="9525" cap="flat" cmpd="sng" algn="ctr">
+        <a:solidFill>
+          <a:schemeClr val="tx1">
+            <a:lumMod val="65000"/>
+            <a:lumOff val="35000"/>
+          </a:schemeClr>
+        </a:solidFill>
+        <a:round/>
+      </a:ln>
+    </cs:spPr>
+  </cs:errorBar>
+  <cs:floor>
+    <cs:lnRef idx="0"/>
+    <cs:fillRef idx="0"/>
+    <cs:effectRef idx="0"/>
+    <cs:fontRef idx="minor">
+      <a:schemeClr val="tx1"/>
+    </cs:fontRef>
+    <cs:spPr>
+      <a:noFill/>
+      <a:ln>
+        <a:noFill/>
+      </a:ln>
+    </cs:spPr>
+  </cs:floor>
+  <cs:gridlineMajor>
+    <cs:lnRef idx="0"/>
+    <cs:fillRef idx="0"/>
+    <cs:effectRef idx="0"/>
+    <cs:fontRef idx="minor">
+      <a:schemeClr val="tx1"/>
+    </cs:fontRef>
+    <cs:spPr>
+      <a:ln w="9525" cap="flat" cmpd="sng" algn="ctr">
+        <a:solidFill>
+          <a:schemeClr val="tx1">
+            <a:lumMod val="15000"/>
+            <a:lumOff val="85000"/>
+          </a:schemeClr>
+        </a:solidFill>
+        <a:round/>
+      </a:ln>
+    </cs:spPr>
+  </cs:gridlineMajor>
+  <cs:gridlineMinor>
+    <cs:lnRef idx="0"/>
+    <cs:fillRef idx="0"/>
+    <cs:effectRef idx="0"/>
+    <cs:fontRef idx="minor">
+      <a:schemeClr val="tx1"/>
+    </cs:fontRef>
+    <cs:spPr>
+      <a:ln w="9525" cap="flat" cmpd="sng" algn="ctr">
+        <a:solidFill>
+          <a:schemeClr val="tx1">
+            <a:lumMod val="5000"/>
+            <a:lumOff val="95000"/>
+          </a:schemeClr>
+        </a:solidFill>
+        <a:round/>
+      </a:ln>
+    </cs:spPr>
+  </cs:gridlineMinor>
+  <cs:hiLoLine>
+    <cs:lnRef idx="0"/>
+    <cs:fillRef idx="0"/>
+    <cs:effectRef idx="0"/>
+    <cs:fontRef idx="minor">
+      <a:schemeClr val="tx1"/>
+    </cs:fontRef>
+    <cs:spPr>
+      <a:ln w="9525" cap="flat" cmpd="sng" algn="ctr">
+        <a:solidFill>
+          <a:schemeClr val="tx1">
+            <a:lumMod val="50000"/>
+            <a:lumOff val="50000"/>
+          </a:schemeClr>
+        </a:solidFill>
+        <a:round/>
+      </a:ln>
+    </cs:spPr>
+  </cs:hiLoLine>
+  <cs:leaderLine>
+    <cs:lnRef idx="0"/>
+    <cs:fillRef idx="0"/>
+    <cs:effectRef idx="0"/>
+    <cs:fontRef idx="minor">
+      <a:schemeClr val="tx1"/>
+    </cs:fontRef>
+    <cs:spPr>
+      <a:ln w="9525" cap="flat" cmpd="sng" algn="ctr">
+        <a:solidFill>
+          <a:schemeClr val="tx1">
+            <a:lumMod val="35000"/>
+            <a:lumOff val="65000"/>
+          </a:schemeClr>
+        </a:solidFill>
+        <a:round/>
+      </a:ln>
+    </cs:spPr>
+  </cs:leaderLine>
+  <cs:legend>
+    <cs:lnRef idx="0"/>
+    <cs:fillRef idx="0"/>
+    <cs:effectRef idx="0"/>
+    <cs:fontRef idx="minor">
+      <a:schemeClr val="tx1">
+        <a:lumMod val="65000"/>
+        <a:lumOff val="35000"/>
+      </a:schemeClr>
+    </cs:fontRef>
+    <cs:defRPr sz="900" kern="1200"/>
+  </cs:legend>
+  <cs:plotArea mods="allowNoFillOverride allowNoLineOverride">
+    <cs:lnRef idx="0"/>
+    <cs:fillRef idx="0"/>
+    <cs:effectRef idx="0"/>
+    <cs:fontRef idx="minor">
+      <a:schemeClr val="tx1"/>
+    </cs:fontRef>
+  </cs:plotArea>
+  <cs:plotArea3D mods="allowNoFillOverride allowNoLineOverride">
+    <cs:lnRef idx="0"/>
+    <cs:fillRef idx="0"/>
+    <cs:effectRef idx="0"/>
+    <cs:fontRef idx="minor">
+      <a:schemeClr val="tx1"/>
+    </cs:fontRef>
+  </cs:plotArea3D>
+  <cs:seriesAxis>
+    <cs:lnRef idx="0"/>
+    <cs:fillRef idx="0"/>
+    <cs:effectRef idx="0"/>
+    <cs:fontRef idx="minor">
+      <a:schemeClr val="tx1">
+        <a:lumMod val="65000"/>
+        <a:lumOff val="35000"/>
+      </a:schemeClr>
+    </cs:fontRef>
+    <cs:defRPr sz="900" kern="1200"/>
+  </cs:seriesAxis>
+  <cs:seriesLine>
+    <cs:lnRef idx="0"/>
+    <cs:fillRef idx="0"/>
+    <cs:effectRef idx="0"/>
+    <cs:fontRef idx="minor">
+      <a:schemeClr val="tx1"/>
+    </cs:fontRef>
+    <cs:spPr>
+      <a:ln w="9525" cap="flat" cmpd="sng" algn="ctr">
+        <a:solidFill>
+          <a:schemeClr val="tx1">
+            <a:lumMod val="35000"/>
+            <a:lumOff val="65000"/>
+          </a:schemeClr>
+        </a:solidFill>
+        <a:round/>
+      </a:ln>
+    </cs:spPr>
+  </cs:seriesLine>
+  <cs:title>
+    <cs:lnRef idx="0"/>
+    <cs:fillRef idx="0"/>
+    <cs:effectRef idx="0"/>
+    <cs:fontRef idx="minor">
+      <a:schemeClr val="tx1">
+        <a:lumMod val="65000"/>
+        <a:lumOff val="35000"/>
+      </a:schemeClr>
+    </cs:fontRef>
+    <cs:defRPr sz="1400" b="0" kern="1200" spc="0" baseline="0"/>
+  </cs:title>
+  <cs:trendline>
+    <cs:lnRef idx="0">
+      <cs:styleClr val="auto"/>
+    </cs:lnRef>
+    <cs:fillRef idx="0"/>
+    <cs:effectRef idx="0"/>
+    <cs:fontRef idx="minor">
+      <a:schemeClr val="tx1"/>
+    </cs:fontRef>
+    <cs:spPr>
+      <a:ln w="19050" cap="rnd">
+        <a:solidFill>
+          <a:schemeClr val="phClr"/>
+        </a:solidFill>
+        <a:prstDash val="sysDot"/>
+      </a:ln>
+    </cs:spPr>
+  </cs:trendline>
+  <cs:trendlineLabel>
+    <cs:lnRef idx="0"/>
+    <cs:fillRef idx="0"/>
+    <cs:effectRef idx="0"/>
+    <cs:fontRef idx="minor">
+      <a:schemeClr val="tx1">
+        <a:lumMod val="65000"/>
+        <a:lumOff val="35000"/>
+      </a:schemeClr>
+    </cs:fontRef>
+    <cs:defRPr sz="900" kern="1200"/>
+  </cs:trendlineLabel>
+  <cs:upBar>
+    <cs:lnRef idx="0"/>
+    <cs:fillRef idx="0"/>
+    <cs:effectRef idx="0"/>
+    <cs:fontRef idx="minor">
+      <a:schemeClr val="tx1"/>
+    </cs:fontRef>
+    <cs:spPr>
+      <a:solidFill>
+        <a:schemeClr val="lt1"/>
+      </a:solidFill>
+      <a:ln w="9525" cap="flat" cmpd="sng" algn="ctr">
+        <a:solidFill>
+          <a:schemeClr val="tx1">
+            <a:lumMod val="65000"/>
+            <a:lumOff val="35000"/>
+          </a:schemeClr>
+        </a:solidFill>
+        <a:round/>
+      </a:ln>
+    </cs:spPr>
+  </cs:upBar>
+  <cs:valueAxis>
+    <cs:lnRef idx="0"/>
+    <cs:fillRef idx="0"/>
+    <cs:effectRef idx="0"/>
+    <cs:fontRef idx="minor">
+      <a:schemeClr val="tx1">
+        <a:lumMod val="65000"/>
+        <a:lumOff val="35000"/>
+      </a:schemeClr>
+    </cs:fontRef>
+    <cs:defRPr sz="900" kern="1200"/>
+  </cs:valueAxis>
+  <cs:wall>
+    <cs:lnRef idx="0"/>
+    <cs:fillRef idx="0"/>
+    <cs:effectRef idx="0"/>
+    <cs:fontRef idx="minor">
+      <a:schemeClr val="tx1"/>
+    </cs:fontRef>
+    <cs:spPr>
+      <a:noFill/>
+      <a:ln>
+        <a:noFill/>
+      </a:ln>
+    </cs:spPr>
+  </cs:wall>
+</cs:chartStyle>
 </file>
 
 <file path=word/theme/theme1.xml><?xml version="1.0" encoding="utf-8"?>
@@ -10881,4 +16375,16 @@
     </a:ext>
   </a:extLst>
 </a:theme>
+</file>
+
+<file path=customXml/item1.xml><?xml version="1.0" encoding="utf-8"?>
+<b:Sources xmlns:b="http://schemas.openxmlformats.org/officeDocument/2006/bibliography" xmlns="http://schemas.openxmlformats.org/officeDocument/2006/bibliography" SelectedStyle="\APASixthEditionOfficeOnline.xsl" StyleName="APA" Version="6"/>
+</file>
+
+<file path=customXml/itemProps1.xml><?xml version="1.0" encoding="utf-8"?>
+<ds:datastoreItem xmlns:ds="http://schemas.openxmlformats.org/officeDocument/2006/customXml" ds:itemID="{C17F8214-215D-4F6E-AEE5-E0004EDCDE5D}">
+  <ds:schemaRefs>
+    <ds:schemaRef ds:uri="http://schemas.openxmlformats.org/officeDocument/2006/bibliography"/>
+  </ds:schemaRefs>
+</ds:datastoreItem>
 </file>